--- a/report-templates/templates/web/isec-web-annotated.docx
+++ b/report-templates/templates/web/isec-web-annotated.docx
@@ -233,7 +233,7 @@
                                     <w:szCs w:val="26"/>
                                     <w:lang w:val="en-US"/>
                                   </w:rPr>
-                                  <w:t xml:space="preserve">${today MMMM d, yyyy}</w:t>
+                                  <w:t xml:space="preserve">${issue_date}</w:t>
                                 </w:r>
                               </w:p>
                               <w:p>
@@ -286,7 +286,7 @@
                               <w:szCs w:val="26"/>
                               <w:lang w:val="en-US"/>
                             </w:rPr>
-                            <w:t xml:space="preserve">${today MMMM d, yyyy}</w:t>
+                            <w:t xml:space="preserve">${issue_date}</w:t>
                           </w:r>
                         </w:p>
                         <w:p>
@@ -2597,7 +2597,7 @@
               <w:rPr>
                 <w:color w:val="000000" w:themeColor="text1"/>
               </w:rPr>
-              <w:t>${asmtClient} ${project_name}</w:t>
+              <w:t>${asmtClient_short_name} ${project_name}</w:t>
             </w:r>
             <w:r>
               <w:rPr>
@@ -2768,7 +2768,7 @@
               <w:rPr>
                 <w:color w:val="000000" w:themeColor="text1"/>
               </w:rPr>
-              <w:t xml:space="preserve">${today MMMM d, yyyy}</w:t>
+              <w:t xml:space="preserve">${issue_date}</w:t>
             </w:r>
             <w:r>
               <w:rPr>
@@ -3295,6 +3295,7 @@
         <w:tc>
           <w:tcPr>
             <w:tcW w:w="1478" w:type="pct"/>
+            <w:vMerge w:val="restart"/>
             <w:tcBorders>
               <w:top w:val="single" w:sz="4" w:space="0" w:color="BFBFBF"/>
               <w:left w:val="single" w:sz="4" w:space="0" w:color="BFBFBF"/>
@@ -3311,13 +3312,14 @@
             </w:pPr>
             <w:r>
               <w:rPr/>
-              <w:t>${asmtAssessors_Comma}</w:t>
+              <w:t>${asmtAssessors_Lines}</w:t>
             </w:r>
           </w:p>
         </w:tc>
         <w:tc>
           <w:tcPr>
             <w:tcW w:w="1005" w:type="pct"/>
+            <w:vMerge w:val="restart"/>
             <w:tcBorders>
               <w:top w:val="single" w:sz="4" w:space="0" w:color="BFBFBF"/>
               <w:left w:val="single" w:sz="4" w:space="0" w:color="BFBFBF"/>
@@ -3333,6 +3335,140 @@
             </w:pPr>
             <w:r>
               <w:t>${asmt_phase}</w:t>
+            </w:r>
+          </w:p>
+        </w:tc>
+      </w:tr>
+      <w:tr>
+        <w:tc>
+          <w:tcPr>
+            <w:tcW w:w="611" w:type="pct"/>
+            <w:vMerge/>
+            <w:tcBorders>
+              <w:top w:val="single" w:sz="4" w:space="0" w:color="BFBFBF"/>
+              <w:left w:val="single" w:sz="4" w:space="0" w:color="BFBFBF"/>
+              <w:bottom w:val="single" w:sz="4" w:space="0" w:color="BFBFBF"/>
+              <w:right w:val="single" w:sz="4" w:space="0" w:color="BFBFBF"/>
+            </w:tcBorders>
+            <w:vAlign w:val="center"/>
+          </w:tcPr>
+          <w:p>
+            <w:pPr>
+              <w:spacing w:before="80" w:after="80" w:line="276" w:lineRule="auto"/>
+              <w:jc w:val="center"/>
+            </w:pPr>
+            <w:r>
+              <w:t/>
+            </w:r>
+          </w:p>
+        </w:tc>
+        <w:tc>
+          <w:tcPr>
+            <w:tcW w:w="636" w:type="pct"/>
+            <w:vMerge/>
+            <w:tcBorders>
+              <w:top w:val="single" w:sz="4" w:space="0" w:color="BFBFBF"/>
+              <w:left w:val="single" w:sz="4" w:space="0" w:color="BFBFBF"/>
+              <w:bottom w:val="single" w:sz="4" w:space="0" w:color="BFBFBF"/>
+              <w:right w:val="single" w:sz="4" w:space="0" w:color="BFBFBF"/>
+            </w:tcBorders>
+            <w:vAlign w:val="center"/>
+          </w:tcPr>
+          <w:p>
+            <w:pPr>
+              <w:spacing w:before="80" w:after="80" w:line="276" w:lineRule="auto"/>
+              <w:jc w:val="center"/>
+            </w:pPr>
+            <w:r>
+              <w:t/>
+            </w:r>
+          </w:p>
+        </w:tc>
+        <w:tc>
+          <w:tcPr>
+            <w:tcW w:w="636" w:type="pct"/>
+            <w:tcBorders>
+              <w:top w:val="single" w:sz="4" w:space="0" w:color="BFBFBF"/>
+              <w:left w:val="single" w:sz="4" w:space="0" w:color="BFBFBF"/>
+              <w:bottom w:val="single" w:sz="4" w:space="0" w:color="BFBFBF"/>
+              <w:right w:val="single" w:sz="4" w:space="0" w:color="BFBFBF"/>
+            </w:tcBorders>
+            <w:vAlign w:val="center"/>
+          </w:tcPr>
+          <w:p>
+            <w:pPr>
+              <w:spacing w:before="80" w:after="80" w:line="276" w:lineRule="auto"/>
+              <w:jc w:val="center"/>
+            </w:pPr>
+            <w:r>
+              <w:t>${window2_start}</w:t>
+            </w:r>
+          </w:p>
+        </w:tc>
+        <w:tc>
+          <w:tcPr>
+            <w:tcW w:w="633" w:type="pct"/>
+            <w:tcBorders>
+              <w:top w:val="single" w:sz="4" w:space="0" w:color="BFBFBF"/>
+              <w:left w:val="single" w:sz="4" w:space="0" w:color="BFBFBF"/>
+              <w:bottom w:val="single" w:sz="4" w:space="0" w:color="BFBFBF"/>
+              <w:right w:val="single" w:sz="4" w:space="0" w:color="BFBFBF"/>
+            </w:tcBorders>
+            <w:vAlign w:val="center"/>
+          </w:tcPr>
+          <w:p>
+            <w:pPr>
+              <w:spacing w:before="80" w:after="80" w:line="276" w:lineRule="auto"/>
+              <w:jc w:val="center"/>
+            </w:pPr>
+            <w:r>
+              <w:t>${window2_end}</w:t>
+            </w:r>
+          </w:p>
+        </w:tc>
+        <w:tc>
+          <w:tcPr>
+            <w:tcW w:w="1478" w:type="pct"/>
+            <w:vMerge/>
+            <w:tcBorders>
+              <w:top w:val="single" w:sz="4" w:space="0" w:color="BFBFBF"/>
+              <w:left w:val="single" w:sz="4" w:space="0" w:color="BFBFBF"/>
+              <w:bottom w:val="single" w:sz="4" w:space="0" w:color="BFBFBF"/>
+              <w:right w:val="single" w:sz="4" w:space="0" w:color="BFBFBF"/>
+            </w:tcBorders>
+            <w:vAlign w:val="center"/>
+          </w:tcPr>
+          <w:p>
+            <w:pPr>
+              <w:spacing w:before="80" w:after="80" w:line="276" w:lineRule="auto"/>
+              <w:jc w:val="center"/>
+              <w:rPr/>
+            </w:pPr>
+            <w:r>
+              <w:rPr/>
+              <w:t/>
+            </w:r>
+          </w:p>
+        </w:tc>
+        <w:tc>
+          <w:tcPr>
+            <w:tcW w:w="1005" w:type="pct"/>
+            <w:vMerge/>
+            <w:tcBorders>
+              <w:top w:val="single" w:sz="4" w:space="0" w:color="BFBFBF"/>
+              <w:left w:val="single" w:sz="4" w:space="0" w:color="BFBFBF"/>
+              <w:bottom w:val="single" w:sz="4" w:space="0" w:color="BFBFBF"/>
+              <w:right w:val="single" w:sz="4" w:space="0" w:color="BFBFBF"/>
+            </w:tcBorders>
+            <w:vAlign w:val="center"/>
+          </w:tcPr>
+          <w:p>
+            <w:pPr>
+              <w:spacing w:before="80" w:after="80" w:line="276" w:lineRule="auto"/>
+              <w:jc w:val="center"/>
+            </w:pPr>
+            <w:r>
+              <w:t/>
             </w:r>
           </w:p>
         </w:tc>
@@ -4680,6 +4816,11 @@
       </w:r>
     </w:p>
     <w:p>
+      <w:r>
+        <w:t>${chartData checklist:isec-web-penetration-testing-checklist}</w:t>
+      </w:r>
+    </w:p>
+    <w:p>
       <w:pPr>
         <w:pStyle w:val="ListParagraph"/>
         <w:tabs>
@@ -4745,6 +4886,11 @@
           <w:rStyle w:val="CommentReference"/>
         </w:rPr>
         <w:commentReference w:id="6"/>
+      </w:r>
+    </w:p>
+    <w:p>
+      <w:r>
+        <w:t>${chartData checklist:owasp-web-top-10}</w:t>
       </w:r>
     </w:p>
     <w:p>
@@ -5312,6 +5458,11 @@
           <w:rStyle w:val="CommentReference"/>
         </w:rPr>
         <w:commentReference w:id="7"/>
+      </w:r>
+    </w:p>
+    <w:p>
+      <w:r>
+        <w:t>${chartData severity}</w:t>
       </w:r>
     </w:p>
     <w:p>
@@ -11091,6477 +11242,11 @@
       </w:r>
       <w:bookmarkEnd w:id="58"/>
     </w:p>
-    <w:tbl>
-      <w:tblPr>
-        <w:tblStyle w:val="TableGrid"/>
-        <w:tblW w:w="5000" w:type="pct"/>
-        <w:tblLayout w:type="fixed"/>
-        <w:tblLook w:val="04A0" w:firstRow="1" w:lastRow="0" w:firstColumn="1" w:lastColumn="0" w:noHBand="0" w:noVBand="1"/>
-      </w:tblPr>
-      <w:tblGrid>
-        <w:gridCol w:w="704"/>
-        <w:gridCol w:w="5311"/>
-        <w:gridCol w:w="1902"/>
-        <w:gridCol w:w="2533"/>
-      </w:tblGrid>
-      <w:tr>
-        <w:trPr>
-          <w:trHeight w:val="20"/>
-        </w:trPr>
-        <w:tc>
-          <w:tcPr>
-            <w:tcW w:w="337" w:type="pct"/>
-            <w:tcBorders>
-              <w:top w:val="single" w:sz="4" w:space="0" w:color="BFBFBF"/>
-              <w:left w:val="single" w:sz="4" w:space="0" w:color="BFBFBF"/>
-              <w:bottom w:val="single" w:sz="4" w:space="0" w:color="BFBFBF"/>
-              <w:right w:val="single" w:sz="4" w:space="0" w:color="BFBFBF"/>
-            </w:tcBorders>
-            <w:shd w:val="clear" w:color="auto" w:fill="600000"/>
-            <w:vAlign w:val="center"/>
-          </w:tcPr>
-          <w:p>
-            <w:pPr>
-              <w:pStyle w:val="TableParagraph"/>
-              <w:spacing w:before="80" w:after="80" w:line="276" w:lineRule="auto"/>
-              <w:rPr>
-                <w:rFonts w:cstheme="minorHAnsi"/>
-                <w:bCs/>
-              </w:rPr>
-            </w:pPr>
-            <w:bookmarkStart w:id="59" w:name="_Toc124696869"/>
-            <w:bookmarkStart w:id="60" w:name="_Toc138337955"/>
-            <w:bookmarkStart w:id="61" w:name="_Toc164693574"/>
-            <w:r>
-              <w:rPr>
-                <w:rFonts w:cstheme="minorHAnsi"/>
-                <w:bCs/>
-              </w:rPr>
-              <w:t>#</w:t>
-            </w:r>
-          </w:p>
-        </w:tc>
-        <w:tc>
-          <w:tcPr>
-            <w:tcW w:w="2541" w:type="pct"/>
-            <w:tcBorders>
-              <w:top w:val="single" w:sz="4" w:space="0" w:color="BFBFBF"/>
-              <w:left w:val="single" w:sz="4" w:space="0" w:color="BFBFBF"/>
-              <w:bottom w:val="single" w:sz="4" w:space="0" w:color="BFBFBF"/>
-              <w:right w:val="single" w:sz="4" w:space="0" w:color="BFBFBF"/>
-            </w:tcBorders>
-            <w:shd w:val="clear" w:color="auto" w:fill="600000"/>
-            <w:vAlign w:val="center"/>
-          </w:tcPr>
-          <w:p>
-            <w:pPr>
-              <w:pStyle w:val="TableParagraph"/>
-              <w:spacing w:before="80" w:after="80" w:line="276" w:lineRule="auto"/>
-              <w:rPr>
-                <w:rFonts w:cstheme="minorHAnsi"/>
-                <w:bCs/>
-              </w:rPr>
-            </w:pPr>
-            <w:r>
-              <w:rPr>
-                <w:rFonts w:cstheme="minorHAnsi"/>
-                <w:bCs/>
-              </w:rPr>
-              <w:t>Attack Type</w:t>
-            </w:r>
-          </w:p>
-        </w:tc>
-        <w:tc>
-          <w:tcPr>
-            <w:tcW w:w="910" w:type="pct"/>
-            <w:tcBorders>
-              <w:top w:val="single" w:sz="4" w:space="0" w:color="BFBFBF"/>
-              <w:left w:val="single" w:sz="4" w:space="0" w:color="BFBFBF"/>
-              <w:bottom w:val="single" w:sz="4" w:space="0" w:color="BFBFBF"/>
-              <w:right w:val="single" w:sz="4" w:space="0" w:color="BFBFBF"/>
-            </w:tcBorders>
-            <w:shd w:val="clear" w:color="auto" w:fill="600000"/>
-            <w:vAlign w:val="center"/>
-          </w:tcPr>
-          <w:p>
-            <w:pPr>
-              <w:pStyle w:val="TableParagraph"/>
-              <w:spacing w:before="80" w:after="80" w:line="276" w:lineRule="auto"/>
-              <w:rPr>
-                <w:rFonts w:cstheme="minorHAnsi"/>
-                <w:bCs/>
-              </w:rPr>
-            </w:pPr>
-            <w:r>
-              <w:rPr>
-                <w:rFonts w:cstheme="minorHAnsi"/>
-                <w:bCs/>
-              </w:rPr>
-              <w:t>Done</w:t>
-            </w:r>
-          </w:p>
-        </w:tc>
-        <w:tc>
-          <w:tcPr>
-            <w:tcW w:w="1212" w:type="pct"/>
-            <w:tcBorders>
-              <w:top w:val="single" w:sz="4" w:space="0" w:color="BFBFBF"/>
-              <w:left w:val="single" w:sz="4" w:space="0" w:color="BFBFBF"/>
-              <w:bottom w:val="single" w:sz="4" w:space="0" w:color="BFBFBF"/>
-              <w:right w:val="single" w:sz="4" w:space="0" w:color="BFBFBF"/>
-            </w:tcBorders>
-            <w:shd w:val="clear" w:color="auto" w:fill="600000"/>
-            <w:vAlign w:val="center"/>
-          </w:tcPr>
-          <w:p>
-            <w:pPr>
-              <w:pStyle w:val="TableParagraph"/>
-              <w:spacing w:before="80" w:after="80" w:line="276" w:lineRule="auto"/>
-              <w:rPr>
-                <w:rFonts w:cstheme="minorHAnsi"/>
-                <w:bCs/>
-              </w:rPr>
-            </w:pPr>
-            <w:r>
-              <w:rPr>
-                <w:rFonts w:cstheme="minorHAnsi"/>
-                <w:bCs/>
-              </w:rPr>
-              <w:t>Status</w:t>
-            </w:r>
-          </w:p>
-        </w:tc>
-      </w:tr>
-      <w:tr>
-        <w:trPr>
-          <w:trHeight w:val="20"/>
-        </w:trPr>
-        <w:tc>
-          <w:tcPr>
-            <w:tcW w:w="337" w:type="pct"/>
-            <w:tcBorders>
-              <w:top w:val="single" w:sz="4" w:space="0" w:color="BFBFBF"/>
-              <w:left w:val="single" w:sz="4" w:space="0" w:color="BFBFBF"/>
-              <w:bottom w:val="single" w:sz="4" w:space="0" w:color="BFBFBF"/>
-              <w:right w:val="single" w:sz="4" w:space="0" w:color="BFBFBF"/>
-            </w:tcBorders>
-            <w:vAlign w:val="center"/>
-          </w:tcPr>
-          <w:p>
-            <w:pPr>
-              <w:pStyle w:val="TableParagraph"/>
-              <w:numPr>
-                <w:ilvl w:val="0"/>
-                <w:numId w:val="7"/>
-              </w:numPr>
-              <w:spacing w:before="80" w:after="80" w:line="276" w:lineRule="auto"/>
-              <w:rPr>
-                <w:rFonts w:cstheme="minorHAnsi"/>
-                <w:bCs/>
-              </w:rPr>
-            </w:pPr>
-          </w:p>
-        </w:tc>
-        <w:tc>
-          <w:tcPr>
-            <w:tcW w:w="2541" w:type="pct"/>
-            <w:tcBorders>
-              <w:top w:val="single" w:sz="4" w:space="0" w:color="BFBFBF"/>
-              <w:left w:val="single" w:sz="4" w:space="0" w:color="BFBFBF"/>
-              <w:bottom w:val="single" w:sz="4" w:space="0" w:color="BFBFBF"/>
-              <w:right w:val="single" w:sz="4" w:space="0" w:color="BFBFBF"/>
-            </w:tcBorders>
-            <w:vAlign w:val="center"/>
-          </w:tcPr>
-          <w:p>
-            <w:pPr>
-              <w:pStyle w:val="TableParagraph"/>
-              <w:spacing w:before="80" w:after="80" w:line="276" w:lineRule="auto"/>
-              <w:rPr>
-                <w:rFonts w:cstheme="minorHAnsi"/>
-                <w:bCs/>
-              </w:rPr>
-            </w:pPr>
-            <w:r>
-              <w:rPr>
-                <w:rFonts w:cstheme="minorHAnsi"/>
-                <w:bCs/>
-              </w:rPr>
-              <w:t>WAF Bypass</w:t>
-            </w:r>
-          </w:p>
-        </w:tc>
-        <w:tc>
-          <w:tcPr>
-            <w:tcW w:w="910" w:type="pct"/>
-            <w:tcBorders>
-              <w:top w:val="single" w:sz="4" w:space="0" w:color="BFBFBF"/>
-              <w:left w:val="single" w:sz="4" w:space="0" w:color="BFBFBF"/>
-              <w:bottom w:val="single" w:sz="4" w:space="0" w:color="BFBFBF"/>
-              <w:right w:val="single" w:sz="4" w:space="0" w:color="BFBFBF"/>
-            </w:tcBorders>
-            <w:vAlign w:val="center"/>
-          </w:tcPr>
-          <w:p>
-            <w:pPr>
-              <w:pStyle w:val="TableParagraph"/>
-              <w:spacing w:before="80" w:after="80" w:line="276" w:lineRule="auto"/>
-              <w:rPr>
-                <w:rFonts w:cstheme="minorHAnsi"/>
-                <w:bCs/>
-              </w:rPr>
-            </w:pPr>
-            <w:r>
-              <w:rPr>
-                <w:rFonts w:cstheme="minorHAnsi"/>
-                <w:bCs/>
-              </w:rPr>
-              <w:t>N/A</w:t>
-            </w:r>
-          </w:p>
-        </w:tc>
-        <w:tc>
-          <w:tcPr>
-            <w:tcW w:w="1212" w:type="pct"/>
-            <w:tcBorders>
-              <w:top w:val="single" w:sz="4" w:space="0" w:color="BFBFBF"/>
-              <w:left w:val="single" w:sz="4" w:space="0" w:color="BFBFBF"/>
-              <w:bottom w:val="single" w:sz="4" w:space="0" w:color="BFBFBF"/>
-              <w:right w:val="single" w:sz="4" w:space="0" w:color="BFBFBF"/>
-            </w:tcBorders>
-            <w:shd w:val="clear" w:color="auto" w:fill="D9D9D9" w:themeFill="background1" w:themeFillShade="D9"/>
-            <w:vAlign w:val="center"/>
-          </w:tcPr>
-          <w:p>
-            <w:pPr>
-              <w:pStyle w:val="TableParagraph"/>
-              <w:spacing w:before="80" w:after="80" w:line="276" w:lineRule="auto"/>
-              <w:ind w:left="136" w:right="139"/>
-              <w:rPr>
-                <w:rFonts w:cstheme="minorHAnsi"/>
-                <w:bCs/>
-              </w:rPr>
-            </w:pPr>
-            <w:r>
-              <w:rPr>
-                <w:rFonts w:cstheme="minorHAnsi"/>
-                <w:bCs/>
-              </w:rPr>
-              <w:t>N/A</w:t>
-            </w:r>
-          </w:p>
-        </w:tc>
-      </w:tr>
-      <w:tr>
-        <w:trPr>
-          <w:trHeight w:val="20"/>
-        </w:trPr>
-        <w:tc>
-          <w:tcPr>
-            <w:tcW w:w="337" w:type="pct"/>
-            <w:tcBorders>
-              <w:top w:val="single" w:sz="4" w:space="0" w:color="BFBFBF"/>
-              <w:left w:val="single" w:sz="4" w:space="0" w:color="BFBFBF"/>
-              <w:bottom w:val="single" w:sz="4" w:space="0" w:color="BFBFBF"/>
-              <w:right w:val="single" w:sz="4" w:space="0" w:color="BFBFBF"/>
-            </w:tcBorders>
-            <w:vAlign w:val="center"/>
-          </w:tcPr>
-          <w:p>
-            <w:pPr>
-              <w:pStyle w:val="TableParagraph"/>
-              <w:numPr>
-                <w:ilvl w:val="0"/>
-                <w:numId w:val="7"/>
-              </w:numPr>
-              <w:spacing w:before="80" w:after="80" w:line="276" w:lineRule="auto"/>
-              <w:rPr>
-                <w:rFonts w:cstheme="minorHAnsi"/>
-                <w:bCs/>
-              </w:rPr>
-            </w:pPr>
-          </w:p>
-        </w:tc>
-        <w:tc>
-          <w:tcPr>
-            <w:tcW w:w="2541" w:type="pct"/>
-            <w:tcBorders>
-              <w:top w:val="single" w:sz="4" w:space="0" w:color="BFBFBF"/>
-              <w:left w:val="single" w:sz="4" w:space="0" w:color="BFBFBF"/>
-              <w:bottom w:val="single" w:sz="4" w:space="0" w:color="BFBFBF"/>
-              <w:right w:val="single" w:sz="4" w:space="0" w:color="BFBFBF"/>
-            </w:tcBorders>
-            <w:vAlign w:val="center"/>
-          </w:tcPr>
-          <w:p>
-            <w:pPr>
-              <w:pStyle w:val="TableParagraph"/>
-              <w:spacing w:before="80" w:after="80" w:line="276" w:lineRule="auto"/>
-              <w:rPr>
-                <w:rFonts w:cstheme="minorHAnsi"/>
-                <w:bCs/>
-              </w:rPr>
-            </w:pPr>
-            <w:r>
-              <w:rPr>
-                <w:rFonts w:cstheme="minorHAnsi"/>
-                <w:bCs/>
-              </w:rPr>
-              <w:t>Content Security Policy (CSP)</w:t>
-            </w:r>
-          </w:p>
-        </w:tc>
-        <w:tc>
-          <w:tcPr>
-            <w:tcW w:w="910" w:type="pct"/>
-            <w:tcBorders>
-              <w:top w:val="single" w:sz="4" w:space="0" w:color="BFBFBF"/>
-              <w:left w:val="single" w:sz="4" w:space="0" w:color="BFBFBF"/>
-              <w:bottom w:val="single" w:sz="4" w:space="0" w:color="BFBFBF"/>
-              <w:right w:val="single" w:sz="4" w:space="0" w:color="BFBFBF"/>
-            </w:tcBorders>
-            <w:vAlign w:val="center"/>
-          </w:tcPr>
-          <w:p>
-            <w:pPr>
-              <w:pStyle w:val="TableParagraph"/>
-              <w:spacing w:before="80" w:after="80" w:line="276" w:lineRule="auto"/>
-              <w:rPr>
-                <w:rFonts w:cstheme="minorHAnsi"/>
-                <w:bCs/>
-              </w:rPr>
-            </w:pPr>
-            <w:r>
-              <w:rPr>
-                <w:rFonts w:cstheme="minorHAnsi"/>
-                <w:bCs/>
-              </w:rPr>
-              <w:t>Done</w:t>
-            </w:r>
-          </w:p>
-        </w:tc>
-        <w:tc>
-          <w:tcPr>
-            <w:tcW w:w="1212" w:type="pct"/>
-            <w:tcBorders>
-              <w:top w:val="single" w:sz="4" w:space="0" w:color="BFBFBF"/>
-              <w:left w:val="single" w:sz="4" w:space="0" w:color="BFBFBF"/>
-              <w:bottom w:val="single" w:sz="4" w:space="0" w:color="BFBFBF"/>
-              <w:right w:val="single" w:sz="4" w:space="0" w:color="BFBFBF"/>
-            </w:tcBorders>
-            <w:shd w:val="clear" w:color="auto" w:fill="92D050"/>
-            <w:vAlign w:val="center"/>
-          </w:tcPr>
-          <w:p>
-            <w:pPr>
-              <w:pStyle w:val="TableParagraph"/>
-              <w:spacing w:before="80" w:after="80" w:line="276" w:lineRule="auto"/>
-              <w:ind w:left="136" w:right="139"/>
-              <w:rPr>
-                <w:rFonts w:cstheme="minorHAnsi"/>
-                <w:bCs/>
-              </w:rPr>
-            </w:pPr>
-            <w:r>
-              <w:rPr>
-                <w:rFonts w:cstheme="minorHAnsi"/>
-                <w:bCs/>
-              </w:rPr>
-              <w:t>Not Vulnerable</w:t>
-            </w:r>
-          </w:p>
-        </w:tc>
-      </w:tr>
-      <w:tr>
-        <w:trPr>
-          <w:trHeight w:val="20"/>
-        </w:trPr>
-        <w:tc>
-          <w:tcPr>
-            <w:tcW w:w="337" w:type="pct"/>
-            <w:tcBorders>
-              <w:top w:val="single" w:sz="4" w:space="0" w:color="BFBFBF"/>
-              <w:left w:val="single" w:sz="4" w:space="0" w:color="BFBFBF"/>
-              <w:bottom w:val="single" w:sz="4" w:space="0" w:color="BFBFBF"/>
-              <w:right w:val="single" w:sz="4" w:space="0" w:color="BFBFBF"/>
-            </w:tcBorders>
-            <w:vAlign w:val="center"/>
-          </w:tcPr>
-          <w:p>
-            <w:pPr>
-              <w:pStyle w:val="TableParagraph"/>
-              <w:numPr>
-                <w:ilvl w:val="0"/>
-                <w:numId w:val="7"/>
-              </w:numPr>
-              <w:spacing w:before="80" w:after="80" w:line="276" w:lineRule="auto"/>
-              <w:rPr>
-                <w:rFonts w:cstheme="minorHAnsi"/>
-                <w:bCs/>
-              </w:rPr>
-            </w:pPr>
-          </w:p>
-        </w:tc>
-        <w:tc>
-          <w:tcPr>
-            <w:tcW w:w="2541" w:type="pct"/>
-            <w:tcBorders>
-              <w:top w:val="single" w:sz="4" w:space="0" w:color="BFBFBF"/>
-              <w:left w:val="single" w:sz="4" w:space="0" w:color="BFBFBF"/>
-              <w:bottom w:val="single" w:sz="4" w:space="0" w:color="BFBFBF"/>
-              <w:right w:val="single" w:sz="4" w:space="0" w:color="BFBFBF"/>
-            </w:tcBorders>
-            <w:vAlign w:val="center"/>
-          </w:tcPr>
-          <w:p>
-            <w:pPr>
-              <w:pStyle w:val="TableParagraph"/>
-              <w:spacing w:before="80" w:after="80" w:line="276" w:lineRule="auto"/>
-              <w:rPr>
-                <w:rFonts w:cstheme="minorHAnsi"/>
-                <w:bCs/>
-              </w:rPr>
-            </w:pPr>
-            <w:r>
-              <w:rPr>
-                <w:rFonts w:cstheme="minorHAnsi"/>
-                <w:bCs/>
-              </w:rPr>
-              <w:t>Secure Flags</w:t>
-            </w:r>
-          </w:p>
-        </w:tc>
-        <w:tc>
-          <w:tcPr>
-            <w:tcW w:w="910" w:type="pct"/>
-            <w:tcBorders>
-              <w:top w:val="single" w:sz="4" w:space="0" w:color="BFBFBF"/>
-              <w:left w:val="single" w:sz="4" w:space="0" w:color="BFBFBF"/>
-              <w:bottom w:val="single" w:sz="4" w:space="0" w:color="BFBFBF"/>
-              <w:right w:val="single" w:sz="4" w:space="0" w:color="BFBFBF"/>
-            </w:tcBorders>
-            <w:vAlign w:val="center"/>
-          </w:tcPr>
-          <w:p>
-            <w:pPr>
-              <w:pStyle w:val="TableParagraph"/>
-              <w:spacing w:before="80" w:after="80" w:line="276" w:lineRule="auto"/>
-              <w:rPr>
-                <w:rFonts w:cstheme="minorHAnsi"/>
-                <w:bCs/>
-              </w:rPr>
-            </w:pPr>
-            <w:r>
-              <w:rPr>
-                <w:rFonts w:cstheme="minorHAnsi"/>
-                <w:bCs/>
-              </w:rPr>
-              <w:t>Done</w:t>
-            </w:r>
-          </w:p>
-        </w:tc>
-        <w:tc>
-          <w:tcPr>
-            <w:tcW w:w="1212" w:type="pct"/>
-            <w:tcBorders>
-              <w:top w:val="single" w:sz="4" w:space="0" w:color="BFBFBF"/>
-              <w:left w:val="single" w:sz="4" w:space="0" w:color="BFBFBF"/>
-              <w:bottom w:val="single" w:sz="4" w:space="0" w:color="BFBFBF"/>
-              <w:right w:val="single" w:sz="4" w:space="0" w:color="BFBFBF"/>
-            </w:tcBorders>
-            <w:shd w:val="clear" w:color="auto" w:fill="92D050"/>
-            <w:vAlign w:val="center"/>
-          </w:tcPr>
-          <w:p>
-            <w:pPr>
-              <w:pStyle w:val="TableParagraph"/>
-              <w:spacing w:before="80" w:after="80" w:line="276" w:lineRule="auto"/>
-              <w:ind w:left="136" w:right="139"/>
-              <w:rPr>
-                <w:rFonts w:cstheme="minorHAnsi"/>
-                <w:bCs/>
-              </w:rPr>
-            </w:pPr>
-            <w:r>
-              <w:rPr>
-                <w:rFonts w:cstheme="minorHAnsi"/>
-                <w:bCs/>
-              </w:rPr>
-              <w:t>Not Vulnerable</w:t>
-            </w:r>
-          </w:p>
-        </w:tc>
-      </w:tr>
-      <w:tr>
-        <w:trPr>
-          <w:trHeight w:val="20"/>
-        </w:trPr>
-        <w:tc>
-          <w:tcPr>
-            <w:tcW w:w="337" w:type="pct"/>
-            <w:tcBorders>
-              <w:top w:val="single" w:sz="4" w:space="0" w:color="BFBFBF"/>
-              <w:left w:val="single" w:sz="4" w:space="0" w:color="BFBFBF"/>
-              <w:bottom w:val="single" w:sz="4" w:space="0" w:color="BFBFBF"/>
-              <w:right w:val="single" w:sz="4" w:space="0" w:color="BFBFBF"/>
-            </w:tcBorders>
-            <w:vAlign w:val="center"/>
-          </w:tcPr>
-          <w:p>
-            <w:pPr>
-              <w:pStyle w:val="TableParagraph"/>
-              <w:numPr>
-                <w:ilvl w:val="0"/>
-                <w:numId w:val="7"/>
-              </w:numPr>
-              <w:spacing w:before="80" w:after="80" w:line="276" w:lineRule="auto"/>
-              <w:rPr>
-                <w:rFonts w:cstheme="minorHAnsi"/>
-                <w:bCs/>
-              </w:rPr>
-            </w:pPr>
-          </w:p>
-        </w:tc>
-        <w:tc>
-          <w:tcPr>
-            <w:tcW w:w="2541" w:type="pct"/>
-            <w:tcBorders>
-              <w:top w:val="single" w:sz="4" w:space="0" w:color="BFBFBF"/>
-              <w:left w:val="single" w:sz="4" w:space="0" w:color="BFBFBF"/>
-              <w:bottom w:val="single" w:sz="4" w:space="0" w:color="BFBFBF"/>
-              <w:right w:val="single" w:sz="4" w:space="0" w:color="BFBFBF"/>
-            </w:tcBorders>
-            <w:vAlign w:val="center"/>
-          </w:tcPr>
-          <w:p>
-            <w:pPr>
-              <w:pStyle w:val="TableParagraph"/>
-              <w:spacing w:before="80" w:after="80" w:line="276" w:lineRule="auto"/>
-              <w:rPr>
-                <w:rFonts w:cstheme="minorHAnsi"/>
-                <w:bCs/>
-              </w:rPr>
-            </w:pPr>
-            <w:r>
-              <w:rPr>
-                <w:rFonts w:cstheme="minorHAnsi"/>
-                <w:bCs/>
-              </w:rPr>
-              <w:t>Cross-Origin Resource Sharing (CORS)</w:t>
-            </w:r>
-          </w:p>
-        </w:tc>
-        <w:tc>
-          <w:tcPr>
-            <w:tcW w:w="910" w:type="pct"/>
-            <w:tcBorders>
-              <w:top w:val="single" w:sz="4" w:space="0" w:color="BFBFBF"/>
-              <w:left w:val="single" w:sz="4" w:space="0" w:color="BFBFBF"/>
-              <w:bottom w:val="single" w:sz="4" w:space="0" w:color="BFBFBF"/>
-              <w:right w:val="single" w:sz="4" w:space="0" w:color="BFBFBF"/>
-            </w:tcBorders>
-            <w:vAlign w:val="center"/>
-          </w:tcPr>
-          <w:p>
-            <w:pPr>
-              <w:pStyle w:val="TableParagraph"/>
-              <w:spacing w:before="80" w:after="80" w:line="276" w:lineRule="auto"/>
-              <w:rPr>
-                <w:rFonts w:cstheme="minorHAnsi"/>
-                <w:bCs/>
-              </w:rPr>
-            </w:pPr>
-            <w:r>
-              <w:rPr>
-                <w:rFonts w:cstheme="minorHAnsi"/>
-                <w:bCs/>
-              </w:rPr>
-              <w:t>Done</w:t>
-            </w:r>
-          </w:p>
-        </w:tc>
-        <w:tc>
-          <w:tcPr>
-            <w:tcW w:w="1212" w:type="pct"/>
-            <w:tcBorders>
-              <w:top w:val="single" w:sz="4" w:space="0" w:color="BFBFBF"/>
-              <w:left w:val="single" w:sz="4" w:space="0" w:color="BFBFBF"/>
-              <w:bottom w:val="single" w:sz="4" w:space="0" w:color="BFBFBF"/>
-              <w:right w:val="single" w:sz="4" w:space="0" w:color="BFBFBF"/>
-            </w:tcBorders>
-            <w:shd w:val="clear" w:color="auto" w:fill="92D050"/>
-            <w:vAlign w:val="center"/>
-          </w:tcPr>
-          <w:p>
-            <w:pPr>
-              <w:pStyle w:val="TableParagraph"/>
-              <w:spacing w:before="80" w:after="80" w:line="276" w:lineRule="auto"/>
-              <w:ind w:left="136" w:right="139"/>
-              <w:rPr>
-                <w:rFonts w:cstheme="minorHAnsi"/>
-                <w:bCs/>
-              </w:rPr>
-            </w:pPr>
-            <w:r>
-              <w:rPr>
-                <w:rFonts w:cstheme="minorHAnsi"/>
-                <w:bCs/>
-              </w:rPr>
-              <w:t>Not Vulnerable</w:t>
-            </w:r>
-          </w:p>
-        </w:tc>
-      </w:tr>
-      <w:tr>
-        <w:trPr>
-          <w:trHeight w:val="20"/>
-        </w:trPr>
-        <w:tc>
-          <w:tcPr>
-            <w:tcW w:w="337" w:type="pct"/>
-            <w:tcBorders>
-              <w:top w:val="single" w:sz="4" w:space="0" w:color="BFBFBF"/>
-              <w:left w:val="single" w:sz="4" w:space="0" w:color="BFBFBF"/>
-              <w:bottom w:val="single" w:sz="4" w:space="0" w:color="BFBFBF"/>
-              <w:right w:val="single" w:sz="4" w:space="0" w:color="BFBFBF"/>
-            </w:tcBorders>
-            <w:vAlign w:val="center"/>
-          </w:tcPr>
-          <w:p>
-            <w:pPr>
-              <w:pStyle w:val="TableParagraph"/>
-              <w:numPr>
-                <w:ilvl w:val="0"/>
-                <w:numId w:val="7"/>
-              </w:numPr>
-              <w:spacing w:before="80" w:after="80" w:line="276" w:lineRule="auto"/>
-              <w:rPr>
-                <w:rFonts w:cstheme="minorHAnsi"/>
-                <w:bCs/>
-              </w:rPr>
-            </w:pPr>
-          </w:p>
-        </w:tc>
-        <w:tc>
-          <w:tcPr>
-            <w:tcW w:w="2541" w:type="pct"/>
-            <w:tcBorders>
-              <w:top w:val="single" w:sz="4" w:space="0" w:color="BFBFBF"/>
-              <w:left w:val="single" w:sz="4" w:space="0" w:color="BFBFBF"/>
-              <w:bottom w:val="single" w:sz="4" w:space="0" w:color="BFBFBF"/>
-              <w:right w:val="single" w:sz="4" w:space="0" w:color="BFBFBF"/>
-            </w:tcBorders>
-            <w:vAlign w:val="center"/>
-          </w:tcPr>
-          <w:p>
-            <w:pPr>
-              <w:pStyle w:val="TableParagraph"/>
-              <w:spacing w:before="80" w:after="80" w:line="276" w:lineRule="auto"/>
-              <w:rPr>
-                <w:rFonts w:cstheme="minorHAnsi"/>
-                <w:bCs/>
-              </w:rPr>
-            </w:pPr>
-            <w:r>
-              <w:rPr>
-                <w:rFonts w:cstheme="minorHAnsi"/>
-                <w:bCs/>
-              </w:rPr>
-              <w:t>HTTP Security Headers (like Strict-Transport-Security)</w:t>
-            </w:r>
-          </w:p>
-        </w:tc>
-        <w:tc>
-          <w:tcPr>
-            <w:tcW w:w="910" w:type="pct"/>
-            <w:tcBorders>
-              <w:top w:val="single" w:sz="4" w:space="0" w:color="BFBFBF"/>
-              <w:left w:val="single" w:sz="4" w:space="0" w:color="BFBFBF"/>
-              <w:bottom w:val="single" w:sz="4" w:space="0" w:color="BFBFBF"/>
-              <w:right w:val="single" w:sz="4" w:space="0" w:color="BFBFBF"/>
-            </w:tcBorders>
-            <w:vAlign w:val="center"/>
-          </w:tcPr>
-          <w:p>
-            <w:pPr>
-              <w:pStyle w:val="TableParagraph"/>
-              <w:spacing w:before="80" w:after="80" w:line="276" w:lineRule="auto"/>
-              <w:rPr>
-                <w:rFonts w:cstheme="minorHAnsi"/>
-                <w:bCs/>
-              </w:rPr>
-            </w:pPr>
-            <w:r>
-              <w:rPr>
-                <w:rFonts w:cstheme="minorHAnsi"/>
-                <w:bCs/>
-              </w:rPr>
-              <w:t>Done</w:t>
-            </w:r>
-          </w:p>
-        </w:tc>
-        <w:tc>
-          <w:tcPr>
-            <w:tcW w:w="1212" w:type="pct"/>
-            <w:tcBorders>
-              <w:top w:val="single" w:sz="4" w:space="0" w:color="BFBFBF"/>
-              <w:left w:val="single" w:sz="4" w:space="0" w:color="BFBFBF"/>
-              <w:bottom w:val="single" w:sz="4" w:space="0" w:color="BFBFBF"/>
-              <w:right w:val="single" w:sz="4" w:space="0" w:color="BFBFBF"/>
-            </w:tcBorders>
-            <w:shd w:val="clear" w:color="auto" w:fill="92D050"/>
-            <w:vAlign w:val="center"/>
-          </w:tcPr>
-          <w:p>
-            <w:pPr>
-              <w:pStyle w:val="TableParagraph"/>
-              <w:spacing w:before="80" w:after="80" w:line="276" w:lineRule="auto"/>
-              <w:ind w:left="136" w:right="139"/>
-              <w:rPr>
-                <w:rFonts w:cstheme="minorHAnsi"/>
-                <w:bCs/>
-              </w:rPr>
-            </w:pPr>
-            <w:r>
-              <w:rPr>
-                <w:rFonts w:cstheme="minorHAnsi"/>
-                <w:bCs/>
-              </w:rPr>
-              <w:t>Not Vulnerable</w:t>
-            </w:r>
-          </w:p>
-        </w:tc>
-      </w:tr>
-      <w:tr>
-        <w:trPr>
-          <w:trHeight w:val="20"/>
-        </w:trPr>
-        <w:tc>
-          <w:tcPr>
-            <w:tcW w:w="337" w:type="pct"/>
-            <w:tcBorders>
-              <w:top w:val="single" w:sz="4" w:space="0" w:color="BFBFBF"/>
-              <w:left w:val="single" w:sz="4" w:space="0" w:color="BFBFBF"/>
-              <w:bottom w:val="single" w:sz="4" w:space="0" w:color="BFBFBF"/>
-              <w:right w:val="single" w:sz="4" w:space="0" w:color="BFBFBF"/>
-            </w:tcBorders>
-            <w:vAlign w:val="center"/>
-          </w:tcPr>
-          <w:p>
-            <w:pPr>
-              <w:pStyle w:val="TableParagraph"/>
-              <w:numPr>
-                <w:ilvl w:val="0"/>
-                <w:numId w:val="7"/>
-              </w:numPr>
-              <w:spacing w:before="80" w:after="80" w:line="276" w:lineRule="auto"/>
-              <w:rPr>
-                <w:rFonts w:cstheme="minorHAnsi"/>
-                <w:bCs/>
-              </w:rPr>
-            </w:pPr>
-          </w:p>
-        </w:tc>
-        <w:tc>
-          <w:tcPr>
-            <w:tcW w:w="2541" w:type="pct"/>
-            <w:tcBorders>
-              <w:top w:val="single" w:sz="4" w:space="0" w:color="BFBFBF"/>
-              <w:left w:val="single" w:sz="4" w:space="0" w:color="BFBFBF"/>
-              <w:bottom w:val="single" w:sz="4" w:space="0" w:color="BFBFBF"/>
-              <w:right w:val="single" w:sz="4" w:space="0" w:color="BFBFBF"/>
-            </w:tcBorders>
-            <w:vAlign w:val="center"/>
-          </w:tcPr>
-          <w:p>
-            <w:pPr>
-              <w:pStyle w:val="TableParagraph"/>
-              <w:spacing w:before="80" w:after="80" w:line="276" w:lineRule="auto"/>
-              <w:rPr>
-                <w:rFonts w:cstheme="minorHAnsi"/>
-                <w:bCs/>
-              </w:rPr>
-            </w:pPr>
-            <w:r>
-              <w:rPr>
-                <w:rFonts w:cstheme="minorHAnsi"/>
-                <w:bCs/>
-              </w:rPr>
-              <w:t>HTTP Methods</w:t>
-            </w:r>
-          </w:p>
-        </w:tc>
-        <w:tc>
-          <w:tcPr>
-            <w:tcW w:w="910" w:type="pct"/>
-            <w:tcBorders>
-              <w:top w:val="single" w:sz="4" w:space="0" w:color="BFBFBF"/>
-              <w:left w:val="single" w:sz="4" w:space="0" w:color="BFBFBF"/>
-              <w:bottom w:val="single" w:sz="4" w:space="0" w:color="BFBFBF"/>
-              <w:right w:val="single" w:sz="4" w:space="0" w:color="BFBFBF"/>
-            </w:tcBorders>
-            <w:vAlign w:val="center"/>
-          </w:tcPr>
-          <w:p>
-            <w:pPr>
-              <w:pStyle w:val="TableParagraph"/>
-              <w:spacing w:before="80" w:after="80" w:line="276" w:lineRule="auto"/>
-              <w:rPr>
-                <w:rFonts w:cstheme="minorHAnsi"/>
-                <w:bCs/>
-              </w:rPr>
-            </w:pPr>
-            <w:r>
-              <w:rPr>
-                <w:rFonts w:cstheme="minorHAnsi"/>
-                <w:bCs/>
-              </w:rPr>
-              <w:t>Done</w:t>
-            </w:r>
-          </w:p>
-        </w:tc>
-        <w:tc>
-          <w:tcPr>
-            <w:tcW w:w="1212" w:type="pct"/>
-            <w:tcBorders>
-              <w:top w:val="single" w:sz="4" w:space="0" w:color="BFBFBF"/>
-              <w:left w:val="single" w:sz="4" w:space="0" w:color="BFBFBF"/>
-              <w:bottom w:val="single" w:sz="4" w:space="0" w:color="BFBFBF"/>
-              <w:right w:val="single" w:sz="4" w:space="0" w:color="BFBFBF"/>
-            </w:tcBorders>
-            <w:shd w:val="clear" w:color="auto" w:fill="C00000"/>
-            <w:vAlign w:val="center"/>
-          </w:tcPr>
-          <w:p>
-            <w:pPr>
-              <w:pStyle w:val="TableParagraph"/>
-              <w:spacing w:before="80" w:after="80" w:line="276" w:lineRule="auto"/>
-              <w:ind w:left="136" w:right="139"/>
-              <w:rPr>
-                <w:rFonts w:cstheme="minorHAnsi"/>
-                <w:bCs/>
-              </w:rPr>
-            </w:pPr>
-            <w:r>
-              <w:rPr>
-                <w:rFonts w:cstheme="minorHAnsi"/>
-                <w:bCs/>
-              </w:rPr>
-              <w:t>Vulnerable</w:t>
-            </w:r>
-          </w:p>
-        </w:tc>
-      </w:tr>
-      <w:tr>
-        <w:trPr>
-          <w:trHeight w:val="20"/>
-        </w:trPr>
-        <w:tc>
-          <w:tcPr>
-            <w:tcW w:w="337" w:type="pct"/>
-            <w:tcBorders>
-              <w:top w:val="single" w:sz="4" w:space="0" w:color="BFBFBF"/>
-              <w:left w:val="single" w:sz="4" w:space="0" w:color="BFBFBF"/>
-              <w:bottom w:val="single" w:sz="4" w:space="0" w:color="BFBFBF"/>
-              <w:right w:val="single" w:sz="4" w:space="0" w:color="BFBFBF"/>
-            </w:tcBorders>
-            <w:vAlign w:val="center"/>
-          </w:tcPr>
-          <w:p>
-            <w:pPr>
-              <w:pStyle w:val="TableParagraph"/>
-              <w:numPr>
-                <w:ilvl w:val="0"/>
-                <w:numId w:val="7"/>
-              </w:numPr>
-              <w:spacing w:before="80" w:after="80" w:line="276" w:lineRule="auto"/>
-              <w:rPr>
-                <w:rFonts w:cstheme="minorHAnsi"/>
-                <w:bCs/>
-              </w:rPr>
-            </w:pPr>
-          </w:p>
-        </w:tc>
-        <w:tc>
-          <w:tcPr>
-            <w:tcW w:w="2541" w:type="pct"/>
-            <w:tcBorders>
-              <w:top w:val="single" w:sz="4" w:space="0" w:color="BFBFBF"/>
-              <w:left w:val="single" w:sz="4" w:space="0" w:color="BFBFBF"/>
-              <w:bottom w:val="single" w:sz="4" w:space="0" w:color="BFBFBF"/>
-              <w:right w:val="single" w:sz="4" w:space="0" w:color="BFBFBF"/>
-            </w:tcBorders>
-            <w:vAlign w:val="center"/>
-          </w:tcPr>
-          <w:p>
-            <w:pPr>
-              <w:pStyle w:val="TableParagraph"/>
-              <w:spacing w:before="80" w:after="80" w:line="276" w:lineRule="auto"/>
-              <w:rPr>
-                <w:rFonts w:cstheme="minorHAnsi"/>
-                <w:bCs/>
-              </w:rPr>
-            </w:pPr>
-            <w:r>
-              <w:rPr>
-                <w:rFonts w:cstheme="minorHAnsi"/>
-                <w:bCs/>
-              </w:rPr>
-              <w:t>Security Misconfiguration</w:t>
-            </w:r>
-          </w:p>
-        </w:tc>
-        <w:tc>
-          <w:tcPr>
-            <w:tcW w:w="910" w:type="pct"/>
-            <w:tcBorders>
-              <w:top w:val="single" w:sz="4" w:space="0" w:color="BFBFBF"/>
-              <w:left w:val="single" w:sz="4" w:space="0" w:color="BFBFBF"/>
-              <w:bottom w:val="single" w:sz="4" w:space="0" w:color="BFBFBF"/>
-              <w:right w:val="single" w:sz="4" w:space="0" w:color="BFBFBF"/>
-            </w:tcBorders>
-            <w:vAlign w:val="center"/>
-          </w:tcPr>
-          <w:p>
-            <w:pPr>
-              <w:pStyle w:val="TableParagraph"/>
-              <w:spacing w:before="80" w:after="80" w:line="276" w:lineRule="auto"/>
-              <w:rPr>
-                <w:rFonts w:cstheme="minorHAnsi"/>
-                <w:bCs/>
-              </w:rPr>
-            </w:pPr>
-            <w:r>
-              <w:rPr>
-                <w:rFonts w:cstheme="minorHAnsi"/>
-                <w:bCs/>
-              </w:rPr>
-              <w:t>Done</w:t>
-            </w:r>
-          </w:p>
-        </w:tc>
-        <w:tc>
-          <w:tcPr>
-            <w:tcW w:w="1212" w:type="pct"/>
-            <w:tcBorders>
-              <w:top w:val="single" w:sz="4" w:space="0" w:color="BFBFBF"/>
-              <w:left w:val="single" w:sz="4" w:space="0" w:color="BFBFBF"/>
-              <w:bottom w:val="single" w:sz="4" w:space="0" w:color="BFBFBF"/>
-              <w:right w:val="single" w:sz="4" w:space="0" w:color="BFBFBF"/>
-            </w:tcBorders>
-            <w:shd w:val="clear" w:color="auto" w:fill="92D050"/>
-            <w:vAlign w:val="center"/>
-          </w:tcPr>
-          <w:p>
-            <w:pPr>
-              <w:pStyle w:val="TableParagraph"/>
-              <w:spacing w:before="80" w:after="80" w:line="276" w:lineRule="auto"/>
-              <w:ind w:left="136" w:right="139"/>
-              <w:rPr>
-                <w:rFonts w:cstheme="minorHAnsi"/>
-                <w:bCs/>
-              </w:rPr>
-            </w:pPr>
-            <w:r>
-              <w:rPr>
-                <w:rFonts w:cstheme="minorHAnsi"/>
-                <w:bCs/>
-              </w:rPr>
-              <w:t>Not Vulnerable</w:t>
-            </w:r>
-          </w:p>
-        </w:tc>
-      </w:tr>
-      <w:tr>
-        <w:trPr>
-          <w:trHeight w:val="20"/>
-        </w:trPr>
-        <w:tc>
-          <w:tcPr>
-            <w:tcW w:w="337" w:type="pct"/>
-            <w:tcBorders>
-              <w:top w:val="single" w:sz="4" w:space="0" w:color="BFBFBF"/>
-              <w:left w:val="single" w:sz="4" w:space="0" w:color="BFBFBF"/>
-              <w:bottom w:val="single" w:sz="4" w:space="0" w:color="BFBFBF"/>
-              <w:right w:val="single" w:sz="4" w:space="0" w:color="BFBFBF"/>
-            </w:tcBorders>
-            <w:vAlign w:val="center"/>
-          </w:tcPr>
-          <w:p>
-            <w:pPr>
-              <w:pStyle w:val="TableParagraph"/>
-              <w:numPr>
-                <w:ilvl w:val="0"/>
-                <w:numId w:val="7"/>
-              </w:numPr>
-              <w:spacing w:before="80" w:after="80" w:line="276" w:lineRule="auto"/>
-              <w:rPr>
-                <w:rFonts w:cstheme="minorHAnsi"/>
-                <w:bCs/>
-              </w:rPr>
-            </w:pPr>
-          </w:p>
-        </w:tc>
-        <w:tc>
-          <w:tcPr>
-            <w:tcW w:w="2541" w:type="pct"/>
-            <w:tcBorders>
-              <w:top w:val="single" w:sz="4" w:space="0" w:color="BFBFBF"/>
-              <w:left w:val="single" w:sz="4" w:space="0" w:color="BFBFBF"/>
-              <w:bottom w:val="single" w:sz="4" w:space="0" w:color="BFBFBF"/>
-              <w:right w:val="single" w:sz="4" w:space="0" w:color="BFBFBF"/>
-            </w:tcBorders>
-            <w:vAlign w:val="center"/>
-          </w:tcPr>
-          <w:p>
-            <w:pPr>
-              <w:pStyle w:val="TableParagraph"/>
-              <w:spacing w:before="80" w:after="80" w:line="276" w:lineRule="auto"/>
-              <w:rPr>
-                <w:rFonts w:cstheme="minorHAnsi"/>
-                <w:bCs/>
-              </w:rPr>
-            </w:pPr>
-            <w:r>
-              <w:rPr>
-                <w:rFonts w:cstheme="minorHAnsi"/>
-                <w:bCs/>
-              </w:rPr>
-              <w:t>Information Disclosure</w:t>
-            </w:r>
-          </w:p>
-        </w:tc>
-        <w:tc>
-          <w:tcPr>
-            <w:tcW w:w="910" w:type="pct"/>
-            <w:tcBorders>
-              <w:top w:val="single" w:sz="4" w:space="0" w:color="BFBFBF"/>
-              <w:left w:val="single" w:sz="4" w:space="0" w:color="BFBFBF"/>
-              <w:bottom w:val="single" w:sz="4" w:space="0" w:color="BFBFBF"/>
-              <w:right w:val="single" w:sz="4" w:space="0" w:color="BFBFBF"/>
-            </w:tcBorders>
-            <w:vAlign w:val="center"/>
-          </w:tcPr>
-          <w:p>
-            <w:pPr>
-              <w:pStyle w:val="TableParagraph"/>
-              <w:spacing w:before="80" w:after="80" w:line="276" w:lineRule="auto"/>
-              <w:rPr>
-                <w:rFonts w:cstheme="minorHAnsi"/>
-                <w:bCs/>
-              </w:rPr>
-            </w:pPr>
-            <w:r>
-              <w:rPr>
-                <w:rFonts w:cstheme="minorHAnsi"/>
-                <w:bCs/>
-              </w:rPr>
-              <w:t>Done</w:t>
-            </w:r>
-          </w:p>
-        </w:tc>
-        <w:tc>
-          <w:tcPr>
-            <w:tcW w:w="1212" w:type="pct"/>
-            <w:tcBorders>
-              <w:top w:val="single" w:sz="4" w:space="0" w:color="BFBFBF"/>
-              <w:left w:val="single" w:sz="4" w:space="0" w:color="BFBFBF"/>
-              <w:bottom w:val="single" w:sz="4" w:space="0" w:color="BFBFBF"/>
-              <w:right w:val="single" w:sz="4" w:space="0" w:color="BFBFBF"/>
-            </w:tcBorders>
-            <w:shd w:val="clear" w:color="auto" w:fill="C00000"/>
-            <w:vAlign w:val="center"/>
-          </w:tcPr>
-          <w:p>
-            <w:pPr>
-              <w:pStyle w:val="TableParagraph"/>
-              <w:spacing w:before="80" w:after="80" w:line="276" w:lineRule="auto"/>
-              <w:ind w:left="136" w:right="139"/>
-              <w:rPr>
-                <w:rFonts w:cstheme="minorHAnsi"/>
-                <w:bCs/>
-              </w:rPr>
-            </w:pPr>
-            <w:r>
-              <w:rPr>
-                <w:rFonts w:cstheme="minorHAnsi"/>
-                <w:bCs/>
-              </w:rPr>
-              <w:t>Vulnerable</w:t>
-            </w:r>
-          </w:p>
-        </w:tc>
-      </w:tr>
-      <w:tr>
-        <w:trPr>
-          <w:trHeight w:val="20"/>
-        </w:trPr>
-        <w:tc>
-          <w:tcPr>
-            <w:tcW w:w="337" w:type="pct"/>
-            <w:tcBorders>
-              <w:top w:val="single" w:sz="4" w:space="0" w:color="BFBFBF"/>
-              <w:left w:val="single" w:sz="4" w:space="0" w:color="BFBFBF"/>
-              <w:bottom w:val="single" w:sz="4" w:space="0" w:color="BFBFBF"/>
-              <w:right w:val="single" w:sz="4" w:space="0" w:color="BFBFBF"/>
-            </w:tcBorders>
-            <w:vAlign w:val="center"/>
-          </w:tcPr>
-          <w:p>
-            <w:pPr>
-              <w:pStyle w:val="TableParagraph"/>
-              <w:numPr>
-                <w:ilvl w:val="0"/>
-                <w:numId w:val="7"/>
-              </w:numPr>
-              <w:spacing w:before="80" w:after="80" w:line="276" w:lineRule="auto"/>
-              <w:rPr>
-                <w:rFonts w:cstheme="minorHAnsi"/>
-                <w:bCs/>
-              </w:rPr>
-            </w:pPr>
-          </w:p>
-        </w:tc>
-        <w:tc>
-          <w:tcPr>
-            <w:tcW w:w="2541" w:type="pct"/>
-            <w:tcBorders>
-              <w:top w:val="single" w:sz="4" w:space="0" w:color="BFBFBF"/>
-              <w:left w:val="single" w:sz="4" w:space="0" w:color="BFBFBF"/>
-              <w:bottom w:val="single" w:sz="4" w:space="0" w:color="BFBFBF"/>
-              <w:right w:val="single" w:sz="4" w:space="0" w:color="BFBFBF"/>
-            </w:tcBorders>
-            <w:vAlign w:val="center"/>
-          </w:tcPr>
-          <w:p>
-            <w:pPr>
-              <w:spacing w:before="80" w:after="80" w:line="276" w:lineRule="auto"/>
-              <w:jc w:val="center"/>
-              <w:rPr>
-                <w:rFonts w:cstheme="minorHAnsi"/>
-                <w:bCs/>
-                <w:szCs w:val="22"/>
-              </w:rPr>
-            </w:pPr>
-            <w:r>
-              <w:rPr>
-                <w:rFonts w:cstheme="minorHAnsi"/>
-                <w:bCs/>
-                <w:szCs w:val="22"/>
-              </w:rPr>
-              <w:t>Username Enumeration</w:t>
-            </w:r>
-          </w:p>
-        </w:tc>
-        <w:tc>
-          <w:tcPr>
-            <w:tcW w:w="910" w:type="pct"/>
-            <w:tcBorders>
-              <w:top w:val="single" w:sz="4" w:space="0" w:color="BFBFBF"/>
-              <w:left w:val="single" w:sz="4" w:space="0" w:color="BFBFBF"/>
-              <w:bottom w:val="single" w:sz="4" w:space="0" w:color="BFBFBF"/>
-              <w:right w:val="single" w:sz="4" w:space="0" w:color="BFBFBF"/>
-            </w:tcBorders>
-            <w:vAlign w:val="center"/>
-          </w:tcPr>
-          <w:p>
-            <w:pPr>
-              <w:pStyle w:val="TableParagraph"/>
-              <w:spacing w:before="80" w:after="80" w:line="276" w:lineRule="auto"/>
-              <w:rPr>
-                <w:rFonts w:cstheme="minorHAnsi"/>
-                <w:bCs/>
-              </w:rPr>
-            </w:pPr>
-            <w:r>
-              <w:rPr>
-                <w:rFonts w:cstheme="minorHAnsi"/>
-                <w:bCs/>
-              </w:rPr>
-              <w:t>Done</w:t>
-            </w:r>
-          </w:p>
-        </w:tc>
-        <w:tc>
-          <w:tcPr>
-            <w:tcW w:w="1212" w:type="pct"/>
-            <w:tcBorders>
-              <w:top w:val="single" w:sz="4" w:space="0" w:color="BFBFBF"/>
-              <w:left w:val="single" w:sz="4" w:space="0" w:color="BFBFBF"/>
-              <w:bottom w:val="single" w:sz="4" w:space="0" w:color="BFBFBF"/>
-              <w:right w:val="single" w:sz="4" w:space="0" w:color="BFBFBF"/>
-            </w:tcBorders>
-            <w:shd w:val="clear" w:color="auto" w:fill="92D050"/>
-            <w:vAlign w:val="center"/>
-          </w:tcPr>
-          <w:p>
-            <w:pPr>
-              <w:pStyle w:val="TableParagraph"/>
-              <w:spacing w:before="80" w:after="80" w:line="276" w:lineRule="auto"/>
-              <w:ind w:left="136" w:right="139"/>
-              <w:rPr>
-                <w:rFonts w:cstheme="minorHAnsi"/>
-                <w:bCs/>
-              </w:rPr>
-            </w:pPr>
-            <w:r>
-              <w:rPr>
-                <w:rFonts w:cstheme="minorHAnsi"/>
-                <w:bCs/>
-              </w:rPr>
-              <w:t>Not Vulnerable</w:t>
-            </w:r>
-          </w:p>
-        </w:tc>
-      </w:tr>
-      <w:tr>
-        <w:trPr>
-          <w:trHeight w:val="20"/>
-        </w:trPr>
-        <w:tc>
-          <w:tcPr>
-            <w:tcW w:w="337" w:type="pct"/>
-            <w:tcBorders>
-              <w:top w:val="single" w:sz="4" w:space="0" w:color="BFBFBF"/>
-              <w:left w:val="single" w:sz="4" w:space="0" w:color="BFBFBF"/>
-              <w:bottom w:val="single" w:sz="4" w:space="0" w:color="BFBFBF"/>
-              <w:right w:val="single" w:sz="4" w:space="0" w:color="BFBFBF"/>
-            </w:tcBorders>
-            <w:vAlign w:val="center"/>
-          </w:tcPr>
-          <w:p>
-            <w:pPr>
-              <w:pStyle w:val="TableParagraph"/>
-              <w:numPr>
-                <w:ilvl w:val="0"/>
-                <w:numId w:val="7"/>
-              </w:numPr>
-              <w:spacing w:before="80" w:after="80" w:line="276" w:lineRule="auto"/>
-              <w:rPr>
-                <w:rFonts w:cstheme="minorHAnsi"/>
-                <w:bCs/>
-              </w:rPr>
-            </w:pPr>
-          </w:p>
-        </w:tc>
-        <w:tc>
-          <w:tcPr>
-            <w:tcW w:w="2541" w:type="pct"/>
-            <w:tcBorders>
-              <w:top w:val="single" w:sz="4" w:space="0" w:color="BFBFBF"/>
-              <w:left w:val="single" w:sz="4" w:space="0" w:color="BFBFBF"/>
-              <w:bottom w:val="single" w:sz="4" w:space="0" w:color="BFBFBF"/>
-              <w:right w:val="single" w:sz="4" w:space="0" w:color="BFBFBF"/>
-            </w:tcBorders>
-            <w:vAlign w:val="center"/>
-          </w:tcPr>
-          <w:p>
-            <w:pPr>
-              <w:pStyle w:val="TableParagraph"/>
-              <w:spacing w:before="80" w:after="80" w:line="276" w:lineRule="auto"/>
-              <w:rPr>
-                <w:rFonts w:cstheme="minorHAnsi"/>
-                <w:bCs/>
-              </w:rPr>
-            </w:pPr>
-            <w:r>
-              <w:rPr>
-                <w:rFonts w:cstheme="minorHAnsi"/>
-                <w:bCs/>
-              </w:rPr>
-              <w:t>Guessable/Default Credentials</w:t>
-            </w:r>
-          </w:p>
-        </w:tc>
-        <w:tc>
-          <w:tcPr>
-            <w:tcW w:w="910" w:type="pct"/>
-            <w:tcBorders>
-              <w:top w:val="single" w:sz="4" w:space="0" w:color="BFBFBF"/>
-              <w:left w:val="single" w:sz="4" w:space="0" w:color="BFBFBF"/>
-              <w:bottom w:val="single" w:sz="4" w:space="0" w:color="BFBFBF"/>
-              <w:right w:val="single" w:sz="4" w:space="0" w:color="BFBFBF"/>
-            </w:tcBorders>
-            <w:vAlign w:val="center"/>
-          </w:tcPr>
-          <w:p>
-            <w:pPr>
-              <w:pStyle w:val="TableParagraph"/>
-              <w:spacing w:before="80" w:after="80" w:line="276" w:lineRule="auto"/>
-              <w:rPr>
-                <w:rFonts w:cstheme="minorHAnsi"/>
-                <w:bCs/>
-              </w:rPr>
-            </w:pPr>
-            <w:r>
-              <w:rPr>
-                <w:rFonts w:cstheme="minorHAnsi"/>
-                <w:bCs/>
-              </w:rPr>
-              <w:t>Done</w:t>
-            </w:r>
-          </w:p>
-        </w:tc>
-        <w:tc>
-          <w:tcPr>
-            <w:tcW w:w="1212" w:type="pct"/>
-            <w:tcBorders>
-              <w:top w:val="single" w:sz="4" w:space="0" w:color="BFBFBF"/>
-              <w:left w:val="single" w:sz="4" w:space="0" w:color="BFBFBF"/>
-              <w:bottom w:val="single" w:sz="4" w:space="0" w:color="BFBFBF"/>
-              <w:right w:val="single" w:sz="4" w:space="0" w:color="BFBFBF"/>
-            </w:tcBorders>
-            <w:shd w:val="clear" w:color="auto" w:fill="92D050"/>
-            <w:vAlign w:val="center"/>
-          </w:tcPr>
-          <w:p>
-            <w:pPr>
-              <w:pStyle w:val="TableParagraph"/>
-              <w:spacing w:before="80" w:after="80" w:line="276" w:lineRule="auto"/>
-              <w:ind w:left="136" w:right="139"/>
-              <w:rPr>
-                <w:rFonts w:cstheme="minorHAnsi"/>
-                <w:bCs/>
-              </w:rPr>
-            </w:pPr>
-            <w:r>
-              <w:rPr>
-                <w:rFonts w:cstheme="minorHAnsi"/>
-                <w:bCs/>
-              </w:rPr>
-              <w:t>Not Vulnerable</w:t>
-            </w:r>
-          </w:p>
-        </w:tc>
-      </w:tr>
-      <w:tr>
-        <w:trPr>
-          <w:trHeight w:val="20"/>
-        </w:trPr>
-        <w:tc>
-          <w:tcPr>
-            <w:tcW w:w="337" w:type="pct"/>
-            <w:tcBorders>
-              <w:top w:val="single" w:sz="4" w:space="0" w:color="BFBFBF"/>
-              <w:left w:val="single" w:sz="4" w:space="0" w:color="BFBFBF"/>
-              <w:bottom w:val="single" w:sz="4" w:space="0" w:color="BFBFBF"/>
-              <w:right w:val="single" w:sz="4" w:space="0" w:color="BFBFBF"/>
-            </w:tcBorders>
-            <w:vAlign w:val="center"/>
-          </w:tcPr>
-          <w:p>
-            <w:pPr>
-              <w:pStyle w:val="TableParagraph"/>
-              <w:numPr>
-                <w:ilvl w:val="0"/>
-                <w:numId w:val="7"/>
-              </w:numPr>
-              <w:spacing w:before="80" w:after="80" w:line="276" w:lineRule="auto"/>
-              <w:rPr>
-                <w:rFonts w:cstheme="minorHAnsi"/>
-                <w:bCs/>
-              </w:rPr>
-            </w:pPr>
-          </w:p>
-        </w:tc>
-        <w:tc>
-          <w:tcPr>
-            <w:tcW w:w="2541" w:type="pct"/>
-            <w:tcBorders>
-              <w:top w:val="single" w:sz="4" w:space="0" w:color="BFBFBF"/>
-              <w:left w:val="single" w:sz="4" w:space="0" w:color="BFBFBF"/>
-              <w:bottom w:val="single" w:sz="4" w:space="0" w:color="BFBFBF"/>
-              <w:right w:val="single" w:sz="4" w:space="0" w:color="BFBFBF"/>
-            </w:tcBorders>
-            <w:vAlign w:val="center"/>
-          </w:tcPr>
-          <w:p>
-            <w:pPr>
-              <w:pStyle w:val="TableParagraph"/>
-              <w:spacing w:before="80" w:after="80" w:line="276" w:lineRule="auto"/>
-              <w:rPr>
-                <w:rFonts w:cstheme="minorHAnsi"/>
-                <w:bCs/>
-              </w:rPr>
-            </w:pPr>
-            <w:r>
-              <w:rPr>
-                <w:rFonts w:cstheme="minorHAnsi"/>
-                <w:bCs/>
-              </w:rPr>
-              <w:t>Brute Force</w:t>
-            </w:r>
-          </w:p>
-        </w:tc>
-        <w:tc>
-          <w:tcPr>
-            <w:tcW w:w="910" w:type="pct"/>
-            <w:tcBorders>
-              <w:top w:val="single" w:sz="4" w:space="0" w:color="BFBFBF"/>
-              <w:left w:val="single" w:sz="4" w:space="0" w:color="BFBFBF"/>
-              <w:bottom w:val="single" w:sz="4" w:space="0" w:color="BFBFBF"/>
-              <w:right w:val="single" w:sz="4" w:space="0" w:color="BFBFBF"/>
-            </w:tcBorders>
-            <w:vAlign w:val="center"/>
-          </w:tcPr>
-          <w:p>
-            <w:pPr>
-              <w:pStyle w:val="TableParagraph"/>
-              <w:spacing w:before="80" w:after="80" w:line="276" w:lineRule="auto"/>
-              <w:rPr>
-                <w:rFonts w:cstheme="minorHAnsi"/>
-                <w:bCs/>
-              </w:rPr>
-            </w:pPr>
-            <w:r>
-              <w:rPr>
-                <w:rFonts w:cstheme="minorHAnsi"/>
-                <w:bCs/>
-              </w:rPr>
-              <w:t>Done</w:t>
-            </w:r>
-          </w:p>
-        </w:tc>
-        <w:tc>
-          <w:tcPr>
-            <w:tcW w:w="1212" w:type="pct"/>
-            <w:tcBorders>
-              <w:top w:val="single" w:sz="4" w:space="0" w:color="BFBFBF"/>
-              <w:left w:val="single" w:sz="4" w:space="0" w:color="BFBFBF"/>
-              <w:bottom w:val="single" w:sz="4" w:space="0" w:color="BFBFBF"/>
-              <w:right w:val="single" w:sz="4" w:space="0" w:color="BFBFBF"/>
-            </w:tcBorders>
-            <w:shd w:val="clear" w:color="auto" w:fill="92D050"/>
-            <w:vAlign w:val="center"/>
-          </w:tcPr>
-          <w:p>
-            <w:pPr>
-              <w:pStyle w:val="TableParagraph"/>
-              <w:spacing w:before="80" w:after="80" w:line="276" w:lineRule="auto"/>
-              <w:ind w:left="136" w:right="139"/>
-              <w:rPr>
-                <w:rFonts w:cstheme="minorHAnsi"/>
-                <w:bCs/>
-              </w:rPr>
-            </w:pPr>
-            <w:r>
-              <w:rPr>
-                <w:rFonts w:cstheme="minorHAnsi"/>
-                <w:bCs/>
-              </w:rPr>
-              <w:t>Not Vulnerable</w:t>
-            </w:r>
-          </w:p>
-        </w:tc>
-      </w:tr>
-      <w:tr>
-        <w:trPr>
-          <w:trHeight w:val="20"/>
-        </w:trPr>
-        <w:tc>
-          <w:tcPr>
-            <w:tcW w:w="337" w:type="pct"/>
-            <w:tcBorders>
-              <w:top w:val="single" w:sz="4" w:space="0" w:color="BFBFBF"/>
-              <w:left w:val="single" w:sz="4" w:space="0" w:color="BFBFBF"/>
-              <w:bottom w:val="single" w:sz="4" w:space="0" w:color="BFBFBF"/>
-              <w:right w:val="single" w:sz="4" w:space="0" w:color="BFBFBF"/>
-            </w:tcBorders>
-            <w:vAlign w:val="center"/>
-          </w:tcPr>
-          <w:p>
-            <w:pPr>
-              <w:pStyle w:val="TableParagraph"/>
-              <w:numPr>
-                <w:ilvl w:val="0"/>
-                <w:numId w:val="7"/>
-              </w:numPr>
-              <w:spacing w:before="80" w:after="80" w:line="276" w:lineRule="auto"/>
-              <w:rPr>
-                <w:rFonts w:cstheme="minorHAnsi"/>
-                <w:bCs/>
-              </w:rPr>
-            </w:pPr>
-          </w:p>
-        </w:tc>
-        <w:tc>
-          <w:tcPr>
-            <w:tcW w:w="2541" w:type="pct"/>
-            <w:tcBorders>
-              <w:top w:val="single" w:sz="4" w:space="0" w:color="BFBFBF"/>
-              <w:left w:val="single" w:sz="4" w:space="0" w:color="BFBFBF"/>
-              <w:bottom w:val="single" w:sz="4" w:space="0" w:color="BFBFBF"/>
-              <w:right w:val="single" w:sz="4" w:space="0" w:color="BFBFBF"/>
-            </w:tcBorders>
-            <w:vAlign w:val="center"/>
-          </w:tcPr>
-          <w:p>
-            <w:pPr>
-              <w:pStyle w:val="TableParagraph"/>
-              <w:spacing w:before="80" w:after="80" w:line="276" w:lineRule="auto"/>
-              <w:rPr>
-                <w:rFonts w:cstheme="minorHAnsi"/>
-                <w:bCs/>
-              </w:rPr>
-            </w:pPr>
-            <w:r>
-              <w:rPr>
-                <w:rFonts w:cstheme="minorHAnsi"/>
-                <w:bCs/>
-              </w:rPr>
-              <w:t>Password Policy</w:t>
-            </w:r>
-          </w:p>
-        </w:tc>
-        <w:tc>
-          <w:tcPr>
-            <w:tcW w:w="910" w:type="pct"/>
-            <w:tcBorders>
-              <w:top w:val="single" w:sz="4" w:space="0" w:color="BFBFBF"/>
-              <w:left w:val="single" w:sz="4" w:space="0" w:color="BFBFBF"/>
-              <w:bottom w:val="single" w:sz="4" w:space="0" w:color="BFBFBF"/>
-              <w:right w:val="single" w:sz="4" w:space="0" w:color="BFBFBF"/>
-            </w:tcBorders>
-            <w:vAlign w:val="center"/>
-          </w:tcPr>
-          <w:p>
-            <w:pPr>
-              <w:pStyle w:val="TableParagraph"/>
-              <w:spacing w:before="80" w:after="80" w:line="276" w:lineRule="auto"/>
-              <w:rPr>
-                <w:rFonts w:cstheme="minorHAnsi"/>
-                <w:bCs/>
-              </w:rPr>
-            </w:pPr>
-            <w:r>
-              <w:rPr>
-                <w:rFonts w:cstheme="minorHAnsi"/>
-                <w:bCs/>
-              </w:rPr>
-              <w:t>Done</w:t>
-            </w:r>
-          </w:p>
-        </w:tc>
-        <w:tc>
-          <w:tcPr>
-            <w:tcW w:w="1212" w:type="pct"/>
-            <w:tcBorders>
-              <w:top w:val="single" w:sz="4" w:space="0" w:color="BFBFBF"/>
-              <w:left w:val="single" w:sz="4" w:space="0" w:color="BFBFBF"/>
-              <w:bottom w:val="single" w:sz="4" w:space="0" w:color="BFBFBF"/>
-              <w:right w:val="single" w:sz="4" w:space="0" w:color="BFBFBF"/>
-            </w:tcBorders>
-            <w:shd w:val="clear" w:color="auto" w:fill="92D050"/>
-            <w:vAlign w:val="center"/>
-          </w:tcPr>
-          <w:p>
-            <w:pPr>
-              <w:pStyle w:val="TableParagraph"/>
-              <w:spacing w:before="80" w:after="80" w:line="276" w:lineRule="auto"/>
-              <w:ind w:left="136" w:right="139"/>
-              <w:rPr>
-                <w:rFonts w:cstheme="minorHAnsi"/>
-                <w:bCs/>
-              </w:rPr>
-            </w:pPr>
-            <w:r>
-              <w:rPr>
-                <w:rFonts w:cstheme="minorHAnsi"/>
-                <w:bCs/>
-              </w:rPr>
-              <w:t>Not Vulnerable</w:t>
-            </w:r>
-          </w:p>
-        </w:tc>
-      </w:tr>
-      <w:tr>
-        <w:trPr>
-          <w:trHeight w:val="20"/>
-        </w:trPr>
-        <w:tc>
-          <w:tcPr>
-            <w:tcW w:w="337" w:type="pct"/>
-            <w:tcBorders>
-              <w:top w:val="single" w:sz="4" w:space="0" w:color="BFBFBF"/>
-              <w:left w:val="single" w:sz="4" w:space="0" w:color="BFBFBF"/>
-              <w:bottom w:val="single" w:sz="4" w:space="0" w:color="BFBFBF"/>
-              <w:right w:val="single" w:sz="4" w:space="0" w:color="BFBFBF"/>
-            </w:tcBorders>
-            <w:vAlign w:val="center"/>
-          </w:tcPr>
-          <w:p>
-            <w:pPr>
-              <w:pStyle w:val="TableParagraph"/>
-              <w:numPr>
-                <w:ilvl w:val="0"/>
-                <w:numId w:val="7"/>
-              </w:numPr>
-              <w:spacing w:before="80" w:after="80" w:line="276" w:lineRule="auto"/>
-              <w:rPr>
-                <w:rFonts w:cstheme="minorHAnsi"/>
-                <w:bCs/>
-              </w:rPr>
-            </w:pPr>
-          </w:p>
-        </w:tc>
-        <w:tc>
-          <w:tcPr>
-            <w:tcW w:w="2541" w:type="pct"/>
-            <w:tcBorders>
-              <w:top w:val="single" w:sz="4" w:space="0" w:color="BFBFBF"/>
-              <w:left w:val="single" w:sz="4" w:space="0" w:color="BFBFBF"/>
-              <w:bottom w:val="single" w:sz="4" w:space="0" w:color="BFBFBF"/>
-              <w:right w:val="single" w:sz="4" w:space="0" w:color="BFBFBF"/>
-            </w:tcBorders>
-            <w:vAlign w:val="center"/>
-          </w:tcPr>
-          <w:p>
-            <w:pPr>
-              <w:pStyle w:val="TableParagraph"/>
-              <w:spacing w:before="80" w:after="80" w:line="276" w:lineRule="auto"/>
-              <w:rPr>
-                <w:rFonts w:cstheme="minorHAnsi"/>
-                <w:bCs/>
-              </w:rPr>
-            </w:pPr>
-            <w:r>
-              <w:rPr>
-                <w:rFonts w:cstheme="minorHAnsi"/>
-                <w:bCs/>
-              </w:rPr>
-              <w:t>Multi-Factor Authentication (MFA)</w:t>
-            </w:r>
-          </w:p>
-        </w:tc>
-        <w:tc>
-          <w:tcPr>
-            <w:tcW w:w="910" w:type="pct"/>
-            <w:tcBorders>
-              <w:top w:val="single" w:sz="4" w:space="0" w:color="BFBFBF"/>
-              <w:left w:val="single" w:sz="4" w:space="0" w:color="BFBFBF"/>
-              <w:bottom w:val="single" w:sz="4" w:space="0" w:color="BFBFBF"/>
-              <w:right w:val="single" w:sz="4" w:space="0" w:color="BFBFBF"/>
-            </w:tcBorders>
-            <w:vAlign w:val="center"/>
-          </w:tcPr>
-          <w:p>
-            <w:pPr>
-              <w:pStyle w:val="TableParagraph"/>
-              <w:spacing w:before="80" w:after="80" w:line="276" w:lineRule="auto"/>
-              <w:rPr>
-                <w:rFonts w:cstheme="minorHAnsi"/>
-                <w:bCs/>
-              </w:rPr>
-            </w:pPr>
-            <w:r>
-              <w:rPr>
-                <w:rFonts w:cstheme="minorHAnsi"/>
-                <w:bCs/>
-              </w:rPr>
-              <w:t>Done</w:t>
-            </w:r>
-          </w:p>
-        </w:tc>
-        <w:tc>
-          <w:tcPr>
-            <w:tcW w:w="1212" w:type="pct"/>
-            <w:tcBorders>
-              <w:top w:val="single" w:sz="4" w:space="0" w:color="BFBFBF"/>
-              <w:left w:val="single" w:sz="4" w:space="0" w:color="BFBFBF"/>
-              <w:bottom w:val="single" w:sz="4" w:space="0" w:color="BFBFBF"/>
-              <w:right w:val="single" w:sz="4" w:space="0" w:color="BFBFBF"/>
-            </w:tcBorders>
-            <w:shd w:val="clear" w:color="auto" w:fill="92D050"/>
-            <w:vAlign w:val="center"/>
-          </w:tcPr>
-          <w:p>
-            <w:pPr>
-              <w:pStyle w:val="TableParagraph"/>
-              <w:spacing w:before="80" w:after="80" w:line="276" w:lineRule="auto"/>
-              <w:ind w:left="136" w:right="139"/>
-              <w:rPr>
-                <w:rFonts w:cstheme="minorHAnsi"/>
-                <w:bCs/>
-              </w:rPr>
-            </w:pPr>
-            <w:r>
-              <w:rPr>
-                <w:rFonts w:cstheme="minorHAnsi"/>
-                <w:bCs/>
-              </w:rPr>
-              <w:t>Not Vulnerable</w:t>
-            </w:r>
-          </w:p>
-        </w:tc>
-      </w:tr>
-      <w:tr>
-        <w:trPr>
-          <w:trHeight w:val="20"/>
-        </w:trPr>
-        <w:tc>
-          <w:tcPr>
-            <w:tcW w:w="337" w:type="pct"/>
-            <w:tcBorders>
-              <w:top w:val="single" w:sz="4" w:space="0" w:color="BFBFBF"/>
-              <w:left w:val="single" w:sz="4" w:space="0" w:color="BFBFBF"/>
-              <w:bottom w:val="single" w:sz="4" w:space="0" w:color="BFBFBF"/>
-              <w:right w:val="single" w:sz="4" w:space="0" w:color="BFBFBF"/>
-            </w:tcBorders>
-            <w:vAlign w:val="center"/>
-          </w:tcPr>
-          <w:p>
-            <w:pPr>
-              <w:pStyle w:val="TableParagraph"/>
-              <w:numPr>
-                <w:ilvl w:val="0"/>
-                <w:numId w:val="7"/>
-              </w:numPr>
-              <w:spacing w:before="80" w:after="80" w:line="276" w:lineRule="auto"/>
-              <w:rPr>
-                <w:rFonts w:cstheme="minorHAnsi"/>
-                <w:bCs/>
-              </w:rPr>
-            </w:pPr>
-          </w:p>
-        </w:tc>
-        <w:tc>
-          <w:tcPr>
-            <w:tcW w:w="2541" w:type="pct"/>
-            <w:tcBorders>
-              <w:top w:val="single" w:sz="4" w:space="0" w:color="BFBFBF"/>
-              <w:left w:val="single" w:sz="4" w:space="0" w:color="BFBFBF"/>
-              <w:bottom w:val="single" w:sz="4" w:space="0" w:color="BFBFBF"/>
-              <w:right w:val="single" w:sz="4" w:space="0" w:color="BFBFBF"/>
-            </w:tcBorders>
-            <w:vAlign w:val="center"/>
-          </w:tcPr>
-          <w:p>
-            <w:pPr>
-              <w:spacing w:before="80" w:after="80" w:line="276" w:lineRule="auto"/>
-              <w:jc w:val="center"/>
-              <w:rPr>
-                <w:rFonts w:cstheme="minorHAnsi"/>
-                <w:bCs/>
-                <w:szCs w:val="22"/>
-              </w:rPr>
-            </w:pPr>
-            <w:r>
-              <w:rPr>
-                <w:rFonts w:cstheme="minorHAnsi"/>
-                <w:bCs/>
-                <w:szCs w:val="22"/>
-              </w:rPr>
-              <w:t>Logout Functionality</w:t>
-            </w:r>
-          </w:p>
-        </w:tc>
-        <w:tc>
-          <w:tcPr>
-            <w:tcW w:w="910" w:type="pct"/>
-            <w:tcBorders>
-              <w:top w:val="single" w:sz="4" w:space="0" w:color="BFBFBF"/>
-              <w:left w:val="single" w:sz="4" w:space="0" w:color="BFBFBF"/>
-              <w:bottom w:val="single" w:sz="4" w:space="0" w:color="BFBFBF"/>
-              <w:right w:val="single" w:sz="4" w:space="0" w:color="BFBFBF"/>
-            </w:tcBorders>
-            <w:vAlign w:val="center"/>
-          </w:tcPr>
-          <w:p>
-            <w:pPr>
-              <w:pStyle w:val="TableParagraph"/>
-              <w:spacing w:before="80" w:after="80" w:line="276" w:lineRule="auto"/>
-              <w:rPr>
-                <w:rFonts w:cstheme="minorHAnsi"/>
-                <w:bCs/>
-              </w:rPr>
-            </w:pPr>
-            <w:r>
-              <w:rPr>
-                <w:rFonts w:cstheme="minorHAnsi"/>
-                <w:bCs/>
-              </w:rPr>
-              <w:t>Done</w:t>
-            </w:r>
-          </w:p>
-        </w:tc>
-        <w:tc>
-          <w:tcPr>
-            <w:tcW w:w="1212" w:type="pct"/>
-            <w:tcBorders>
-              <w:top w:val="single" w:sz="4" w:space="0" w:color="BFBFBF"/>
-              <w:left w:val="single" w:sz="4" w:space="0" w:color="BFBFBF"/>
-              <w:bottom w:val="single" w:sz="4" w:space="0" w:color="BFBFBF"/>
-              <w:right w:val="single" w:sz="4" w:space="0" w:color="BFBFBF"/>
-            </w:tcBorders>
-            <w:shd w:val="clear" w:color="auto" w:fill="92D050"/>
-            <w:vAlign w:val="center"/>
-          </w:tcPr>
-          <w:p>
-            <w:pPr>
-              <w:pStyle w:val="TableParagraph"/>
-              <w:spacing w:before="80" w:after="80" w:line="276" w:lineRule="auto"/>
-              <w:ind w:left="136" w:right="139"/>
-              <w:rPr>
-                <w:rFonts w:cstheme="minorHAnsi"/>
-                <w:bCs/>
-              </w:rPr>
-            </w:pPr>
-            <w:r>
-              <w:rPr>
-                <w:rFonts w:cstheme="minorHAnsi"/>
-                <w:bCs/>
-              </w:rPr>
-              <w:t>Not Vulnerable</w:t>
-            </w:r>
-          </w:p>
-        </w:tc>
-      </w:tr>
-      <w:tr>
-        <w:trPr>
-          <w:trHeight w:val="20"/>
-        </w:trPr>
-        <w:tc>
-          <w:tcPr>
-            <w:tcW w:w="337" w:type="pct"/>
-            <w:tcBorders>
-              <w:top w:val="single" w:sz="4" w:space="0" w:color="BFBFBF"/>
-              <w:left w:val="single" w:sz="4" w:space="0" w:color="BFBFBF"/>
-              <w:bottom w:val="single" w:sz="4" w:space="0" w:color="BFBFBF"/>
-              <w:right w:val="single" w:sz="4" w:space="0" w:color="BFBFBF"/>
-            </w:tcBorders>
-            <w:vAlign w:val="center"/>
-          </w:tcPr>
-          <w:p>
-            <w:pPr>
-              <w:pStyle w:val="TableParagraph"/>
-              <w:numPr>
-                <w:ilvl w:val="0"/>
-                <w:numId w:val="7"/>
-              </w:numPr>
-              <w:spacing w:before="80" w:after="80" w:line="276" w:lineRule="auto"/>
-              <w:rPr>
-                <w:rFonts w:cstheme="minorHAnsi"/>
-                <w:bCs/>
-              </w:rPr>
-            </w:pPr>
-          </w:p>
-        </w:tc>
-        <w:tc>
-          <w:tcPr>
-            <w:tcW w:w="2541" w:type="pct"/>
-            <w:tcBorders>
-              <w:top w:val="single" w:sz="4" w:space="0" w:color="BFBFBF"/>
-              <w:left w:val="single" w:sz="4" w:space="0" w:color="BFBFBF"/>
-              <w:bottom w:val="single" w:sz="4" w:space="0" w:color="BFBFBF"/>
-              <w:right w:val="single" w:sz="4" w:space="0" w:color="BFBFBF"/>
-            </w:tcBorders>
-            <w:vAlign w:val="center"/>
-          </w:tcPr>
-          <w:p>
-            <w:pPr>
-              <w:pStyle w:val="TableParagraph"/>
-              <w:spacing w:before="80" w:after="80" w:line="276" w:lineRule="auto"/>
-              <w:rPr>
-                <w:rFonts w:cstheme="minorHAnsi"/>
-                <w:bCs/>
-              </w:rPr>
-            </w:pPr>
-            <w:r>
-              <w:rPr>
-                <w:rFonts w:cstheme="minorHAnsi"/>
-                <w:bCs/>
-              </w:rPr>
-              <w:t>Directory Traversal</w:t>
-            </w:r>
-          </w:p>
-        </w:tc>
-        <w:tc>
-          <w:tcPr>
-            <w:tcW w:w="910" w:type="pct"/>
-            <w:tcBorders>
-              <w:top w:val="single" w:sz="4" w:space="0" w:color="BFBFBF"/>
-              <w:left w:val="single" w:sz="4" w:space="0" w:color="BFBFBF"/>
-              <w:bottom w:val="single" w:sz="4" w:space="0" w:color="BFBFBF"/>
-              <w:right w:val="single" w:sz="4" w:space="0" w:color="BFBFBF"/>
-            </w:tcBorders>
-            <w:vAlign w:val="center"/>
-          </w:tcPr>
-          <w:p>
-            <w:pPr>
-              <w:pStyle w:val="TableParagraph"/>
-              <w:spacing w:before="80" w:after="80" w:line="276" w:lineRule="auto"/>
-              <w:rPr>
-                <w:rFonts w:cstheme="minorHAnsi"/>
-                <w:bCs/>
-              </w:rPr>
-            </w:pPr>
-            <w:r>
-              <w:rPr>
-                <w:rFonts w:cstheme="minorHAnsi"/>
-                <w:bCs/>
-              </w:rPr>
-              <w:t>Done</w:t>
-            </w:r>
-          </w:p>
-        </w:tc>
-        <w:tc>
-          <w:tcPr>
-            <w:tcW w:w="1212" w:type="pct"/>
-            <w:tcBorders>
-              <w:top w:val="single" w:sz="4" w:space="0" w:color="BFBFBF"/>
-              <w:left w:val="single" w:sz="4" w:space="0" w:color="BFBFBF"/>
-              <w:bottom w:val="single" w:sz="4" w:space="0" w:color="BFBFBF"/>
-              <w:right w:val="single" w:sz="4" w:space="0" w:color="BFBFBF"/>
-            </w:tcBorders>
-            <w:shd w:val="clear" w:color="auto" w:fill="92D050"/>
-            <w:vAlign w:val="center"/>
-          </w:tcPr>
-          <w:p>
-            <w:pPr>
-              <w:pStyle w:val="TableParagraph"/>
-              <w:spacing w:before="80" w:after="80" w:line="276" w:lineRule="auto"/>
-              <w:ind w:left="136" w:right="139"/>
-              <w:rPr>
-                <w:rFonts w:cstheme="minorHAnsi"/>
-                <w:bCs/>
-              </w:rPr>
-            </w:pPr>
-            <w:r>
-              <w:rPr>
-                <w:rFonts w:cstheme="minorHAnsi"/>
-                <w:bCs/>
-              </w:rPr>
-              <w:t>Not Vulnerable</w:t>
-            </w:r>
-          </w:p>
-        </w:tc>
-      </w:tr>
-      <w:tr>
-        <w:trPr>
-          <w:trHeight w:val="20"/>
-        </w:trPr>
-        <w:tc>
-          <w:tcPr>
-            <w:tcW w:w="337" w:type="pct"/>
-            <w:tcBorders>
-              <w:top w:val="single" w:sz="4" w:space="0" w:color="BFBFBF"/>
-              <w:left w:val="single" w:sz="4" w:space="0" w:color="BFBFBF"/>
-              <w:bottom w:val="single" w:sz="4" w:space="0" w:color="BFBFBF"/>
-              <w:right w:val="single" w:sz="4" w:space="0" w:color="BFBFBF"/>
-            </w:tcBorders>
-            <w:vAlign w:val="center"/>
-          </w:tcPr>
-          <w:p>
-            <w:pPr>
-              <w:pStyle w:val="TableParagraph"/>
-              <w:numPr>
-                <w:ilvl w:val="0"/>
-                <w:numId w:val="7"/>
-              </w:numPr>
-              <w:spacing w:before="80" w:after="80" w:line="276" w:lineRule="auto"/>
-              <w:rPr>
-                <w:rFonts w:cstheme="minorHAnsi"/>
-                <w:bCs/>
-              </w:rPr>
-            </w:pPr>
-          </w:p>
-        </w:tc>
-        <w:tc>
-          <w:tcPr>
-            <w:tcW w:w="2541" w:type="pct"/>
-            <w:tcBorders>
-              <w:top w:val="single" w:sz="4" w:space="0" w:color="BFBFBF"/>
-              <w:left w:val="single" w:sz="4" w:space="0" w:color="BFBFBF"/>
-              <w:bottom w:val="single" w:sz="4" w:space="0" w:color="BFBFBF"/>
-              <w:right w:val="single" w:sz="4" w:space="0" w:color="BFBFBF"/>
-            </w:tcBorders>
-            <w:vAlign w:val="center"/>
-          </w:tcPr>
-          <w:p>
-            <w:pPr>
-              <w:pStyle w:val="TableParagraph"/>
-              <w:spacing w:before="80" w:after="80" w:line="276" w:lineRule="auto"/>
-              <w:rPr>
-                <w:rFonts w:cstheme="minorHAnsi"/>
-                <w:bCs/>
-              </w:rPr>
-            </w:pPr>
-            <w:r>
-              <w:rPr>
-                <w:rFonts w:cstheme="minorHAnsi"/>
-                <w:bCs/>
-              </w:rPr>
-              <w:t>Privilege Escalation</w:t>
-            </w:r>
-          </w:p>
-        </w:tc>
-        <w:tc>
-          <w:tcPr>
-            <w:tcW w:w="910" w:type="pct"/>
-            <w:tcBorders>
-              <w:top w:val="single" w:sz="4" w:space="0" w:color="BFBFBF"/>
-              <w:left w:val="single" w:sz="4" w:space="0" w:color="BFBFBF"/>
-              <w:bottom w:val="single" w:sz="4" w:space="0" w:color="BFBFBF"/>
-              <w:right w:val="single" w:sz="4" w:space="0" w:color="BFBFBF"/>
-            </w:tcBorders>
-            <w:vAlign w:val="center"/>
-          </w:tcPr>
-          <w:p>
-            <w:pPr>
-              <w:pStyle w:val="TableParagraph"/>
-              <w:spacing w:before="80" w:after="80" w:line="276" w:lineRule="auto"/>
-              <w:rPr>
-                <w:rFonts w:cstheme="minorHAnsi"/>
-                <w:bCs/>
-              </w:rPr>
-            </w:pPr>
-            <w:r>
-              <w:rPr>
-                <w:rFonts w:cstheme="minorHAnsi"/>
-                <w:bCs/>
-              </w:rPr>
-              <w:t>Done</w:t>
-            </w:r>
-          </w:p>
-        </w:tc>
-        <w:tc>
-          <w:tcPr>
-            <w:tcW w:w="1212" w:type="pct"/>
-            <w:tcBorders>
-              <w:top w:val="single" w:sz="4" w:space="0" w:color="BFBFBF"/>
-              <w:left w:val="single" w:sz="4" w:space="0" w:color="BFBFBF"/>
-              <w:bottom w:val="single" w:sz="4" w:space="0" w:color="BFBFBF"/>
-              <w:right w:val="single" w:sz="4" w:space="0" w:color="BFBFBF"/>
-            </w:tcBorders>
-            <w:shd w:val="clear" w:color="auto" w:fill="92D050"/>
-            <w:vAlign w:val="center"/>
-          </w:tcPr>
-          <w:p>
-            <w:pPr>
-              <w:pStyle w:val="TableParagraph"/>
-              <w:spacing w:before="80" w:after="80" w:line="276" w:lineRule="auto"/>
-              <w:ind w:left="136" w:right="139"/>
-              <w:rPr>
-                <w:rFonts w:cstheme="minorHAnsi"/>
-                <w:bCs/>
-              </w:rPr>
-            </w:pPr>
-            <w:r>
-              <w:rPr>
-                <w:rFonts w:cstheme="minorHAnsi"/>
-                <w:bCs/>
-              </w:rPr>
-              <w:t>Not Vulnerable</w:t>
-            </w:r>
-          </w:p>
-        </w:tc>
-      </w:tr>
-      <w:tr>
-        <w:trPr>
-          <w:trHeight w:val="20"/>
-        </w:trPr>
-        <w:tc>
-          <w:tcPr>
-            <w:tcW w:w="337" w:type="pct"/>
-            <w:tcBorders>
-              <w:top w:val="single" w:sz="4" w:space="0" w:color="BFBFBF"/>
-              <w:left w:val="single" w:sz="4" w:space="0" w:color="BFBFBF"/>
-              <w:bottom w:val="single" w:sz="4" w:space="0" w:color="BFBFBF"/>
-              <w:right w:val="single" w:sz="4" w:space="0" w:color="BFBFBF"/>
-            </w:tcBorders>
-            <w:vAlign w:val="center"/>
-          </w:tcPr>
-          <w:p>
-            <w:pPr>
-              <w:pStyle w:val="ListParagraph"/>
-              <w:numPr>
-                <w:ilvl w:val="0"/>
-                <w:numId w:val="7"/>
-              </w:numPr>
-              <w:spacing w:before="80" w:after="80" w:line="276" w:lineRule="auto"/>
-              <w:jc w:val="center"/>
-              <w:rPr>
-                <w:bCs/>
-              </w:rPr>
-            </w:pPr>
-          </w:p>
-        </w:tc>
-        <w:tc>
-          <w:tcPr>
-            <w:tcW w:w="2541" w:type="pct"/>
-            <w:tcBorders>
-              <w:top w:val="single" w:sz="4" w:space="0" w:color="BFBFBF"/>
-              <w:left w:val="single" w:sz="4" w:space="0" w:color="BFBFBF"/>
-              <w:bottom w:val="single" w:sz="4" w:space="0" w:color="BFBFBF"/>
-              <w:right w:val="single" w:sz="4" w:space="0" w:color="BFBFBF"/>
-            </w:tcBorders>
-            <w:vAlign w:val="center"/>
-          </w:tcPr>
-          <w:p>
-            <w:pPr>
-              <w:spacing w:before="80" w:after="80" w:line="276" w:lineRule="auto"/>
-              <w:jc w:val="center"/>
-              <w:rPr>
-                <w:rFonts w:cstheme="minorHAnsi"/>
-                <w:bCs/>
-                <w:szCs w:val="22"/>
-              </w:rPr>
-            </w:pPr>
-            <w:r>
-              <w:rPr>
-                <w:rFonts w:cstheme="minorHAnsi"/>
-                <w:bCs/>
-                <w:szCs w:val="22"/>
-              </w:rPr>
-              <w:t>Authorization Bypass</w:t>
-            </w:r>
-          </w:p>
-        </w:tc>
-        <w:tc>
-          <w:tcPr>
-            <w:tcW w:w="910" w:type="pct"/>
-            <w:tcBorders>
-              <w:top w:val="single" w:sz="4" w:space="0" w:color="BFBFBF"/>
-              <w:left w:val="single" w:sz="4" w:space="0" w:color="BFBFBF"/>
-              <w:bottom w:val="single" w:sz="4" w:space="0" w:color="BFBFBF"/>
-              <w:right w:val="single" w:sz="4" w:space="0" w:color="BFBFBF"/>
-            </w:tcBorders>
-            <w:vAlign w:val="center"/>
-          </w:tcPr>
-          <w:p>
-            <w:pPr>
-              <w:pStyle w:val="TableParagraph"/>
-              <w:spacing w:before="80" w:after="80" w:line="276" w:lineRule="auto"/>
-              <w:rPr>
-                <w:rFonts w:cstheme="minorHAnsi"/>
-                <w:bCs/>
-              </w:rPr>
-            </w:pPr>
-            <w:r>
-              <w:rPr>
-                <w:rFonts w:cstheme="minorHAnsi"/>
-                <w:bCs/>
-              </w:rPr>
-              <w:t>Done</w:t>
-            </w:r>
-          </w:p>
-        </w:tc>
-        <w:tc>
-          <w:tcPr>
-            <w:tcW w:w="1212" w:type="pct"/>
-            <w:tcBorders>
-              <w:top w:val="single" w:sz="4" w:space="0" w:color="BFBFBF"/>
-              <w:left w:val="single" w:sz="4" w:space="0" w:color="BFBFBF"/>
-              <w:bottom w:val="single" w:sz="4" w:space="0" w:color="BFBFBF"/>
-              <w:right w:val="single" w:sz="4" w:space="0" w:color="BFBFBF"/>
-            </w:tcBorders>
-            <w:shd w:val="clear" w:color="auto" w:fill="C00000"/>
-            <w:vAlign w:val="center"/>
-          </w:tcPr>
-          <w:p>
-            <w:pPr>
-              <w:pStyle w:val="TableParagraph"/>
-              <w:spacing w:before="80" w:after="80" w:line="276" w:lineRule="auto"/>
-              <w:ind w:left="136" w:right="139"/>
-              <w:rPr>
-                <w:rFonts w:cstheme="minorHAnsi"/>
-                <w:bCs/>
-              </w:rPr>
-            </w:pPr>
-            <w:r>
-              <w:rPr>
-                <w:rFonts w:cstheme="minorHAnsi"/>
-                <w:bCs/>
-              </w:rPr>
-              <w:t>Vulnerable</w:t>
-            </w:r>
-          </w:p>
-        </w:tc>
-      </w:tr>
-      <w:tr>
-        <w:trPr>
-          <w:trHeight w:val="20"/>
-        </w:trPr>
-        <w:tc>
-          <w:tcPr>
-            <w:tcW w:w="337" w:type="pct"/>
-            <w:tcBorders>
-              <w:top w:val="single" w:sz="4" w:space="0" w:color="BFBFBF"/>
-              <w:left w:val="single" w:sz="4" w:space="0" w:color="BFBFBF"/>
-              <w:bottom w:val="single" w:sz="4" w:space="0" w:color="BFBFBF"/>
-              <w:right w:val="single" w:sz="4" w:space="0" w:color="BFBFBF"/>
-            </w:tcBorders>
-            <w:vAlign w:val="center"/>
-          </w:tcPr>
-          <w:p>
-            <w:pPr>
-              <w:pStyle w:val="TableParagraph"/>
-              <w:numPr>
-                <w:ilvl w:val="0"/>
-                <w:numId w:val="7"/>
-              </w:numPr>
-              <w:spacing w:before="80" w:after="80" w:line="276" w:lineRule="auto"/>
-              <w:rPr>
-                <w:rFonts w:cstheme="minorHAnsi"/>
-                <w:bCs/>
-              </w:rPr>
-            </w:pPr>
-          </w:p>
-        </w:tc>
-        <w:tc>
-          <w:tcPr>
-            <w:tcW w:w="2541" w:type="pct"/>
-            <w:tcBorders>
-              <w:top w:val="single" w:sz="4" w:space="0" w:color="BFBFBF"/>
-              <w:left w:val="single" w:sz="4" w:space="0" w:color="BFBFBF"/>
-              <w:bottom w:val="single" w:sz="4" w:space="0" w:color="BFBFBF"/>
-              <w:right w:val="single" w:sz="4" w:space="0" w:color="BFBFBF"/>
-            </w:tcBorders>
-            <w:vAlign w:val="center"/>
-          </w:tcPr>
-          <w:p>
-            <w:pPr>
-              <w:pStyle w:val="TableParagraph"/>
-              <w:spacing w:before="80" w:after="80" w:line="276" w:lineRule="auto"/>
-              <w:rPr>
-                <w:rFonts w:cstheme="minorHAnsi"/>
-                <w:bCs/>
-              </w:rPr>
-            </w:pPr>
-            <w:r>
-              <w:rPr>
-                <w:rFonts w:cstheme="minorHAnsi"/>
-                <w:bCs/>
-              </w:rPr>
-              <w:t>Session Management Schema</w:t>
-            </w:r>
-          </w:p>
-        </w:tc>
-        <w:tc>
-          <w:tcPr>
-            <w:tcW w:w="910" w:type="pct"/>
-            <w:tcBorders>
-              <w:top w:val="single" w:sz="4" w:space="0" w:color="BFBFBF"/>
-              <w:left w:val="single" w:sz="4" w:space="0" w:color="BFBFBF"/>
-              <w:bottom w:val="single" w:sz="4" w:space="0" w:color="BFBFBF"/>
-              <w:right w:val="single" w:sz="4" w:space="0" w:color="BFBFBF"/>
-            </w:tcBorders>
-            <w:vAlign w:val="center"/>
-          </w:tcPr>
-          <w:p>
-            <w:pPr>
-              <w:pStyle w:val="TableParagraph"/>
-              <w:spacing w:before="80" w:after="80" w:line="276" w:lineRule="auto"/>
-              <w:rPr>
-                <w:rFonts w:cstheme="minorHAnsi"/>
-                <w:bCs/>
-              </w:rPr>
-            </w:pPr>
-            <w:r>
-              <w:rPr>
-                <w:rFonts w:cstheme="minorHAnsi"/>
-                <w:bCs/>
-              </w:rPr>
-              <w:t>Done</w:t>
-            </w:r>
-          </w:p>
-        </w:tc>
-        <w:tc>
-          <w:tcPr>
-            <w:tcW w:w="1212" w:type="pct"/>
-            <w:tcBorders>
-              <w:top w:val="single" w:sz="4" w:space="0" w:color="BFBFBF"/>
-              <w:left w:val="single" w:sz="4" w:space="0" w:color="BFBFBF"/>
-              <w:bottom w:val="single" w:sz="4" w:space="0" w:color="BFBFBF"/>
-              <w:right w:val="single" w:sz="4" w:space="0" w:color="BFBFBF"/>
-            </w:tcBorders>
-            <w:shd w:val="clear" w:color="auto" w:fill="92D050"/>
-            <w:vAlign w:val="center"/>
-          </w:tcPr>
-          <w:p>
-            <w:pPr>
-              <w:pStyle w:val="TableParagraph"/>
-              <w:spacing w:before="80" w:after="80" w:line="276" w:lineRule="auto"/>
-              <w:ind w:left="136" w:right="139"/>
-              <w:rPr>
-                <w:rFonts w:cstheme="minorHAnsi"/>
-                <w:bCs/>
-              </w:rPr>
-            </w:pPr>
-            <w:r>
-              <w:rPr>
-                <w:rFonts w:cstheme="minorHAnsi"/>
-                <w:bCs/>
-              </w:rPr>
-              <w:t>Not Vulnerable</w:t>
-            </w:r>
-          </w:p>
-        </w:tc>
-      </w:tr>
-      <w:tr>
-        <w:trPr>
-          <w:trHeight w:val="20"/>
-        </w:trPr>
-        <w:tc>
-          <w:tcPr>
-            <w:tcW w:w="337" w:type="pct"/>
-            <w:tcBorders>
-              <w:top w:val="single" w:sz="4" w:space="0" w:color="BFBFBF"/>
-              <w:left w:val="single" w:sz="4" w:space="0" w:color="BFBFBF"/>
-              <w:bottom w:val="single" w:sz="4" w:space="0" w:color="BFBFBF"/>
-              <w:right w:val="single" w:sz="4" w:space="0" w:color="BFBFBF"/>
-            </w:tcBorders>
-            <w:vAlign w:val="center"/>
-          </w:tcPr>
-          <w:p>
-            <w:pPr>
-              <w:pStyle w:val="TableParagraph"/>
-              <w:numPr>
-                <w:ilvl w:val="0"/>
-                <w:numId w:val="7"/>
-              </w:numPr>
-              <w:spacing w:before="80" w:after="80" w:line="276" w:lineRule="auto"/>
-              <w:rPr>
-                <w:rFonts w:cstheme="minorHAnsi"/>
-                <w:bCs/>
-              </w:rPr>
-            </w:pPr>
-          </w:p>
-        </w:tc>
-        <w:tc>
-          <w:tcPr>
-            <w:tcW w:w="2541" w:type="pct"/>
-            <w:tcBorders>
-              <w:top w:val="single" w:sz="4" w:space="0" w:color="BFBFBF"/>
-              <w:left w:val="single" w:sz="4" w:space="0" w:color="BFBFBF"/>
-              <w:bottom w:val="single" w:sz="4" w:space="0" w:color="BFBFBF"/>
-              <w:right w:val="single" w:sz="4" w:space="0" w:color="BFBFBF"/>
-            </w:tcBorders>
-            <w:vAlign w:val="center"/>
-          </w:tcPr>
-          <w:p>
-            <w:pPr>
-              <w:pStyle w:val="TableParagraph"/>
-              <w:spacing w:before="80" w:after="80" w:line="276" w:lineRule="auto"/>
-              <w:rPr>
-                <w:rFonts w:cstheme="minorHAnsi"/>
-                <w:bCs/>
-              </w:rPr>
-            </w:pPr>
-            <w:r>
-              <w:rPr>
-                <w:rFonts w:cstheme="minorHAnsi"/>
-                <w:bCs/>
-              </w:rPr>
-              <w:t>Cookies Attributes</w:t>
-            </w:r>
-          </w:p>
-        </w:tc>
-        <w:tc>
-          <w:tcPr>
-            <w:tcW w:w="910" w:type="pct"/>
-            <w:tcBorders>
-              <w:top w:val="single" w:sz="4" w:space="0" w:color="BFBFBF"/>
-              <w:left w:val="single" w:sz="4" w:space="0" w:color="BFBFBF"/>
-              <w:bottom w:val="single" w:sz="4" w:space="0" w:color="BFBFBF"/>
-              <w:right w:val="single" w:sz="4" w:space="0" w:color="BFBFBF"/>
-            </w:tcBorders>
-            <w:vAlign w:val="center"/>
-          </w:tcPr>
-          <w:p>
-            <w:pPr>
-              <w:pStyle w:val="TableParagraph"/>
-              <w:spacing w:before="80" w:after="80" w:line="276" w:lineRule="auto"/>
-              <w:rPr>
-                <w:rFonts w:cstheme="minorHAnsi"/>
-                <w:bCs/>
-              </w:rPr>
-            </w:pPr>
-            <w:r>
-              <w:rPr>
-                <w:rFonts w:cstheme="minorHAnsi"/>
-                <w:bCs/>
-              </w:rPr>
-              <w:t>Done</w:t>
-            </w:r>
-          </w:p>
-        </w:tc>
-        <w:tc>
-          <w:tcPr>
-            <w:tcW w:w="1212" w:type="pct"/>
-            <w:tcBorders>
-              <w:top w:val="single" w:sz="4" w:space="0" w:color="BFBFBF"/>
-              <w:left w:val="single" w:sz="4" w:space="0" w:color="BFBFBF"/>
-              <w:bottom w:val="single" w:sz="4" w:space="0" w:color="BFBFBF"/>
-              <w:right w:val="single" w:sz="4" w:space="0" w:color="BFBFBF"/>
-            </w:tcBorders>
-            <w:shd w:val="clear" w:color="auto" w:fill="92D050"/>
-            <w:vAlign w:val="center"/>
-          </w:tcPr>
-          <w:p>
-            <w:pPr>
-              <w:pStyle w:val="TableParagraph"/>
-              <w:spacing w:before="80" w:after="80" w:line="276" w:lineRule="auto"/>
-              <w:ind w:left="136" w:right="139"/>
-              <w:rPr>
-                <w:rFonts w:cstheme="minorHAnsi"/>
-                <w:bCs/>
-              </w:rPr>
-            </w:pPr>
-            <w:r>
-              <w:rPr>
-                <w:rFonts w:cstheme="minorHAnsi"/>
-                <w:bCs/>
-              </w:rPr>
-              <w:t>Not Vulnerable</w:t>
-            </w:r>
-          </w:p>
-        </w:tc>
-      </w:tr>
-      <w:tr>
-        <w:trPr>
-          <w:trHeight w:val="20"/>
-        </w:trPr>
-        <w:tc>
-          <w:tcPr>
-            <w:tcW w:w="337" w:type="pct"/>
-            <w:tcBorders>
-              <w:top w:val="single" w:sz="4" w:space="0" w:color="BFBFBF"/>
-              <w:left w:val="single" w:sz="4" w:space="0" w:color="BFBFBF"/>
-              <w:bottom w:val="single" w:sz="4" w:space="0" w:color="BFBFBF"/>
-              <w:right w:val="single" w:sz="4" w:space="0" w:color="BFBFBF"/>
-            </w:tcBorders>
-            <w:vAlign w:val="center"/>
-          </w:tcPr>
-          <w:p>
-            <w:pPr>
-              <w:pStyle w:val="TableParagraph"/>
-              <w:numPr>
-                <w:ilvl w:val="0"/>
-                <w:numId w:val="7"/>
-              </w:numPr>
-              <w:spacing w:before="80" w:after="80" w:line="276" w:lineRule="auto"/>
-              <w:rPr>
-                <w:rFonts w:cstheme="minorHAnsi"/>
-                <w:bCs/>
-              </w:rPr>
-            </w:pPr>
-          </w:p>
-        </w:tc>
-        <w:tc>
-          <w:tcPr>
-            <w:tcW w:w="2541" w:type="pct"/>
-            <w:tcBorders>
-              <w:top w:val="single" w:sz="4" w:space="0" w:color="BFBFBF"/>
-              <w:left w:val="single" w:sz="4" w:space="0" w:color="BFBFBF"/>
-              <w:bottom w:val="single" w:sz="4" w:space="0" w:color="BFBFBF"/>
-              <w:right w:val="single" w:sz="4" w:space="0" w:color="BFBFBF"/>
-            </w:tcBorders>
-            <w:vAlign w:val="center"/>
-          </w:tcPr>
-          <w:p>
-            <w:pPr>
-              <w:pStyle w:val="TableParagraph"/>
-              <w:spacing w:before="80" w:after="80" w:line="276" w:lineRule="auto"/>
-              <w:rPr>
-                <w:rFonts w:cstheme="minorHAnsi"/>
-                <w:bCs/>
-              </w:rPr>
-            </w:pPr>
-            <w:r>
-              <w:rPr>
-                <w:rFonts w:cstheme="minorHAnsi"/>
-                <w:bCs/>
-              </w:rPr>
-              <w:t>Cross-Site Request Forgery (CSRF)</w:t>
-            </w:r>
-          </w:p>
-        </w:tc>
-        <w:tc>
-          <w:tcPr>
-            <w:tcW w:w="910" w:type="pct"/>
-            <w:tcBorders>
-              <w:top w:val="single" w:sz="4" w:space="0" w:color="BFBFBF"/>
-              <w:left w:val="single" w:sz="4" w:space="0" w:color="BFBFBF"/>
-              <w:bottom w:val="single" w:sz="4" w:space="0" w:color="BFBFBF"/>
-              <w:right w:val="single" w:sz="4" w:space="0" w:color="BFBFBF"/>
-            </w:tcBorders>
-            <w:vAlign w:val="center"/>
-          </w:tcPr>
-          <w:p>
-            <w:pPr>
-              <w:pStyle w:val="TableParagraph"/>
-              <w:spacing w:before="80" w:after="80" w:line="276" w:lineRule="auto"/>
-              <w:rPr>
-                <w:rFonts w:cstheme="minorHAnsi"/>
-                <w:bCs/>
-              </w:rPr>
-            </w:pPr>
-            <w:r>
-              <w:rPr>
-                <w:rFonts w:cstheme="minorHAnsi"/>
-                <w:bCs/>
-              </w:rPr>
-              <w:t>Done</w:t>
-            </w:r>
-          </w:p>
-        </w:tc>
-        <w:tc>
-          <w:tcPr>
-            <w:tcW w:w="1212" w:type="pct"/>
-            <w:tcBorders>
-              <w:top w:val="single" w:sz="4" w:space="0" w:color="BFBFBF"/>
-              <w:left w:val="single" w:sz="4" w:space="0" w:color="BFBFBF"/>
-              <w:bottom w:val="single" w:sz="4" w:space="0" w:color="BFBFBF"/>
-              <w:right w:val="single" w:sz="4" w:space="0" w:color="BFBFBF"/>
-            </w:tcBorders>
-            <w:shd w:val="clear" w:color="auto" w:fill="92D050"/>
-            <w:vAlign w:val="center"/>
-          </w:tcPr>
-          <w:p>
-            <w:pPr>
-              <w:pStyle w:val="TableParagraph"/>
-              <w:spacing w:before="80" w:after="80" w:line="276" w:lineRule="auto"/>
-              <w:ind w:left="136" w:right="139"/>
-              <w:rPr>
-                <w:rFonts w:cstheme="minorHAnsi"/>
-                <w:bCs/>
-              </w:rPr>
-            </w:pPr>
-            <w:r>
-              <w:rPr>
-                <w:rFonts w:cstheme="minorHAnsi"/>
-                <w:bCs/>
-              </w:rPr>
-              <w:t>Not Vulnerable</w:t>
-            </w:r>
-          </w:p>
-        </w:tc>
-      </w:tr>
-      <w:tr>
-        <w:trPr>
-          <w:trHeight w:val="20"/>
-        </w:trPr>
-        <w:tc>
-          <w:tcPr>
-            <w:tcW w:w="337" w:type="pct"/>
-            <w:tcBorders>
-              <w:top w:val="single" w:sz="4" w:space="0" w:color="BFBFBF"/>
-              <w:left w:val="single" w:sz="4" w:space="0" w:color="BFBFBF"/>
-              <w:bottom w:val="single" w:sz="4" w:space="0" w:color="BFBFBF"/>
-              <w:right w:val="single" w:sz="4" w:space="0" w:color="BFBFBF"/>
-            </w:tcBorders>
-            <w:vAlign w:val="center"/>
-          </w:tcPr>
-          <w:p>
-            <w:pPr>
-              <w:pStyle w:val="TableParagraph"/>
-              <w:numPr>
-                <w:ilvl w:val="0"/>
-                <w:numId w:val="7"/>
-              </w:numPr>
-              <w:spacing w:before="80" w:after="80" w:line="276" w:lineRule="auto"/>
-              <w:rPr>
-                <w:rFonts w:cstheme="minorHAnsi"/>
-                <w:bCs/>
-              </w:rPr>
-            </w:pPr>
-          </w:p>
-        </w:tc>
-        <w:tc>
-          <w:tcPr>
-            <w:tcW w:w="2541" w:type="pct"/>
-            <w:tcBorders>
-              <w:top w:val="single" w:sz="4" w:space="0" w:color="BFBFBF"/>
-              <w:left w:val="single" w:sz="4" w:space="0" w:color="BFBFBF"/>
-              <w:bottom w:val="single" w:sz="4" w:space="0" w:color="BFBFBF"/>
-              <w:right w:val="single" w:sz="4" w:space="0" w:color="BFBFBF"/>
-            </w:tcBorders>
-            <w:vAlign w:val="center"/>
-          </w:tcPr>
-          <w:p>
-            <w:pPr>
-              <w:pStyle w:val="TableParagraph"/>
-              <w:spacing w:before="80" w:after="80" w:line="276" w:lineRule="auto"/>
-              <w:rPr>
-                <w:rFonts w:cstheme="minorHAnsi"/>
-                <w:bCs/>
-              </w:rPr>
-            </w:pPr>
-            <w:r>
-              <w:rPr>
-                <w:rFonts w:cstheme="minorHAnsi"/>
-                <w:bCs/>
-              </w:rPr>
-              <w:t>SQL Injection</w:t>
-            </w:r>
-          </w:p>
-        </w:tc>
-        <w:tc>
-          <w:tcPr>
-            <w:tcW w:w="910" w:type="pct"/>
-            <w:tcBorders>
-              <w:top w:val="single" w:sz="4" w:space="0" w:color="BFBFBF"/>
-              <w:left w:val="single" w:sz="4" w:space="0" w:color="BFBFBF"/>
-              <w:bottom w:val="single" w:sz="4" w:space="0" w:color="BFBFBF"/>
-              <w:right w:val="single" w:sz="4" w:space="0" w:color="BFBFBF"/>
-            </w:tcBorders>
-            <w:vAlign w:val="center"/>
-          </w:tcPr>
-          <w:p>
-            <w:pPr>
-              <w:pStyle w:val="TableParagraph"/>
-              <w:spacing w:before="80" w:after="80" w:line="276" w:lineRule="auto"/>
-              <w:rPr>
-                <w:rFonts w:cstheme="minorHAnsi"/>
-                <w:bCs/>
-              </w:rPr>
-            </w:pPr>
-            <w:r>
-              <w:rPr>
-                <w:rFonts w:cstheme="minorHAnsi"/>
-                <w:bCs/>
-              </w:rPr>
-              <w:t>Done</w:t>
-            </w:r>
-          </w:p>
-        </w:tc>
-        <w:tc>
-          <w:tcPr>
-            <w:tcW w:w="1212" w:type="pct"/>
-            <w:tcBorders>
-              <w:top w:val="single" w:sz="4" w:space="0" w:color="BFBFBF"/>
-              <w:left w:val="single" w:sz="4" w:space="0" w:color="BFBFBF"/>
-              <w:bottom w:val="single" w:sz="4" w:space="0" w:color="BFBFBF"/>
-              <w:right w:val="single" w:sz="4" w:space="0" w:color="BFBFBF"/>
-            </w:tcBorders>
-            <w:shd w:val="clear" w:color="auto" w:fill="92D050"/>
-            <w:vAlign w:val="center"/>
-          </w:tcPr>
-          <w:p>
-            <w:pPr>
-              <w:pStyle w:val="TableParagraph"/>
-              <w:spacing w:before="80" w:after="80" w:line="276" w:lineRule="auto"/>
-              <w:ind w:left="136" w:right="139"/>
-              <w:rPr>
-                <w:rFonts w:cstheme="minorHAnsi"/>
-                <w:bCs/>
-              </w:rPr>
-            </w:pPr>
-            <w:r>
-              <w:rPr>
-                <w:rFonts w:cstheme="minorHAnsi"/>
-                <w:bCs/>
-              </w:rPr>
-              <w:t>Not Vulnerable</w:t>
-            </w:r>
-          </w:p>
-        </w:tc>
-      </w:tr>
-      <w:tr>
-        <w:trPr>
-          <w:trHeight w:val="20"/>
-        </w:trPr>
-        <w:tc>
-          <w:tcPr>
-            <w:tcW w:w="337" w:type="pct"/>
-            <w:tcBorders>
-              <w:top w:val="single" w:sz="4" w:space="0" w:color="BFBFBF"/>
-              <w:left w:val="single" w:sz="4" w:space="0" w:color="BFBFBF"/>
-              <w:bottom w:val="single" w:sz="4" w:space="0" w:color="BFBFBF"/>
-              <w:right w:val="single" w:sz="4" w:space="0" w:color="BFBFBF"/>
-            </w:tcBorders>
-            <w:vAlign w:val="center"/>
-          </w:tcPr>
-          <w:p>
-            <w:pPr>
-              <w:pStyle w:val="TableParagraph"/>
-              <w:numPr>
-                <w:ilvl w:val="0"/>
-                <w:numId w:val="7"/>
-              </w:numPr>
-              <w:spacing w:before="80" w:after="80" w:line="276" w:lineRule="auto"/>
-              <w:rPr>
-                <w:rFonts w:cstheme="minorHAnsi"/>
-                <w:bCs/>
-              </w:rPr>
-            </w:pPr>
-          </w:p>
-        </w:tc>
-        <w:tc>
-          <w:tcPr>
-            <w:tcW w:w="2541" w:type="pct"/>
-            <w:tcBorders>
-              <w:top w:val="single" w:sz="4" w:space="0" w:color="BFBFBF"/>
-              <w:left w:val="single" w:sz="4" w:space="0" w:color="BFBFBF"/>
-              <w:bottom w:val="single" w:sz="4" w:space="0" w:color="BFBFBF"/>
-              <w:right w:val="single" w:sz="4" w:space="0" w:color="BFBFBF"/>
-            </w:tcBorders>
-            <w:vAlign w:val="center"/>
-          </w:tcPr>
-          <w:p>
-            <w:pPr>
-              <w:spacing w:before="80" w:after="80" w:line="276" w:lineRule="auto"/>
-              <w:jc w:val="center"/>
-              <w:rPr>
-                <w:rStyle w:val="Strong"/>
-                <w:rFonts w:cstheme="minorHAnsi"/>
-                <w:b w:val="0"/>
-                <w:szCs w:val="22"/>
-              </w:rPr>
-            </w:pPr>
-            <w:r>
-              <w:rPr>
-                <w:rFonts w:cstheme="minorHAnsi"/>
-                <w:bCs/>
-                <w:szCs w:val="22"/>
-              </w:rPr>
-              <w:t>Cross-Site Script Inclusion (XSSI)</w:t>
-            </w:r>
-          </w:p>
-        </w:tc>
-        <w:tc>
-          <w:tcPr>
-            <w:tcW w:w="910" w:type="pct"/>
-            <w:tcBorders>
-              <w:top w:val="single" w:sz="4" w:space="0" w:color="BFBFBF"/>
-              <w:left w:val="single" w:sz="4" w:space="0" w:color="BFBFBF"/>
-              <w:bottom w:val="single" w:sz="4" w:space="0" w:color="BFBFBF"/>
-              <w:right w:val="single" w:sz="4" w:space="0" w:color="BFBFBF"/>
-            </w:tcBorders>
-            <w:vAlign w:val="center"/>
-          </w:tcPr>
-          <w:p>
-            <w:pPr>
-              <w:pStyle w:val="TableParagraph"/>
-              <w:spacing w:before="80" w:after="80" w:line="276" w:lineRule="auto"/>
-              <w:rPr>
-                <w:rFonts w:cstheme="minorHAnsi"/>
-                <w:bCs/>
-              </w:rPr>
-            </w:pPr>
-            <w:r>
-              <w:rPr>
-                <w:rFonts w:cstheme="minorHAnsi"/>
-                <w:bCs/>
-              </w:rPr>
-              <w:t>Done</w:t>
-            </w:r>
-          </w:p>
-        </w:tc>
-        <w:tc>
-          <w:tcPr>
-            <w:tcW w:w="1212" w:type="pct"/>
-            <w:tcBorders>
-              <w:top w:val="single" w:sz="4" w:space="0" w:color="BFBFBF"/>
-              <w:left w:val="single" w:sz="4" w:space="0" w:color="BFBFBF"/>
-              <w:bottom w:val="single" w:sz="4" w:space="0" w:color="BFBFBF"/>
-              <w:right w:val="single" w:sz="4" w:space="0" w:color="BFBFBF"/>
-            </w:tcBorders>
-            <w:shd w:val="clear" w:color="auto" w:fill="92D050"/>
-            <w:vAlign w:val="center"/>
-          </w:tcPr>
-          <w:p>
-            <w:pPr>
-              <w:pStyle w:val="TableParagraph"/>
-              <w:spacing w:before="80" w:after="80" w:line="276" w:lineRule="auto"/>
-              <w:ind w:left="136" w:right="139"/>
-              <w:rPr>
-                <w:rFonts w:cstheme="minorHAnsi"/>
-                <w:bCs/>
-              </w:rPr>
-            </w:pPr>
-            <w:r>
-              <w:rPr>
-                <w:rFonts w:cstheme="minorHAnsi"/>
-                <w:bCs/>
-              </w:rPr>
-              <w:t>Not Vulnerable</w:t>
-            </w:r>
-          </w:p>
-        </w:tc>
-      </w:tr>
-      <w:tr>
-        <w:trPr>
-          <w:trHeight w:val="20"/>
-        </w:trPr>
-        <w:tc>
-          <w:tcPr>
-            <w:tcW w:w="337" w:type="pct"/>
-            <w:tcBorders>
-              <w:top w:val="single" w:sz="4" w:space="0" w:color="BFBFBF"/>
-              <w:left w:val="single" w:sz="4" w:space="0" w:color="BFBFBF"/>
-              <w:bottom w:val="single" w:sz="4" w:space="0" w:color="BFBFBF"/>
-              <w:right w:val="single" w:sz="4" w:space="0" w:color="BFBFBF"/>
-            </w:tcBorders>
-            <w:vAlign w:val="center"/>
-          </w:tcPr>
-          <w:p>
-            <w:pPr>
-              <w:pStyle w:val="TableParagraph"/>
-              <w:numPr>
-                <w:ilvl w:val="0"/>
-                <w:numId w:val="7"/>
-              </w:numPr>
-              <w:spacing w:before="80" w:after="80" w:line="276" w:lineRule="auto"/>
-              <w:rPr>
-                <w:rFonts w:cstheme="minorHAnsi"/>
-                <w:bCs/>
-              </w:rPr>
-            </w:pPr>
-          </w:p>
-        </w:tc>
-        <w:tc>
-          <w:tcPr>
-            <w:tcW w:w="2541" w:type="pct"/>
-            <w:tcBorders>
-              <w:top w:val="single" w:sz="4" w:space="0" w:color="BFBFBF"/>
-              <w:left w:val="single" w:sz="4" w:space="0" w:color="BFBFBF"/>
-              <w:bottom w:val="single" w:sz="4" w:space="0" w:color="BFBFBF"/>
-              <w:right w:val="single" w:sz="4" w:space="0" w:color="BFBFBF"/>
-            </w:tcBorders>
-            <w:vAlign w:val="center"/>
-          </w:tcPr>
-          <w:p>
-            <w:pPr>
-              <w:spacing w:before="80" w:after="80" w:line="276" w:lineRule="auto"/>
-              <w:jc w:val="center"/>
-              <w:rPr>
-                <w:rStyle w:val="Strong"/>
-                <w:rFonts w:cstheme="minorHAnsi"/>
-                <w:b w:val="0"/>
-                <w:szCs w:val="22"/>
-              </w:rPr>
-            </w:pPr>
-            <w:r>
-              <w:rPr>
-                <w:rFonts w:cstheme="minorHAnsi"/>
-                <w:bCs/>
-                <w:szCs w:val="22"/>
-              </w:rPr>
-              <w:t>XML External Entity (XXE) Injection</w:t>
-            </w:r>
-          </w:p>
-        </w:tc>
-        <w:tc>
-          <w:tcPr>
-            <w:tcW w:w="910" w:type="pct"/>
-            <w:tcBorders>
-              <w:top w:val="single" w:sz="4" w:space="0" w:color="BFBFBF"/>
-              <w:left w:val="single" w:sz="4" w:space="0" w:color="BFBFBF"/>
-              <w:bottom w:val="single" w:sz="4" w:space="0" w:color="BFBFBF"/>
-              <w:right w:val="single" w:sz="4" w:space="0" w:color="BFBFBF"/>
-            </w:tcBorders>
-            <w:vAlign w:val="center"/>
-          </w:tcPr>
-          <w:p>
-            <w:pPr>
-              <w:pStyle w:val="TableParagraph"/>
-              <w:spacing w:before="80" w:after="80" w:line="276" w:lineRule="auto"/>
-              <w:rPr>
-                <w:rFonts w:cstheme="minorHAnsi"/>
-                <w:bCs/>
-              </w:rPr>
-            </w:pPr>
-            <w:r>
-              <w:rPr>
-                <w:rFonts w:cstheme="minorHAnsi"/>
-                <w:bCs/>
-              </w:rPr>
-              <w:t>Done</w:t>
-            </w:r>
-          </w:p>
-        </w:tc>
-        <w:tc>
-          <w:tcPr>
-            <w:tcW w:w="1212" w:type="pct"/>
-            <w:tcBorders>
-              <w:top w:val="single" w:sz="4" w:space="0" w:color="BFBFBF"/>
-              <w:left w:val="single" w:sz="4" w:space="0" w:color="BFBFBF"/>
-              <w:bottom w:val="single" w:sz="4" w:space="0" w:color="BFBFBF"/>
-              <w:right w:val="single" w:sz="4" w:space="0" w:color="BFBFBF"/>
-            </w:tcBorders>
-            <w:shd w:val="clear" w:color="auto" w:fill="92D050"/>
-            <w:vAlign w:val="center"/>
-          </w:tcPr>
-          <w:p>
-            <w:pPr>
-              <w:pStyle w:val="TableParagraph"/>
-              <w:spacing w:before="80" w:after="80" w:line="276" w:lineRule="auto"/>
-              <w:ind w:left="136" w:right="139"/>
-              <w:rPr>
-                <w:rFonts w:cstheme="minorHAnsi"/>
-                <w:bCs/>
-              </w:rPr>
-            </w:pPr>
-            <w:r>
-              <w:rPr>
-                <w:rFonts w:cstheme="minorHAnsi"/>
-                <w:bCs/>
-              </w:rPr>
-              <w:t>Not Vulnerable</w:t>
-            </w:r>
-          </w:p>
-        </w:tc>
-      </w:tr>
-      <w:tr>
-        <w:trPr>
-          <w:trHeight w:val="20"/>
-        </w:trPr>
-        <w:tc>
-          <w:tcPr>
-            <w:tcW w:w="337" w:type="pct"/>
-            <w:tcBorders>
-              <w:top w:val="single" w:sz="4" w:space="0" w:color="BFBFBF"/>
-              <w:left w:val="single" w:sz="4" w:space="0" w:color="BFBFBF"/>
-              <w:bottom w:val="single" w:sz="4" w:space="0" w:color="BFBFBF"/>
-              <w:right w:val="single" w:sz="4" w:space="0" w:color="BFBFBF"/>
-            </w:tcBorders>
-            <w:vAlign w:val="center"/>
-          </w:tcPr>
-          <w:p>
-            <w:pPr>
-              <w:pStyle w:val="TableParagraph"/>
-              <w:numPr>
-                <w:ilvl w:val="0"/>
-                <w:numId w:val="7"/>
-              </w:numPr>
-              <w:spacing w:before="80" w:after="80" w:line="276" w:lineRule="auto"/>
-              <w:rPr>
-                <w:rFonts w:cstheme="minorHAnsi"/>
-                <w:bCs/>
-              </w:rPr>
-            </w:pPr>
-          </w:p>
-        </w:tc>
-        <w:tc>
-          <w:tcPr>
-            <w:tcW w:w="2541" w:type="pct"/>
-            <w:tcBorders>
-              <w:top w:val="single" w:sz="4" w:space="0" w:color="BFBFBF"/>
-              <w:left w:val="single" w:sz="4" w:space="0" w:color="BFBFBF"/>
-              <w:bottom w:val="single" w:sz="4" w:space="0" w:color="BFBFBF"/>
-              <w:right w:val="single" w:sz="4" w:space="0" w:color="BFBFBF"/>
-            </w:tcBorders>
-            <w:vAlign w:val="center"/>
-          </w:tcPr>
-          <w:p>
-            <w:pPr>
-              <w:spacing w:before="80" w:after="80" w:line="276" w:lineRule="auto"/>
-              <w:jc w:val="center"/>
-              <w:rPr>
-                <w:rStyle w:val="Strong"/>
-                <w:rFonts w:cstheme="minorHAnsi"/>
-                <w:b w:val="0"/>
-                <w:szCs w:val="22"/>
-              </w:rPr>
-            </w:pPr>
-            <w:r>
-              <w:rPr>
-                <w:rFonts w:cstheme="minorHAnsi"/>
-                <w:bCs/>
-                <w:szCs w:val="22"/>
-              </w:rPr>
-              <w:t>Command Injection</w:t>
-            </w:r>
-          </w:p>
-        </w:tc>
-        <w:tc>
-          <w:tcPr>
-            <w:tcW w:w="910" w:type="pct"/>
-            <w:tcBorders>
-              <w:top w:val="single" w:sz="4" w:space="0" w:color="BFBFBF"/>
-              <w:left w:val="single" w:sz="4" w:space="0" w:color="BFBFBF"/>
-              <w:bottom w:val="single" w:sz="4" w:space="0" w:color="BFBFBF"/>
-              <w:right w:val="single" w:sz="4" w:space="0" w:color="BFBFBF"/>
-            </w:tcBorders>
-            <w:vAlign w:val="center"/>
-          </w:tcPr>
-          <w:p>
-            <w:pPr>
-              <w:pStyle w:val="TableParagraph"/>
-              <w:spacing w:before="80" w:after="80" w:line="276" w:lineRule="auto"/>
-              <w:rPr>
-                <w:rFonts w:cstheme="minorHAnsi"/>
-                <w:bCs/>
-              </w:rPr>
-            </w:pPr>
-            <w:r>
-              <w:rPr>
-                <w:rFonts w:cstheme="minorHAnsi"/>
-                <w:bCs/>
-              </w:rPr>
-              <w:t>Done</w:t>
-            </w:r>
-          </w:p>
-        </w:tc>
-        <w:tc>
-          <w:tcPr>
-            <w:tcW w:w="1212" w:type="pct"/>
-            <w:tcBorders>
-              <w:top w:val="single" w:sz="4" w:space="0" w:color="BFBFBF"/>
-              <w:left w:val="single" w:sz="4" w:space="0" w:color="BFBFBF"/>
-              <w:bottom w:val="single" w:sz="4" w:space="0" w:color="BFBFBF"/>
-              <w:right w:val="single" w:sz="4" w:space="0" w:color="BFBFBF"/>
-            </w:tcBorders>
-            <w:shd w:val="clear" w:color="auto" w:fill="92D050"/>
-            <w:vAlign w:val="center"/>
-          </w:tcPr>
-          <w:p>
-            <w:pPr>
-              <w:pStyle w:val="TableParagraph"/>
-              <w:spacing w:before="80" w:after="80" w:line="276" w:lineRule="auto"/>
-              <w:ind w:left="136" w:right="139"/>
-              <w:rPr>
-                <w:rFonts w:cstheme="minorHAnsi"/>
-                <w:bCs/>
-              </w:rPr>
-            </w:pPr>
-            <w:r>
-              <w:rPr>
-                <w:rFonts w:cstheme="minorHAnsi"/>
-                <w:bCs/>
-              </w:rPr>
-              <w:t>Not Vulnerable</w:t>
-            </w:r>
-          </w:p>
-        </w:tc>
-      </w:tr>
-      <w:tr>
-        <w:trPr>
-          <w:trHeight w:val="20"/>
-        </w:trPr>
-        <w:tc>
-          <w:tcPr>
-            <w:tcW w:w="337" w:type="pct"/>
-            <w:tcBorders>
-              <w:top w:val="single" w:sz="4" w:space="0" w:color="BFBFBF"/>
-              <w:left w:val="single" w:sz="4" w:space="0" w:color="BFBFBF"/>
-              <w:bottom w:val="single" w:sz="4" w:space="0" w:color="BFBFBF"/>
-              <w:right w:val="single" w:sz="4" w:space="0" w:color="BFBFBF"/>
-            </w:tcBorders>
-            <w:vAlign w:val="center"/>
-          </w:tcPr>
-          <w:p>
-            <w:pPr>
-              <w:pStyle w:val="TableParagraph"/>
-              <w:numPr>
-                <w:ilvl w:val="0"/>
-                <w:numId w:val="7"/>
-              </w:numPr>
-              <w:spacing w:before="80" w:after="80" w:line="276" w:lineRule="auto"/>
-              <w:rPr>
-                <w:rFonts w:cstheme="minorHAnsi"/>
-                <w:bCs/>
-              </w:rPr>
-            </w:pPr>
-          </w:p>
-        </w:tc>
-        <w:tc>
-          <w:tcPr>
-            <w:tcW w:w="2541" w:type="pct"/>
-            <w:tcBorders>
-              <w:top w:val="single" w:sz="4" w:space="0" w:color="BFBFBF"/>
-              <w:left w:val="single" w:sz="4" w:space="0" w:color="BFBFBF"/>
-              <w:bottom w:val="single" w:sz="4" w:space="0" w:color="BFBFBF"/>
-              <w:right w:val="single" w:sz="4" w:space="0" w:color="BFBFBF"/>
-            </w:tcBorders>
-            <w:vAlign w:val="center"/>
-          </w:tcPr>
-          <w:p>
-            <w:pPr>
-              <w:spacing w:before="80" w:after="80" w:line="276" w:lineRule="auto"/>
-              <w:jc w:val="center"/>
-              <w:rPr>
-                <w:rStyle w:val="Strong"/>
-                <w:rFonts w:cstheme="minorHAnsi"/>
-                <w:b w:val="0"/>
-                <w:szCs w:val="22"/>
-              </w:rPr>
-            </w:pPr>
-            <w:r>
-              <w:rPr>
-                <w:rFonts w:cstheme="minorHAnsi"/>
-                <w:bCs/>
-                <w:szCs w:val="22"/>
-              </w:rPr>
-              <w:t>Cross-Site Scripting (XSS)</w:t>
-            </w:r>
-          </w:p>
-        </w:tc>
-        <w:tc>
-          <w:tcPr>
-            <w:tcW w:w="910" w:type="pct"/>
-            <w:tcBorders>
-              <w:top w:val="single" w:sz="4" w:space="0" w:color="BFBFBF"/>
-              <w:left w:val="single" w:sz="4" w:space="0" w:color="BFBFBF"/>
-              <w:bottom w:val="single" w:sz="4" w:space="0" w:color="BFBFBF"/>
-              <w:right w:val="single" w:sz="4" w:space="0" w:color="BFBFBF"/>
-            </w:tcBorders>
-            <w:vAlign w:val="center"/>
-          </w:tcPr>
-          <w:p>
-            <w:pPr>
-              <w:pStyle w:val="TableParagraph"/>
-              <w:spacing w:before="80" w:after="80" w:line="276" w:lineRule="auto"/>
-              <w:rPr>
-                <w:rFonts w:cstheme="minorHAnsi"/>
-                <w:bCs/>
-              </w:rPr>
-            </w:pPr>
-            <w:r>
-              <w:rPr>
-                <w:rFonts w:cstheme="minorHAnsi"/>
-                <w:bCs/>
-              </w:rPr>
-              <w:t>Done</w:t>
-            </w:r>
-          </w:p>
-        </w:tc>
-        <w:tc>
-          <w:tcPr>
-            <w:tcW w:w="1212" w:type="pct"/>
-            <w:tcBorders>
-              <w:top w:val="single" w:sz="4" w:space="0" w:color="BFBFBF"/>
-              <w:left w:val="single" w:sz="4" w:space="0" w:color="BFBFBF"/>
-              <w:bottom w:val="single" w:sz="4" w:space="0" w:color="BFBFBF"/>
-              <w:right w:val="single" w:sz="4" w:space="0" w:color="BFBFBF"/>
-            </w:tcBorders>
-            <w:shd w:val="clear" w:color="auto" w:fill="92D050"/>
-            <w:vAlign w:val="center"/>
-          </w:tcPr>
-          <w:p>
-            <w:pPr>
-              <w:pStyle w:val="TableParagraph"/>
-              <w:spacing w:before="80" w:after="80" w:line="276" w:lineRule="auto"/>
-              <w:ind w:left="136" w:right="139"/>
-              <w:rPr>
-                <w:rFonts w:cstheme="minorHAnsi"/>
-                <w:bCs/>
-              </w:rPr>
-            </w:pPr>
-            <w:r>
-              <w:rPr>
-                <w:rFonts w:cstheme="minorHAnsi"/>
-                <w:bCs/>
-              </w:rPr>
-              <w:t>Not Vulnerable</w:t>
-            </w:r>
-          </w:p>
-        </w:tc>
-      </w:tr>
-      <w:tr>
-        <w:trPr>
-          <w:trHeight w:val="20"/>
-        </w:trPr>
-        <w:tc>
-          <w:tcPr>
-            <w:tcW w:w="337" w:type="pct"/>
-            <w:tcBorders>
-              <w:top w:val="single" w:sz="4" w:space="0" w:color="BFBFBF"/>
-              <w:left w:val="single" w:sz="4" w:space="0" w:color="BFBFBF"/>
-              <w:bottom w:val="single" w:sz="4" w:space="0" w:color="BFBFBF"/>
-              <w:right w:val="single" w:sz="4" w:space="0" w:color="BFBFBF"/>
-            </w:tcBorders>
-            <w:vAlign w:val="center"/>
-          </w:tcPr>
-          <w:p>
-            <w:pPr>
-              <w:pStyle w:val="TableParagraph"/>
-              <w:numPr>
-                <w:ilvl w:val="0"/>
-                <w:numId w:val="7"/>
-              </w:numPr>
-              <w:spacing w:before="80" w:after="80" w:line="276" w:lineRule="auto"/>
-              <w:rPr>
-                <w:rFonts w:cstheme="minorHAnsi"/>
-                <w:bCs/>
-              </w:rPr>
-            </w:pPr>
-          </w:p>
-        </w:tc>
-        <w:tc>
-          <w:tcPr>
-            <w:tcW w:w="2541" w:type="pct"/>
-            <w:tcBorders>
-              <w:top w:val="single" w:sz="4" w:space="0" w:color="BFBFBF"/>
-              <w:left w:val="single" w:sz="4" w:space="0" w:color="BFBFBF"/>
-              <w:bottom w:val="single" w:sz="4" w:space="0" w:color="BFBFBF"/>
-              <w:right w:val="single" w:sz="4" w:space="0" w:color="BFBFBF"/>
-            </w:tcBorders>
-            <w:vAlign w:val="center"/>
-          </w:tcPr>
-          <w:p>
-            <w:pPr>
-              <w:spacing w:before="80" w:after="80" w:line="276" w:lineRule="auto"/>
-              <w:jc w:val="center"/>
-              <w:rPr>
-                <w:rStyle w:val="Strong"/>
-                <w:rFonts w:cstheme="minorHAnsi"/>
-                <w:b w:val="0"/>
-                <w:szCs w:val="22"/>
-              </w:rPr>
-            </w:pPr>
-            <w:r>
-              <w:rPr>
-                <w:rFonts w:cstheme="minorHAnsi"/>
-                <w:bCs/>
-                <w:szCs w:val="22"/>
-              </w:rPr>
-              <w:t>HTTP Parameter Pollution</w:t>
-            </w:r>
-          </w:p>
-        </w:tc>
-        <w:tc>
-          <w:tcPr>
-            <w:tcW w:w="910" w:type="pct"/>
-            <w:tcBorders>
-              <w:top w:val="single" w:sz="4" w:space="0" w:color="BFBFBF"/>
-              <w:left w:val="single" w:sz="4" w:space="0" w:color="BFBFBF"/>
-              <w:bottom w:val="single" w:sz="4" w:space="0" w:color="BFBFBF"/>
-              <w:right w:val="single" w:sz="4" w:space="0" w:color="BFBFBF"/>
-            </w:tcBorders>
-            <w:vAlign w:val="center"/>
-          </w:tcPr>
-          <w:p>
-            <w:pPr>
-              <w:pStyle w:val="TableParagraph"/>
-              <w:spacing w:before="80" w:after="80" w:line="276" w:lineRule="auto"/>
-              <w:rPr>
-                <w:rFonts w:cstheme="minorHAnsi"/>
-                <w:bCs/>
-              </w:rPr>
-            </w:pPr>
-            <w:r>
-              <w:rPr>
-                <w:rFonts w:cstheme="minorHAnsi"/>
-                <w:bCs/>
-              </w:rPr>
-              <w:t>Done</w:t>
-            </w:r>
-          </w:p>
-        </w:tc>
-        <w:tc>
-          <w:tcPr>
-            <w:tcW w:w="1212" w:type="pct"/>
-            <w:tcBorders>
-              <w:top w:val="single" w:sz="4" w:space="0" w:color="BFBFBF"/>
-              <w:left w:val="single" w:sz="4" w:space="0" w:color="BFBFBF"/>
-              <w:bottom w:val="single" w:sz="4" w:space="0" w:color="BFBFBF"/>
-              <w:right w:val="single" w:sz="4" w:space="0" w:color="BFBFBF"/>
-            </w:tcBorders>
-            <w:shd w:val="clear" w:color="auto" w:fill="92D050"/>
-            <w:vAlign w:val="center"/>
-          </w:tcPr>
-          <w:p>
-            <w:pPr>
-              <w:pStyle w:val="TableParagraph"/>
-              <w:spacing w:before="80" w:after="80" w:line="276" w:lineRule="auto"/>
-              <w:ind w:left="136" w:right="139"/>
-              <w:rPr>
-                <w:rFonts w:cstheme="minorHAnsi"/>
-                <w:bCs/>
-              </w:rPr>
-            </w:pPr>
-            <w:r>
-              <w:rPr>
-                <w:rFonts w:cstheme="minorHAnsi"/>
-                <w:bCs/>
-              </w:rPr>
-              <w:t>Not Vulnerable</w:t>
-            </w:r>
-          </w:p>
-        </w:tc>
-      </w:tr>
-      <w:tr>
-        <w:trPr>
-          <w:trHeight w:val="20"/>
-        </w:trPr>
-        <w:tc>
-          <w:tcPr>
-            <w:tcW w:w="337" w:type="pct"/>
-            <w:tcBorders>
-              <w:top w:val="single" w:sz="4" w:space="0" w:color="BFBFBF"/>
-              <w:left w:val="single" w:sz="4" w:space="0" w:color="BFBFBF"/>
-              <w:bottom w:val="single" w:sz="4" w:space="0" w:color="BFBFBF"/>
-              <w:right w:val="single" w:sz="4" w:space="0" w:color="BFBFBF"/>
-            </w:tcBorders>
-            <w:vAlign w:val="center"/>
-          </w:tcPr>
-          <w:p>
-            <w:pPr>
-              <w:pStyle w:val="TableParagraph"/>
-              <w:numPr>
-                <w:ilvl w:val="0"/>
-                <w:numId w:val="7"/>
-              </w:numPr>
-              <w:spacing w:before="80" w:after="80" w:line="276" w:lineRule="auto"/>
-              <w:rPr>
-                <w:rFonts w:cstheme="minorHAnsi"/>
-                <w:bCs/>
-              </w:rPr>
-            </w:pPr>
-          </w:p>
-        </w:tc>
-        <w:tc>
-          <w:tcPr>
-            <w:tcW w:w="2541" w:type="pct"/>
-            <w:tcBorders>
-              <w:top w:val="single" w:sz="4" w:space="0" w:color="BFBFBF"/>
-              <w:left w:val="single" w:sz="4" w:space="0" w:color="BFBFBF"/>
-              <w:bottom w:val="single" w:sz="4" w:space="0" w:color="BFBFBF"/>
-              <w:right w:val="single" w:sz="4" w:space="0" w:color="BFBFBF"/>
-            </w:tcBorders>
-            <w:vAlign w:val="center"/>
-          </w:tcPr>
-          <w:p>
-            <w:pPr>
-              <w:spacing w:before="80" w:after="80" w:line="276" w:lineRule="auto"/>
-              <w:jc w:val="center"/>
-              <w:rPr>
-                <w:rStyle w:val="Strong"/>
-                <w:rFonts w:cstheme="minorHAnsi"/>
-                <w:b w:val="0"/>
-                <w:szCs w:val="22"/>
-              </w:rPr>
-            </w:pPr>
-            <w:r>
-              <w:rPr>
-                <w:rFonts w:cstheme="minorHAnsi"/>
-                <w:bCs/>
-                <w:szCs w:val="22"/>
-              </w:rPr>
-              <w:t>Insecure Deserialization</w:t>
-            </w:r>
-          </w:p>
-        </w:tc>
-        <w:tc>
-          <w:tcPr>
-            <w:tcW w:w="910" w:type="pct"/>
-            <w:tcBorders>
-              <w:top w:val="single" w:sz="4" w:space="0" w:color="BFBFBF"/>
-              <w:left w:val="single" w:sz="4" w:space="0" w:color="BFBFBF"/>
-              <w:bottom w:val="single" w:sz="4" w:space="0" w:color="BFBFBF"/>
-              <w:right w:val="single" w:sz="4" w:space="0" w:color="BFBFBF"/>
-            </w:tcBorders>
-            <w:vAlign w:val="center"/>
-          </w:tcPr>
-          <w:p>
-            <w:pPr>
-              <w:pStyle w:val="TableParagraph"/>
-              <w:spacing w:before="80" w:after="80" w:line="276" w:lineRule="auto"/>
-              <w:rPr>
-                <w:rFonts w:cstheme="minorHAnsi"/>
-                <w:bCs/>
-              </w:rPr>
-            </w:pPr>
-            <w:r>
-              <w:rPr>
-                <w:rFonts w:cstheme="minorHAnsi"/>
-                <w:bCs/>
-              </w:rPr>
-              <w:t>Done</w:t>
-            </w:r>
-          </w:p>
-        </w:tc>
-        <w:tc>
-          <w:tcPr>
-            <w:tcW w:w="1212" w:type="pct"/>
-            <w:tcBorders>
-              <w:top w:val="single" w:sz="4" w:space="0" w:color="BFBFBF"/>
-              <w:left w:val="single" w:sz="4" w:space="0" w:color="BFBFBF"/>
-              <w:bottom w:val="single" w:sz="4" w:space="0" w:color="BFBFBF"/>
-              <w:right w:val="single" w:sz="4" w:space="0" w:color="BFBFBF"/>
-            </w:tcBorders>
-            <w:shd w:val="clear" w:color="auto" w:fill="92D050"/>
-            <w:vAlign w:val="center"/>
-          </w:tcPr>
-          <w:p>
-            <w:pPr>
-              <w:pStyle w:val="TableParagraph"/>
-              <w:spacing w:before="80" w:after="80" w:line="276" w:lineRule="auto"/>
-              <w:ind w:left="136" w:right="139"/>
-              <w:rPr>
-                <w:rFonts w:cstheme="minorHAnsi"/>
-                <w:bCs/>
-              </w:rPr>
-            </w:pPr>
-            <w:r>
-              <w:rPr>
-                <w:rFonts w:cstheme="minorHAnsi"/>
-                <w:bCs/>
-              </w:rPr>
-              <w:t>Not Vulnerable</w:t>
-            </w:r>
-          </w:p>
-        </w:tc>
-      </w:tr>
-      <w:tr>
-        <w:trPr>
-          <w:trHeight w:val="20"/>
-        </w:trPr>
-        <w:tc>
-          <w:tcPr>
-            <w:tcW w:w="337" w:type="pct"/>
-            <w:tcBorders>
-              <w:top w:val="single" w:sz="4" w:space="0" w:color="BFBFBF"/>
-              <w:left w:val="single" w:sz="4" w:space="0" w:color="BFBFBF"/>
-              <w:bottom w:val="single" w:sz="4" w:space="0" w:color="BFBFBF"/>
-              <w:right w:val="single" w:sz="4" w:space="0" w:color="BFBFBF"/>
-            </w:tcBorders>
-            <w:vAlign w:val="center"/>
-          </w:tcPr>
-          <w:p>
-            <w:pPr>
-              <w:pStyle w:val="TableParagraph"/>
-              <w:numPr>
-                <w:ilvl w:val="0"/>
-                <w:numId w:val="7"/>
-              </w:numPr>
-              <w:spacing w:before="80" w:after="80" w:line="276" w:lineRule="auto"/>
-              <w:rPr>
-                <w:rFonts w:cstheme="minorHAnsi"/>
-                <w:bCs/>
-              </w:rPr>
-            </w:pPr>
-          </w:p>
-        </w:tc>
-        <w:tc>
-          <w:tcPr>
-            <w:tcW w:w="2541" w:type="pct"/>
-            <w:tcBorders>
-              <w:top w:val="single" w:sz="4" w:space="0" w:color="BFBFBF"/>
-              <w:left w:val="single" w:sz="4" w:space="0" w:color="BFBFBF"/>
-              <w:bottom w:val="single" w:sz="4" w:space="0" w:color="BFBFBF"/>
-              <w:right w:val="single" w:sz="4" w:space="0" w:color="BFBFBF"/>
-            </w:tcBorders>
-            <w:vAlign w:val="center"/>
-          </w:tcPr>
-          <w:p>
-            <w:pPr>
-              <w:spacing w:before="80" w:after="80" w:line="276" w:lineRule="auto"/>
-              <w:jc w:val="center"/>
-              <w:rPr>
-                <w:rStyle w:val="Strong"/>
-                <w:rFonts w:cstheme="minorHAnsi"/>
-                <w:b w:val="0"/>
-                <w:szCs w:val="22"/>
-              </w:rPr>
-            </w:pPr>
-            <w:r>
-              <w:rPr>
-                <w:rFonts w:cstheme="minorHAnsi"/>
-                <w:bCs/>
-                <w:szCs w:val="22"/>
-              </w:rPr>
-              <w:t>Local File Inclusion (LFI)</w:t>
-            </w:r>
-          </w:p>
-        </w:tc>
-        <w:tc>
-          <w:tcPr>
-            <w:tcW w:w="910" w:type="pct"/>
-            <w:tcBorders>
-              <w:top w:val="single" w:sz="4" w:space="0" w:color="BFBFBF"/>
-              <w:left w:val="single" w:sz="4" w:space="0" w:color="BFBFBF"/>
-              <w:bottom w:val="single" w:sz="4" w:space="0" w:color="BFBFBF"/>
-              <w:right w:val="single" w:sz="4" w:space="0" w:color="BFBFBF"/>
-            </w:tcBorders>
-            <w:vAlign w:val="center"/>
-          </w:tcPr>
-          <w:p>
-            <w:pPr>
-              <w:pStyle w:val="TableParagraph"/>
-              <w:spacing w:before="80" w:after="80" w:line="276" w:lineRule="auto"/>
-              <w:rPr>
-                <w:rFonts w:cstheme="minorHAnsi"/>
-                <w:bCs/>
-              </w:rPr>
-            </w:pPr>
-            <w:r>
-              <w:rPr>
-                <w:rFonts w:cstheme="minorHAnsi"/>
-                <w:bCs/>
-              </w:rPr>
-              <w:t>Done</w:t>
-            </w:r>
-          </w:p>
-        </w:tc>
-        <w:tc>
-          <w:tcPr>
-            <w:tcW w:w="1212" w:type="pct"/>
-            <w:tcBorders>
-              <w:top w:val="single" w:sz="4" w:space="0" w:color="BFBFBF"/>
-              <w:left w:val="single" w:sz="4" w:space="0" w:color="BFBFBF"/>
-              <w:bottom w:val="single" w:sz="4" w:space="0" w:color="BFBFBF"/>
-              <w:right w:val="single" w:sz="4" w:space="0" w:color="BFBFBF"/>
-            </w:tcBorders>
-            <w:shd w:val="clear" w:color="auto" w:fill="92D050"/>
-            <w:vAlign w:val="center"/>
-          </w:tcPr>
-          <w:p>
-            <w:pPr>
-              <w:pStyle w:val="TableParagraph"/>
-              <w:spacing w:before="80" w:after="80" w:line="276" w:lineRule="auto"/>
-              <w:ind w:left="136" w:right="139"/>
-              <w:rPr>
-                <w:rFonts w:cstheme="minorHAnsi"/>
-                <w:bCs/>
-              </w:rPr>
-            </w:pPr>
-            <w:r>
-              <w:rPr>
-                <w:rFonts w:cstheme="minorHAnsi"/>
-                <w:bCs/>
-              </w:rPr>
-              <w:t>Not Vulnerable</w:t>
-            </w:r>
-          </w:p>
-        </w:tc>
-      </w:tr>
-      <w:tr>
-        <w:trPr>
-          <w:trHeight w:val="20"/>
-        </w:trPr>
-        <w:tc>
-          <w:tcPr>
-            <w:tcW w:w="337" w:type="pct"/>
-            <w:tcBorders>
-              <w:top w:val="single" w:sz="4" w:space="0" w:color="BFBFBF"/>
-              <w:left w:val="single" w:sz="4" w:space="0" w:color="BFBFBF"/>
-              <w:bottom w:val="single" w:sz="4" w:space="0" w:color="BFBFBF"/>
-              <w:right w:val="single" w:sz="4" w:space="0" w:color="BFBFBF"/>
-            </w:tcBorders>
-            <w:vAlign w:val="center"/>
-          </w:tcPr>
-          <w:p>
-            <w:pPr>
-              <w:pStyle w:val="TableParagraph"/>
-              <w:numPr>
-                <w:ilvl w:val="0"/>
-                <w:numId w:val="7"/>
-              </w:numPr>
-              <w:spacing w:before="80" w:after="80" w:line="276" w:lineRule="auto"/>
-              <w:rPr>
-                <w:rFonts w:cstheme="minorHAnsi"/>
-                <w:bCs/>
-              </w:rPr>
-            </w:pPr>
-          </w:p>
-        </w:tc>
-        <w:tc>
-          <w:tcPr>
-            <w:tcW w:w="2541" w:type="pct"/>
-            <w:tcBorders>
-              <w:top w:val="single" w:sz="4" w:space="0" w:color="BFBFBF"/>
-              <w:left w:val="single" w:sz="4" w:space="0" w:color="BFBFBF"/>
-              <w:bottom w:val="single" w:sz="4" w:space="0" w:color="BFBFBF"/>
-              <w:right w:val="single" w:sz="4" w:space="0" w:color="BFBFBF"/>
-            </w:tcBorders>
-            <w:vAlign w:val="center"/>
-          </w:tcPr>
-          <w:p>
-            <w:pPr>
-              <w:spacing w:before="80" w:after="80" w:line="276" w:lineRule="auto"/>
-              <w:jc w:val="center"/>
-              <w:rPr>
-                <w:rStyle w:val="Strong"/>
-                <w:rFonts w:cstheme="minorHAnsi"/>
-                <w:b w:val="0"/>
-                <w:szCs w:val="22"/>
-              </w:rPr>
-            </w:pPr>
-            <w:r>
-              <w:rPr>
-                <w:rFonts w:cstheme="minorHAnsi"/>
-                <w:bCs/>
-                <w:szCs w:val="22"/>
-              </w:rPr>
-              <w:t>Insufficient Input Validation</w:t>
-            </w:r>
-          </w:p>
-        </w:tc>
-        <w:tc>
-          <w:tcPr>
-            <w:tcW w:w="910" w:type="pct"/>
-            <w:tcBorders>
-              <w:top w:val="single" w:sz="4" w:space="0" w:color="BFBFBF"/>
-              <w:left w:val="single" w:sz="4" w:space="0" w:color="BFBFBF"/>
-              <w:bottom w:val="single" w:sz="4" w:space="0" w:color="BFBFBF"/>
-              <w:right w:val="single" w:sz="4" w:space="0" w:color="BFBFBF"/>
-            </w:tcBorders>
-            <w:vAlign w:val="center"/>
-          </w:tcPr>
-          <w:p>
-            <w:pPr>
-              <w:pStyle w:val="TableParagraph"/>
-              <w:spacing w:before="80" w:after="80" w:line="276" w:lineRule="auto"/>
-              <w:rPr>
-                <w:rFonts w:cstheme="minorHAnsi"/>
-                <w:bCs/>
-              </w:rPr>
-            </w:pPr>
-            <w:r>
-              <w:rPr>
-                <w:rFonts w:cstheme="minorHAnsi"/>
-                <w:bCs/>
-              </w:rPr>
-              <w:t>Done</w:t>
-            </w:r>
-          </w:p>
-        </w:tc>
-        <w:tc>
-          <w:tcPr>
-            <w:tcW w:w="1212" w:type="pct"/>
-            <w:tcBorders>
-              <w:top w:val="single" w:sz="4" w:space="0" w:color="BFBFBF"/>
-              <w:left w:val="single" w:sz="4" w:space="0" w:color="BFBFBF"/>
-              <w:bottom w:val="single" w:sz="4" w:space="0" w:color="BFBFBF"/>
-              <w:right w:val="single" w:sz="4" w:space="0" w:color="BFBFBF"/>
-            </w:tcBorders>
-            <w:shd w:val="clear" w:color="auto" w:fill="92D050"/>
-            <w:vAlign w:val="center"/>
-          </w:tcPr>
-          <w:p>
-            <w:pPr>
-              <w:pStyle w:val="TableParagraph"/>
-              <w:spacing w:before="80" w:after="80" w:line="276" w:lineRule="auto"/>
-              <w:ind w:left="136" w:right="139"/>
-              <w:rPr>
-                <w:rFonts w:cstheme="minorHAnsi"/>
-                <w:bCs/>
-              </w:rPr>
-            </w:pPr>
-            <w:r>
-              <w:rPr>
-                <w:rFonts w:cstheme="minorHAnsi"/>
-                <w:bCs/>
-              </w:rPr>
-              <w:t>Not Vulnerable</w:t>
-            </w:r>
-          </w:p>
-        </w:tc>
-      </w:tr>
-      <w:tr>
-        <w:trPr>
-          <w:trHeight w:val="20"/>
-        </w:trPr>
-        <w:tc>
-          <w:tcPr>
-            <w:tcW w:w="337" w:type="pct"/>
-            <w:tcBorders>
-              <w:top w:val="single" w:sz="4" w:space="0" w:color="BFBFBF"/>
-              <w:left w:val="single" w:sz="4" w:space="0" w:color="BFBFBF"/>
-              <w:bottom w:val="single" w:sz="4" w:space="0" w:color="BFBFBF"/>
-              <w:right w:val="single" w:sz="4" w:space="0" w:color="BFBFBF"/>
-            </w:tcBorders>
-            <w:vAlign w:val="center"/>
-          </w:tcPr>
-          <w:p>
-            <w:pPr>
-              <w:pStyle w:val="TableParagraph"/>
-              <w:numPr>
-                <w:ilvl w:val="0"/>
-                <w:numId w:val="7"/>
-              </w:numPr>
-              <w:spacing w:before="80" w:after="80" w:line="276" w:lineRule="auto"/>
-              <w:rPr>
-                <w:rFonts w:cstheme="minorHAnsi"/>
-                <w:bCs/>
-              </w:rPr>
-            </w:pPr>
-          </w:p>
-        </w:tc>
-        <w:tc>
-          <w:tcPr>
-            <w:tcW w:w="2541" w:type="pct"/>
-            <w:tcBorders>
-              <w:top w:val="single" w:sz="4" w:space="0" w:color="BFBFBF"/>
-              <w:left w:val="single" w:sz="4" w:space="0" w:color="BFBFBF"/>
-              <w:bottom w:val="single" w:sz="4" w:space="0" w:color="BFBFBF"/>
-              <w:right w:val="single" w:sz="4" w:space="0" w:color="BFBFBF"/>
-            </w:tcBorders>
-            <w:vAlign w:val="center"/>
-          </w:tcPr>
-          <w:p>
-            <w:pPr>
-              <w:spacing w:before="80" w:after="80" w:line="276" w:lineRule="auto"/>
-              <w:jc w:val="center"/>
-              <w:rPr>
-                <w:rStyle w:val="Strong"/>
-                <w:rFonts w:cstheme="minorHAnsi"/>
-                <w:b w:val="0"/>
-                <w:szCs w:val="22"/>
-              </w:rPr>
-            </w:pPr>
-            <w:r>
-              <w:rPr>
-                <w:rFonts w:cstheme="minorHAnsi"/>
-                <w:bCs/>
-                <w:szCs w:val="22"/>
-              </w:rPr>
-              <w:t>Server-Side Request Forgery (SSRF)</w:t>
-            </w:r>
-          </w:p>
-        </w:tc>
-        <w:tc>
-          <w:tcPr>
-            <w:tcW w:w="910" w:type="pct"/>
-            <w:tcBorders>
-              <w:top w:val="single" w:sz="4" w:space="0" w:color="BFBFBF"/>
-              <w:left w:val="single" w:sz="4" w:space="0" w:color="BFBFBF"/>
-              <w:bottom w:val="single" w:sz="4" w:space="0" w:color="BFBFBF"/>
-              <w:right w:val="single" w:sz="4" w:space="0" w:color="BFBFBF"/>
-            </w:tcBorders>
-            <w:vAlign w:val="center"/>
-          </w:tcPr>
-          <w:p>
-            <w:pPr>
-              <w:pStyle w:val="TableParagraph"/>
-              <w:spacing w:before="80" w:after="80" w:line="276" w:lineRule="auto"/>
-              <w:rPr>
-                <w:rFonts w:cstheme="minorHAnsi"/>
-                <w:bCs/>
-              </w:rPr>
-            </w:pPr>
-            <w:r>
-              <w:rPr>
-                <w:rFonts w:cstheme="minorHAnsi"/>
-                <w:bCs/>
-              </w:rPr>
-              <w:t>Done</w:t>
-            </w:r>
-          </w:p>
-        </w:tc>
-        <w:tc>
-          <w:tcPr>
-            <w:tcW w:w="1212" w:type="pct"/>
-            <w:tcBorders>
-              <w:top w:val="single" w:sz="4" w:space="0" w:color="BFBFBF"/>
-              <w:left w:val="single" w:sz="4" w:space="0" w:color="BFBFBF"/>
-              <w:bottom w:val="single" w:sz="4" w:space="0" w:color="BFBFBF"/>
-              <w:right w:val="single" w:sz="4" w:space="0" w:color="BFBFBF"/>
-            </w:tcBorders>
-            <w:shd w:val="clear" w:color="auto" w:fill="92D050"/>
-            <w:vAlign w:val="center"/>
-          </w:tcPr>
-          <w:p>
-            <w:pPr>
-              <w:pStyle w:val="TableParagraph"/>
-              <w:spacing w:before="80" w:after="80" w:line="276" w:lineRule="auto"/>
-              <w:ind w:left="136" w:right="139"/>
-              <w:rPr>
-                <w:rFonts w:cstheme="minorHAnsi"/>
-                <w:bCs/>
-              </w:rPr>
-            </w:pPr>
-            <w:r>
-              <w:rPr>
-                <w:rFonts w:cstheme="minorHAnsi"/>
-                <w:bCs/>
-              </w:rPr>
-              <w:t>Not Vulnerable</w:t>
-            </w:r>
-          </w:p>
-        </w:tc>
-      </w:tr>
-      <w:tr>
-        <w:trPr>
-          <w:trHeight w:val="20"/>
-        </w:trPr>
-        <w:tc>
-          <w:tcPr>
-            <w:tcW w:w="337" w:type="pct"/>
-            <w:tcBorders>
-              <w:top w:val="single" w:sz="4" w:space="0" w:color="BFBFBF"/>
-              <w:left w:val="single" w:sz="4" w:space="0" w:color="BFBFBF"/>
-              <w:bottom w:val="single" w:sz="4" w:space="0" w:color="BFBFBF"/>
-              <w:right w:val="single" w:sz="4" w:space="0" w:color="BFBFBF"/>
-            </w:tcBorders>
-            <w:vAlign w:val="center"/>
-          </w:tcPr>
-          <w:p>
-            <w:pPr>
-              <w:pStyle w:val="TableParagraph"/>
-              <w:numPr>
-                <w:ilvl w:val="0"/>
-                <w:numId w:val="7"/>
-              </w:numPr>
-              <w:spacing w:before="80" w:after="80" w:line="276" w:lineRule="auto"/>
-              <w:rPr>
-                <w:rFonts w:cstheme="minorHAnsi"/>
-                <w:bCs/>
-              </w:rPr>
-            </w:pPr>
-          </w:p>
-        </w:tc>
-        <w:tc>
-          <w:tcPr>
-            <w:tcW w:w="2541" w:type="pct"/>
-            <w:tcBorders>
-              <w:top w:val="single" w:sz="4" w:space="0" w:color="BFBFBF"/>
-              <w:left w:val="single" w:sz="4" w:space="0" w:color="BFBFBF"/>
-              <w:bottom w:val="single" w:sz="4" w:space="0" w:color="BFBFBF"/>
-              <w:right w:val="single" w:sz="4" w:space="0" w:color="BFBFBF"/>
-            </w:tcBorders>
-            <w:vAlign w:val="center"/>
-          </w:tcPr>
-          <w:p>
-            <w:pPr>
-              <w:spacing w:before="80" w:after="80" w:line="276" w:lineRule="auto"/>
-              <w:jc w:val="center"/>
-              <w:rPr>
-                <w:rStyle w:val="Strong"/>
-                <w:rFonts w:cstheme="minorHAnsi"/>
-                <w:b w:val="0"/>
-                <w:szCs w:val="22"/>
-              </w:rPr>
-            </w:pPr>
-            <w:r>
-              <w:rPr>
-                <w:rFonts w:cstheme="minorHAnsi"/>
-                <w:bCs/>
-                <w:szCs w:val="22"/>
-              </w:rPr>
-              <w:t>Business Logic Flaws</w:t>
-            </w:r>
-          </w:p>
-        </w:tc>
-        <w:tc>
-          <w:tcPr>
-            <w:tcW w:w="910" w:type="pct"/>
-            <w:tcBorders>
-              <w:top w:val="single" w:sz="4" w:space="0" w:color="BFBFBF"/>
-              <w:left w:val="single" w:sz="4" w:space="0" w:color="BFBFBF"/>
-              <w:bottom w:val="single" w:sz="4" w:space="0" w:color="BFBFBF"/>
-              <w:right w:val="single" w:sz="4" w:space="0" w:color="BFBFBF"/>
-            </w:tcBorders>
-            <w:vAlign w:val="center"/>
-          </w:tcPr>
-          <w:p>
-            <w:pPr>
-              <w:pStyle w:val="TableParagraph"/>
-              <w:spacing w:before="80" w:after="80" w:line="276" w:lineRule="auto"/>
-              <w:rPr>
-                <w:rFonts w:cstheme="minorHAnsi"/>
-                <w:bCs/>
-              </w:rPr>
-            </w:pPr>
-            <w:r>
-              <w:rPr>
-                <w:rFonts w:cstheme="minorHAnsi"/>
-                <w:bCs/>
-              </w:rPr>
-              <w:t>Done</w:t>
-            </w:r>
-          </w:p>
-        </w:tc>
-        <w:tc>
-          <w:tcPr>
-            <w:tcW w:w="1212" w:type="pct"/>
-            <w:tcBorders>
-              <w:top w:val="single" w:sz="4" w:space="0" w:color="BFBFBF"/>
-              <w:left w:val="single" w:sz="4" w:space="0" w:color="BFBFBF"/>
-              <w:bottom w:val="single" w:sz="4" w:space="0" w:color="BFBFBF"/>
-              <w:right w:val="single" w:sz="4" w:space="0" w:color="BFBFBF"/>
-            </w:tcBorders>
-            <w:shd w:val="clear" w:color="auto" w:fill="92D050"/>
-            <w:vAlign w:val="center"/>
-          </w:tcPr>
-          <w:p>
-            <w:pPr>
-              <w:pStyle w:val="TableParagraph"/>
-              <w:spacing w:before="80" w:after="80" w:line="276" w:lineRule="auto"/>
-              <w:ind w:left="136" w:right="139"/>
-              <w:rPr>
-                <w:rFonts w:cstheme="minorHAnsi"/>
-                <w:bCs/>
-              </w:rPr>
-            </w:pPr>
-            <w:r>
-              <w:rPr>
-                <w:rFonts w:cstheme="minorHAnsi"/>
-                <w:bCs/>
-              </w:rPr>
-              <w:t>Not Vulnerable</w:t>
-            </w:r>
-          </w:p>
-        </w:tc>
-      </w:tr>
-      <w:tr>
-        <w:trPr>
-          <w:trHeight w:val="20"/>
-        </w:trPr>
-        <w:tc>
-          <w:tcPr>
-            <w:tcW w:w="337" w:type="pct"/>
-            <w:tcBorders>
-              <w:top w:val="single" w:sz="4" w:space="0" w:color="BFBFBF"/>
-              <w:left w:val="single" w:sz="4" w:space="0" w:color="BFBFBF"/>
-              <w:bottom w:val="single" w:sz="4" w:space="0" w:color="BFBFBF"/>
-              <w:right w:val="single" w:sz="4" w:space="0" w:color="BFBFBF"/>
-            </w:tcBorders>
-            <w:vAlign w:val="center"/>
-          </w:tcPr>
-          <w:p>
-            <w:pPr>
-              <w:pStyle w:val="TableParagraph"/>
-              <w:numPr>
-                <w:ilvl w:val="0"/>
-                <w:numId w:val="7"/>
-              </w:numPr>
-              <w:spacing w:before="80" w:after="80" w:line="276" w:lineRule="auto"/>
-              <w:rPr>
-                <w:rFonts w:cstheme="minorHAnsi"/>
-                <w:bCs/>
-              </w:rPr>
-            </w:pPr>
-          </w:p>
-        </w:tc>
-        <w:tc>
-          <w:tcPr>
-            <w:tcW w:w="2541" w:type="pct"/>
-            <w:tcBorders>
-              <w:top w:val="single" w:sz="4" w:space="0" w:color="BFBFBF"/>
-              <w:left w:val="single" w:sz="4" w:space="0" w:color="BFBFBF"/>
-              <w:bottom w:val="single" w:sz="4" w:space="0" w:color="BFBFBF"/>
-              <w:right w:val="single" w:sz="4" w:space="0" w:color="BFBFBF"/>
-            </w:tcBorders>
-            <w:vAlign w:val="center"/>
-          </w:tcPr>
-          <w:p>
-            <w:pPr>
-              <w:spacing w:before="80" w:after="80" w:line="276" w:lineRule="auto"/>
-              <w:jc w:val="center"/>
-              <w:rPr>
-                <w:rStyle w:val="Strong"/>
-                <w:rFonts w:cstheme="minorHAnsi"/>
-                <w:b w:val="0"/>
-                <w:szCs w:val="22"/>
-              </w:rPr>
-            </w:pPr>
-            <w:r>
-              <w:rPr>
-                <w:rFonts w:cstheme="minorHAnsi"/>
-                <w:bCs/>
-                <w:szCs w:val="22"/>
-              </w:rPr>
-              <w:t>Transaction Integrity</w:t>
-            </w:r>
-          </w:p>
-        </w:tc>
-        <w:tc>
-          <w:tcPr>
-            <w:tcW w:w="910" w:type="pct"/>
-            <w:tcBorders>
-              <w:top w:val="single" w:sz="4" w:space="0" w:color="BFBFBF"/>
-              <w:left w:val="single" w:sz="4" w:space="0" w:color="BFBFBF"/>
-              <w:bottom w:val="single" w:sz="4" w:space="0" w:color="BFBFBF"/>
-              <w:right w:val="single" w:sz="4" w:space="0" w:color="BFBFBF"/>
-            </w:tcBorders>
-            <w:vAlign w:val="center"/>
-          </w:tcPr>
-          <w:p>
-            <w:pPr>
-              <w:pStyle w:val="TableParagraph"/>
-              <w:spacing w:before="80" w:after="80" w:line="276" w:lineRule="auto"/>
-              <w:rPr>
-                <w:rFonts w:cstheme="minorHAnsi"/>
-                <w:bCs/>
-              </w:rPr>
-            </w:pPr>
-            <w:r>
-              <w:rPr>
-                <w:rFonts w:cstheme="minorHAnsi"/>
-                <w:bCs/>
-              </w:rPr>
-              <w:t>Done</w:t>
-            </w:r>
-          </w:p>
-        </w:tc>
-        <w:tc>
-          <w:tcPr>
-            <w:tcW w:w="1212" w:type="pct"/>
-            <w:tcBorders>
-              <w:top w:val="single" w:sz="4" w:space="0" w:color="BFBFBF"/>
-              <w:left w:val="single" w:sz="4" w:space="0" w:color="BFBFBF"/>
-              <w:bottom w:val="single" w:sz="4" w:space="0" w:color="BFBFBF"/>
-              <w:right w:val="single" w:sz="4" w:space="0" w:color="BFBFBF"/>
-            </w:tcBorders>
-            <w:shd w:val="clear" w:color="auto" w:fill="92D050"/>
-            <w:vAlign w:val="center"/>
-          </w:tcPr>
-          <w:p>
-            <w:pPr>
-              <w:pStyle w:val="TableParagraph"/>
-              <w:spacing w:before="80" w:after="80" w:line="276" w:lineRule="auto"/>
-              <w:ind w:left="136" w:right="139"/>
-              <w:rPr>
-                <w:rFonts w:cstheme="minorHAnsi"/>
-                <w:bCs/>
-              </w:rPr>
-            </w:pPr>
-            <w:r>
-              <w:rPr>
-                <w:rFonts w:cstheme="minorHAnsi"/>
-                <w:bCs/>
-              </w:rPr>
-              <w:t>Not Vulnerable</w:t>
-            </w:r>
-          </w:p>
-        </w:tc>
-      </w:tr>
-      <w:tr>
-        <w:trPr>
-          <w:trHeight w:val="20"/>
-        </w:trPr>
-        <w:tc>
-          <w:tcPr>
-            <w:tcW w:w="337" w:type="pct"/>
-            <w:tcBorders>
-              <w:top w:val="single" w:sz="4" w:space="0" w:color="BFBFBF"/>
-              <w:left w:val="single" w:sz="4" w:space="0" w:color="BFBFBF"/>
-              <w:bottom w:val="single" w:sz="4" w:space="0" w:color="BFBFBF"/>
-              <w:right w:val="single" w:sz="4" w:space="0" w:color="BFBFBF"/>
-            </w:tcBorders>
-            <w:vAlign w:val="center"/>
-          </w:tcPr>
-          <w:p>
-            <w:pPr>
-              <w:pStyle w:val="TableParagraph"/>
-              <w:numPr>
-                <w:ilvl w:val="0"/>
-                <w:numId w:val="7"/>
-              </w:numPr>
-              <w:spacing w:before="80" w:after="80" w:line="276" w:lineRule="auto"/>
-              <w:rPr>
-                <w:rFonts w:cstheme="minorHAnsi"/>
-                <w:bCs/>
-              </w:rPr>
-            </w:pPr>
-          </w:p>
-        </w:tc>
-        <w:tc>
-          <w:tcPr>
-            <w:tcW w:w="2541" w:type="pct"/>
-            <w:tcBorders>
-              <w:top w:val="single" w:sz="4" w:space="0" w:color="BFBFBF"/>
-              <w:left w:val="single" w:sz="4" w:space="0" w:color="BFBFBF"/>
-              <w:bottom w:val="single" w:sz="4" w:space="0" w:color="BFBFBF"/>
-              <w:right w:val="single" w:sz="4" w:space="0" w:color="BFBFBF"/>
-            </w:tcBorders>
-            <w:vAlign w:val="center"/>
-          </w:tcPr>
-          <w:p>
-            <w:pPr>
-              <w:spacing w:before="80" w:after="80" w:line="276" w:lineRule="auto"/>
-              <w:jc w:val="center"/>
-              <w:rPr>
-                <w:rStyle w:val="Strong"/>
-                <w:rFonts w:cstheme="minorHAnsi"/>
-                <w:b w:val="0"/>
-                <w:szCs w:val="22"/>
-              </w:rPr>
-            </w:pPr>
-            <w:r>
-              <w:rPr>
-                <w:rFonts w:cstheme="minorHAnsi"/>
-                <w:bCs/>
-                <w:szCs w:val="22"/>
-              </w:rPr>
-              <w:t>Rate Limiting and DoS Controls</w:t>
-            </w:r>
-          </w:p>
-        </w:tc>
-        <w:tc>
-          <w:tcPr>
-            <w:tcW w:w="910" w:type="pct"/>
-            <w:tcBorders>
-              <w:top w:val="single" w:sz="4" w:space="0" w:color="BFBFBF"/>
-              <w:left w:val="single" w:sz="4" w:space="0" w:color="BFBFBF"/>
-              <w:bottom w:val="single" w:sz="4" w:space="0" w:color="BFBFBF"/>
-              <w:right w:val="single" w:sz="4" w:space="0" w:color="BFBFBF"/>
-            </w:tcBorders>
-            <w:vAlign w:val="center"/>
-          </w:tcPr>
-          <w:p>
-            <w:pPr>
-              <w:pStyle w:val="TableParagraph"/>
-              <w:spacing w:before="80" w:after="80" w:line="276" w:lineRule="auto"/>
-              <w:rPr>
-                <w:rFonts w:cstheme="minorHAnsi"/>
-                <w:bCs/>
-              </w:rPr>
-            </w:pPr>
-            <w:r>
-              <w:rPr>
-                <w:rFonts w:cstheme="minorHAnsi"/>
-                <w:bCs/>
-              </w:rPr>
-              <w:t>Done</w:t>
-            </w:r>
-          </w:p>
-        </w:tc>
-        <w:tc>
-          <w:tcPr>
-            <w:tcW w:w="1212" w:type="pct"/>
-            <w:tcBorders>
-              <w:top w:val="single" w:sz="4" w:space="0" w:color="BFBFBF"/>
-              <w:left w:val="single" w:sz="4" w:space="0" w:color="BFBFBF"/>
-              <w:bottom w:val="single" w:sz="4" w:space="0" w:color="BFBFBF"/>
-              <w:right w:val="single" w:sz="4" w:space="0" w:color="BFBFBF"/>
-            </w:tcBorders>
-            <w:shd w:val="clear" w:color="auto" w:fill="92D050"/>
-            <w:vAlign w:val="center"/>
-          </w:tcPr>
-          <w:p>
-            <w:pPr>
-              <w:pStyle w:val="TableParagraph"/>
-              <w:spacing w:before="80" w:after="80" w:line="276" w:lineRule="auto"/>
-              <w:ind w:left="136" w:right="139"/>
-              <w:rPr>
-                <w:rFonts w:cstheme="minorHAnsi"/>
-                <w:bCs/>
-              </w:rPr>
-            </w:pPr>
-            <w:r>
-              <w:rPr>
-                <w:rFonts w:cstheme="minorHAnsi"/>
-                <w:bCs/>
-              </w:rPr>
-              <w:t>Not Vulnerable</w:t>
-            </w:r>
-          </w:p>
-        </w:tc>
-      </w:tr>
-      <w:tr>
-        <w:trPr>
-          <w:trHeight w:val="20"/>
-        </w:trPr>
-        <w:tc>
-          <w:tcPr>
-            <w:tcW w:w="337" w:type="pct"/>
-            <w:tcBorders>
-              <w:top w:val="single" w:sz="4" w:space="0" w:color="BFBFBF"/>
-              <w:left w:val="single" w:sz="4" w:space="0" w:color="BFBFBF"/>
-              <w:bottom w:val="single" w:sz="4" w:space="0" w:color="BFBFBF"/>
-              <w:right w:val="single" w:sz="4" w:space="0" w:color="BFBFBF"/>
-            </w:tcBorders>
-            <w:vAlign w:val="center"/>
-          </w:tcPr>
-          <w:p>
-            <w:pPr>
-              <w:pStyle w:val="TableParagraph"/>
-              <w:numPr>
-                <w:ilvl w:val="0"/>
-                <w:numId w:val="7"/>
-              </w:numPr>
-              <w:spacing w:before="80" w:after="80" w:line="276" w:lineRule="auto"/>
-              <w:rPr>
-                <w:rFonts w:cstheme="minorHAnsi"/>
-                <w:bCs/>
-              </w:rPr>
-            </w:pPr>
-          </w:p>
-        </w:tc>
-        <w:tc>
-          <w:tcPr>
-            <w:tcW w:w="2541" w:type="pct"/>
-            <w:tcBorders>
-              <w:top w:val="single" w:sz="4" w:space="0" w:color="BFBFBF"/>
-              <w:left w:val="single" w:sz="4" w:space="0" w:color="BFBFBF"/>
-              <w:bottom w:val="single" w:sz="4" w:space="0" w:color="BFBFBF"/>
-              <w:right w:val="single" w:sz="4" w:space="0" w:color="BFBFBF"/>
-            </w:tcBorders>
-            <w:vAlign w:val="center"/>
-          </w:tcPr>
-          <w:p>
-            <w:pPr>
-              <w:spacing w:before="80" w:after="80" w:line="276" w:lineRule="auto"/>
-              <w:jc w:val="center"/>
-              <w:rPr>
-                <w:rStyle w:val="Strong"/>
-                <w:rFonts w:cstheme="minorHAnsi"/>
-                <w:b w:val="0"/>
-                <w:szCs w:val="22"/>
-              </w:rPr>
-            </w:pPr>
-            <w:r>
-              <w:rPr>
-                <w:rFonts w:cstheme="minorHAnsi"/>
-                <w:bCs/>
-                <w:szCs w:val="22"/>
-              </w:rPr>
-              <w:t>Client-Side URL Redirection</w:t>
-            </w:r>
-          </w:p>
-        </w:tc>
-        <w:tc>
-          <w:tcPr>
-            <w:tcW w:w="910" w:type="pct"/>
-            <w:tcBorders>
-              <w:top w:val="single" w:sz="4" w:space="0" w:color="BFBFBF"/>
-              <w:left w:val="single" w:sz="4" w:space="0" w:color="BFBFBF"/>
-              <w:bottom w:val="single" w:sz="4" w:space="0" w:color="BFBFBF"/>
-              <w:right w:val="single" w:sz="4" w:space="0" w:color="BFBFBF"/>
-            </w:tcBorders>
-            <w:vAlign w:val="center"/>
-          </w:tcPr>
-          <w:p>
-            <w:pPr>
-              <w:pStyle w:val="TableParagraph"/>
-              <w:spacing w:before="80" w:after="80" w:line="276" w:lineRule="auto"/>
-              <w:rPr>
-                <w:rFonts w:cstheme="minorHAnsi"/>
-                <w:bCs/>
-              </w:rPr>
-            </w:pPr>
-            <w:r>
-              <w:rPr>
-                <w:rFonts w:cstheme="minorHAnsi"/>
-                <w:bCs/>
-              </w:rPr>
-              <w:t>Done</w:t>
-            </w:r>
-          </w:p>
-        </w:tc>
-        <w:tc>
-          <w:tcPr>
-            <w:tcW w:w="1212" w:type="pct"/>
-            <w:tcBorders>
-              <w:top w:val="single" w:sz="4" w:space="0" w:color="BFBFBF"/>
-              <w:left w:val="single" w:sz="4" w:space="0" w:color="BFBFBF"/>
-              <w:bottom w:val="single" w:sz="4" w:space="0" w:color="BFBFBF"/>
-              <w:right w:val="single" w:sz="4" w:space="0" w:color="BFBFBF"/>
-            </w:tcBorders>
-            <w:shd w:val="clear" w:color="auto" w:fill="92D050"/>
-            <w:vAlign w:val="center"/>
-          </w:tcPr>
-          <w:p>
-            <w:pPr>
-              <w:pStyle w:val="TableParagraph"/>
-              <w:spacing w:before="80" w:after="80" w:line="276" w:lineRule="auto"/>
-              <w:ind w:left="136" w:right="139"/>
-              <w:rPr>
-                <w:rFonts w:cstheme="minorHAnsi"/>
-                <w:bCs/>
-              </w:rPr>
-            </w:pPr>
-            <w:r>
-              <w:rPr>
-                <w:rFonts w:cstheme="minorHAnsi"/>
-                <w:bCs/>
-              </w:rPr>
-              <w:t>Not Vulnerable</w:t>
-            </w:r>
-          </w:p>
-        </w:tc>
-      </w:tr>
-      <w:tr>
-        <w:trPr>
-          <w:trHeight w:val="20"/>
-        </w:trPr>
-        <w:tc>
-          <w:tcPr>
-            <w:tcW w:w="337" w:type="pct"/>
-            <w:tcBorders>
-              <w:top w:val="single" w:sz="4" w:space="0" w:color="BFBFBF"/>
-              <w:left w:val="single" w:sz="4" w:space="0" w:color="BFBFBF"/>
-              <w:bottom w:val="single" w:sz="4" w:space="0" w:color="BFBFBF"/>
-              <w:right w:val="single" w:sz="4" w:space="0" w:color="BFBFBF"/>
-            </w:tcBorders>
-            <w:vAlign w:val="center"/>
-          </w:tcPr>
-          <w:p>
-            <w:pPr>
-              <w:pStyle w:val="TableParagraph"/>
-              <w:numPr>
-                <w:ilvl w:val="0"/>
-                <w:numId w:val="7"/>
-              </w:numPr>
-              <w:spacing w:before="80" w:after="80" w:line="276" w:lineRule="auto"/>
-              <w:rPr>
-                <w:rFonts w:cstheme="minorHAnsi"/>
-                <w:bCs/>
-              </w:rPr>
-            </w:pPr>
-          </w:p>
-        </w:tc>
-        <w:tc>
-          <w:tcPr>
-            <w:tcW w:w="2541" w:type="pct"/>
-            <w:tcBorders>
-              <w:top w:val="single" w:sz="4" w:space="0" w:color="BFBFBF"/>
-              <w:left w:val="single" w:sz="4" w:space="0" w:color="BFBFBF"/>
-              <w:bottom w:val="single" w:sz="4" w:space="0" w:color="BFBFBF"/>
-              <w:right w:val="single" w:sz="4" w:space="0" w:color="BFBFBF"/>
-            </w:tcBorders>
-            <w:vAlign w:val="center"/>
-          </w:tcPr>
-          <w:p>
-            <w:pPr>
-              <w:spacing w:before="80" w:after="80" w:line="276" w:lineRule="auto"/>
-              <w:jc w:val="center"/>
-              <w:rPr>
-                <w:rStyle w:val="Strong"/>
-                <w:rFonts w:cstheme="minorHAnsi"/>
-                <w:b w:val="0"/>
-                <w:szCs w:val="22"/>
-              </w:rPr>
-            </w:pPr>
-            <w:r>
-              <w:rPr>
-                <w:rFonts w:cstheme="minorHAnsi"/>
-                <w:bCs/>
-                <w:szCs w:val="22"/>
-              </w:rPr>
-              <w:t>JavaScript Execution</w:t>
-            </w:r>
-          </w:p>
-        </w:tc>
-        <w:tc>
-          <w:tcPr>
-            <w:tcW w:w="910" w:type="pct"/>
-            <w:tcBorders>
-              <w:top w:val="single" w:sz="4" w:space="0" w:color="BFBFBF"/>
-              <w:left w:val="single" w:sz="4" w:space="0" w:color="BFBFBF"/>
-              <w:bottom w:val="single" w:sz="4" w:space="0" w:color="BFBFBF"/>
-              <w:right w:val="single" w:sz="4" w:space="0" w:color="BFBFBF"/>
-            </w:tcBorders>
-            <w:vAlign w:val="center"/>
-          </w:tcPr>
-          <w:p>
-            <w:pPr>
-              <w:pStyle w:val="TableParagraph"/>
-              <w:spacing w:before="80" w:after="80" w:line="276" w:lineRule="auto"/>
-              <w:rPr>
-                <w:rFonts w:cstheme="minorHAnsi"/>
-                <w:bCs/>
-              </w:rPr>
-            </w:pPr>
-            <w:r>
-              <w:rPr>
-                <w:rFonts w:cstheme="minorHAnsi"/>
-                <w:bCs/>
-              </w:rPr>
-              <w:t>Done</w:t>
-            </w:r>
-          </w:p>
-        </w:tc>
-        <w:tc>
-          <w:tcPr>
-            <w:tcW w:w="1212" w:type="pct"/>
-            <w:tcBorders>
-              <w:top w:val="single" w:sz="4" w:space="0" w:color="BFBFBF"/>
-              <w:left w:val="single" w:sz="4" w:space="0" w:color="BFBFBF"/>
-              <w:bottom w:val="single" w:sz="4" w:space="0" w:color="BFBFBF"/>
-              <w:right w:val="single" w:sz="4" w:space="0" w:color="BFBFBF"/>
-            </w:tcBorders>
-            <w:shd w:val="clear" w:color="auto" w:fill="92D050"/>
-            <w:vAlign w:val="center"/>
-          </w:tcPr>
-          <w:p>
-            <w:pPr>
-              <w:pStyle w:val="TableParagraph"/>
-              <w:spacing w:before="80" w:after="80" w:line="276" w:lineRule="auto"/>
-              <w:ind w:left="136" w:right="139"/>
-              <w:rPr>
-                <w:rFonts w:cstheme="minorHAnsi"/>
-                <w:bCs/>
-              </w:rPr>
-            </w:pPr>
-            <w:r>
-              <w:rPr>
-                <w:rFonts w:cstheme="minorHAnsi"/>
-                <w:bCs/>
-              </w:rPr>
-              <w:t>Not Vulnerable</w:t>
-            </w:r>
-          </w:p>
-        </w:tc>
-      </w:tr>
-      <w:tr>
-        <w:trPr>
-          <w:trHeight w:val="20"/>
-        </w:trPr>
-        <w:tc>
-          <w:tcPr>
-            <w:tcW w:w="337" w:type="pct"/>
-            <w:tcBorders>
-              <w:top w:val="single" w:sz="4" w:space="0" w:color="BFBFBF"/>
-              <w:left w:val="single" w:sz="4" w:space="0" w:color="BFBFBF"/>
-              <w:bottom w:val="single" w:sz="4" w:space="0" w:color="BFBFBF"/>
-              <w:right w:val="single" w:sz="4" w:space="0" w:color="BFBFBF"/>
-            </w:tcBorders>
-            <w:vAlign w:val="center"/>
-          </w:tcPr>
-          <w:p>
-            <w:pPr>
-              <w:pStyle w:val="TableParagraph"/>
-              <w:numPr>
-                <w:ilvl w:val="0"/>
-                <w:numId w:val="7"/>
-              </w:numPr>
-              <w:spacing w:before="80" w:after="80" w:line="276" w:lineRule="auto"/>
-              <w:rPr>
-                <w:rFonts w:cstheme="minorHAnsi"/>
-                <w:bCs/>
-              </w:rPr>
-            </w:pPr>
-          </w:p>
-        </w:tc>
-        <w:tc>
-          <w:tcPr>
-            <w:tcW w:w="2541" w:type="pct"/>
-            <w:tcBorders>
-              <w:top w:val="single" w:sz="4" w:space="0" w:color="BFBFBF"/>
-              <w:left w:val="single" w:sz="4" w:space="0" w:color="BFBFBF"/>
-              <w:bottom w:val="single" w:sz="4" w:space="0" w:color="BFBFBF"/>
-              <w:right w:val="single" w:sz="4" w:space="0" w:color="BFBFBF"/>
-            </w:tcBorders>
-            <w:vAlign w:val="center"/>
-          </w:tcPr>
-          <w:p>
-            <w:pPr>
-              <w:spacing w:before="80" w:after="80" w:line="276" w:lineRule="auto"/>
-              <w:jc w:val="center"/>
-              <w:rPr>
-                <w:rStyle w:val="Strong"/>
-                <w:rFonts w:cstheme="minorHAnsi"/>
-                <w:b w:val="0"/>
-                <w:szCs w:val="22"/>
-              </w:rPr>
-            </w:pPr>
-            <w:r>
-              <w:rPr>
-                <w:rFonts w:cstheme="minorHAnsi"/>
-                <w:bCs/>
-                <w:szCs w:val="22"/>
-              </w:rPr>
-              <w:t>HTML5 Storage</w:t>
-            </w:r>
-          </w:p>
-        </w:tc>
-        <w:tc>
-          <w:tcPr>
-            <w:tcW w:w="910" w:type="pct"/>
-            <w:tcBorders>
-              <w:top w:val="single" w:sz="4" w:space="0" w:color="BFBFBF"/>
-              <w:left w:val="single" w:sz="4" w:space="0" w:color="BFBFBF"/>
-              <w:bottom w:val="single" w:sz="4" w:space="0" w:color="BFBFBF"/>
-              <w:right w:val="single" w:sz="4" w:space="0" w:color="BFBFBF"/>
-            </w:tcBorders>
-            <w:vAlign w:val="center"/>
-          </w:tcPr>
-          <w:p>
-            <w:pPr>
-              <w:pStyle w:val="TableParagraph"/>
-              <w:spacing w:before="80" w:after="80" w:line="276" w:lineRule="auto"/>
-              <w:rPr>
-                <w:rFonts w:cstheme="minorHAnsi"/>
-                <w:bCs/>
-              </w:rPr>
-            </w:pPr>
-            <w:r>
-              <w:rPr>
-                <w:rFonts w:cstheme="minorHAnsi"/>
-                <w:bCs/>
-              </w:rPr>
-              <w:t>Done</w:t>
-            </w:r>
-          </w:p>
-        </w:tc>
-        <w:tc>
-          <w:tcPr>
-            <w:tcW w:w="1212" w:type="pct"/>
-            <w:tcBorders>
-              <w:top w:val="single" w:sz="4" w:space="0" w:color="BFBFBF"/>
-              <w:left w:val="single" w:sz="4" w:space="0" w:color="BFBFBF"/>
-              <w:bottom w:val="single" w:sz="4" w:space="0" w:color="BFBFBF"/>
-              <w:right w:val="single" w:sz="4" w:space="0" w:color="BFBFBF"/>
-            </w:tcBorders>
-            <w:shd w:val="clear" w:color="auto" w:fill="92D050"/>
-            <w:vAlign w:val="center"/>
-          </w:tcPr>
-          <w:p>
-            <w:pPr>
-              <w:pStyle w:val="TableParagraph"/>
-              <w:spacing w:before="80" w:after="80" w:line="276" w:lineRule="auto"/>
-              <w:ind w:left="136" w:right="139"/>
-              <w:rPr>
-                <w:rFonts w:cstheme="minorHAnsi"/>
-                <w:bCs/>
-              </w:rPr>
-            </w:pPr>
-            <w:r>
-              <w:rPr>
-                <w:rFonts w:cstheme="minorHAnsi"/>
-                <w:bCs/>
-              </w:rPr>
-              <w:t>Not Vulnerable</w:t>
-            </w:r>
-          </w:p>
-        </w:tc>
-      </w:tr>
-      <w:tr>
-        <w:trPr>
-          <w:trHeight w:val="20"/>
-        </w:trPr>
-        <w:tc>
-          <w:tcPr>
-            <w:tcW w:w="337" w:type="pct"/>
-            <w:tcBorders>
-              <w:top w:val="single" w:sz="4" w:space="0" w:color="BFBFBF"/>
-              <w:left w:val="single" w:sz="4" w:space="0" w:color="BFBFBF"/>
-              <w:bottom w:val="single" w:sz="4" w:space="0" w:color="BFBFBF"/>
-              <w:right w:val="single" w:sz="4" w:space="0" w:color="BFBFBF"/>
-            </w:tcBorders>
-            <w:vAlign w:val="center"/>
-          </w:tcPr>
-          <w:p>
-            <w:pPr>
-              <w:pStyle w:val="TableParagraph"/>
-              <w:numPr>
-                <w:ilvl w:val="0"/>
-                <w:numId w:val="7"/>
-              </w:numPr>
-              <w:spacing w:before="80" w:after="80" w:line="276" w:lineRule="auto"/>
-              <w:rPr>
-                <w:rFonts w:cstheme="minorHAnsi"/>
-                <w:bCs/>
-              </w:rPr>
-            </w:pPr>
-          </w:p>
-        </w:tc>
-        <w:tc>
-          <w:tcPr>
-            <w:tcW w:w="2541" w:type="pct"/>
-            <w:tcBorders>
-              <w:top w:val="single" w:sz="4" w:space="0" w:color="BFBFBF"/>
-              <w:left w:val="single" w:sz="4" w:space="0" w:color="BFBFBF"/>
-              <w:bottom w:val="single" w:sz="4" w:space="0" w:color="BFBFBF"/>
-              <w:right w:val="single" w:sz="4" w:space="0" w:color="BFBFBF"/>
-            </w:tcBorders>
-            <w:vAlign w:val="center"/>
-          </w:tcPr>
-          <w:p>
-            <w:pPr>
-              <w:spacing w:before="80" w:after="80" w:line="276" w:lineRule="auto"/>
-              <w:jc w:val="center"/>
-              <w:rPr>
-                <w:rStyle w:val="Strong"/>
-                <w:rFonts w:cstheme="minorHAnsi"/>
-                <w:b w:val="0"/>
-                <w:szCs w:val="22"/>
-              </w:rPr>
-            </w:pPr>
-            <w:r>
-              <w:rPr>
-                <w:rFonts w:cstheme="minorHAnsi"/>
-                <w:bCs/>
-                <w:szCs w:val="22"/>
-              </w:rPr>
-              <w:t>URL Manipulation</w:t>
-            </w:r>
-          </w:p>
-        </w:tc>
-        <w:tc>
-          <w:tcPr>
-            <w:tcW w:w="910" w:type="pct"/>
-            <w:tcBorders>
-              <w:top w:val="single" w:sz="4" w:space="0" w:color="BFBFBF"/>
-              <w:left w:val="single" w:sz="4" w:space="0" w:color="BFBFBF"/>
-              <w:bottom w:val="single" w:sz="4" w:space="0" w:color="BFBFBF"/>
-              <w:right w:val="single" w:sz="4" w:space="0" w:color="BFBFBF"/>
-            </w:tcBorders>
-            <w:vAlign w:val="center"/>
-          </w:tcPr>
-          <w:p>
-            <w:pPr>
-              <w:pStyle w:val="TableParagraph"/>
-              <w:spacing w:before="80" w:after="80" w:line="276" w:lineRule="auto"/>
-              <w:rPr>
-                <w:rFonts w:cstheme="minorHAnsi"/>
-                <w:bCs/>
-              </w:rPr>
-            </w:pPr>
-            <w:r>
-              <w:rPr>
-                <w:rFonts w:cstheme="minorHAnsi"/>
-                <w:bCs/>
-              </w:rPr>
-              <w:t>Done</w:t>
-            </w:r>
-          </w:p>
-        </w:tc>
-        <w:tc>
-          <w:tcPr>
-            <w:tcW w:w="1212" w:type="pct"/>
-            <w:tcBorders>
-              <w:top w:val="single" w:sz="4" w:space="0" w:color="BFBFBF"/>
-              <w:left w:val="single" w:sz="4" w:space="0" w:color="BFBFBF"/>
-              <w:bottom w:val="single" w:sz="4" w:space="0" w:color="BFBFBF"/>
-              <w:right w:val="single" w:sz="4" w:space="0" w:color="BFBFBF"/>
-            </w:tcBorders>
-            <w:shd w:val="clear" w:color="auto" w:fill="92D050"/>
-            <w:vAlign w:val="center"/>
-          </w:tcPr>
-          <w:p>
-            <w:pPr>
-              <w:pStyle w:val="TableParagraph"/>
-              <w:spacing w:before="80" w:after="80" w:line="276" w:lineRule="auto"/>
-              <w:ind w:left="136" w:right="139"/>
-              <w:rPr>
-                <w:rFonts w:cstheme="minorHAnsi"/>
-                <w:bCs/>
-              </w:rPr>
-            </w:pPr>
-            <w:r>
-              <w:rPr>
-                <w:rFonts w:cstheme="minorHAnsi"/>
-                <w:bCs/>
-              </w:rPr>
-              <w:t>Not Vulnerable</w:t>
-            </w:r>
-          </w:p>
-        </w:tc>
-      </w:tr>
-      <w:tr>
-        <w:trPr>
-          <w:trHeight w:val="20"/>
-        </w:trPr>
-        <w:tc>
-          <w:tcPr>
-            <w:tcW w:w="337" w:type="pct"/>
-            <w:tcBorders>
-              <w:top w:val="single" w:sz="4" w:space="0" w:color="BFBFBF"/>
-              <w:left w:val="single" w:sz="4" w:space="0" w:color="BFBFBF"/>
-              <w:bottom w:val="single" w:sz="4" w:space="0" w:color="BFBFBF"/>
-              <w:right w:val="single" w:sz="4" w:space="0" w:color="BFBFBF"/>
-            </w:tcBorders>
-            <w:vAlign w:val="center"/>
-          </w:tcPr>
-          <w:p>
-            <w:pPr>
-              <w:pStyle w:val="TableParagraph"/>
-              <w:numPr>
-                <w:ilvl w:val="0"/>
-                <w:numId w:val="7"/>
-              </w:numPr>
-              <w:spacing w:before="80" w:after="80" w:line="276" w:lineRule="auto"/>
-              <w:rPr>
-                <w:rFonts w:cstheme="minorHAnsi"/>
-                <w:bCs/>
-              </w:rPr>
-            </w:pPr>
-          </w:p>
-        </w:tc>
-        <w:tc>
-          <w:tcPr>
-            <w:tcW w:w="2541" w:type="pct"/>
-            <w:tcBorders>
-              <w:top w:val="single" w:sz="4" w:space="0" w:color="BFBFBF"/>
-              <w:left w:val="single" w:sz="4" w:space="0" w:color="BFBFBF"/>
-              <w:bottom w:val="single" w:sz="4" w:space="0" w:color="BFBFBF"/>
-              <w:right w:val="single" w:sz="4" w:space="0" w:color="BFBFBF"/>
-            </w:tcBorders>
-            <w:vAlign w:val="center"/>
-          </w:tcPr>
-          <w:p>
-            <w:pPr>
-              <w:spacing w:before="80" w:after="80" w:line="276" w:lineRule="auto"/>
-              <w:jc w:val="center"/>
-              <w:rPr>
-                <w:rStyle w:val="Strong"/>
-                <w:rFonts w:cstheme="minorHAnsi"/>
-                <w:b w:val="0"/>
-                <w:szCs w:val="22"/>
-              </w:rPr>
-            </w:pPr>
-            <w:r>
-              <w:rPr>
-                <w:rFonts w:cstheme="minorHAnsi"/>
-                <w:bCs/>
-                <w:szCs w:val="22"/>
-              </w:rPr>
-              <w:t>Race Conditions</w:t>
-            </w:r>
-          </w:p>
-        </w:tc>
-        <w:tc>
-          <w:tcPr>
-            <w:tcW w:w="910" w:type="pct"/>
-            <w:tcBorders>
-              <w:top w:val="single" w:sz="4" w:space="0" w:color="BFBFBF"/>
-              <w:left w:val="single" w:sz="4" w:space="0" w:color="BFBFBF"/>
-              <w:bottom w:val="single" w:sz="4" w:space="0" w:color="BFBFBF"/>
-              <w:right w:val="single" w:sz="4" w:space="0" w:color="BFBFBF"/>
-            </w:tcBorders>
-            <w:vAlign w:val="center"/>
-          </w:tcPr>
-          <w:p>
-            <w:pPr>
-              <w:pStyle w:val="TableParagraph"/>
-              <w:spacing w:before="80" w:after="80" w:line="276" w:lineRule="auto"/>
-              <w:rPr>
-                <w:rFonts w:cstheme="minorHAnsi"/>
-                <w:bCs/>
-              </w:rPr>
-            </w:pPr>
-            <w:r>
-              <w:rPr>
-                <w:rFonts w:cstheme="minorHAnsi"/>
-                <w:bCs/>
-              </w:rPr>
-              <w:t>Done</w:t>
-            </w:r>
-          </w:p>
-        </w:tc>
-        <w:tc>
-          <w:tcPr>
-            <w:tcW w:w="1212" w:type="pct"/>
-            <w:tcBorders>
-              <w:top w:val="single" w:sz="4" w:space="0" w:color="BFBFBF"/>
-              <w:left w:val="single" w:sz="4" w:space="0" w:color="BFBFBF"/>
-              <w:bottom w:val="single" w:sz="4" w:space="0" w:color="BFBFBF"/>
-              <w:right w:val="single" w:sz="4" w:space="0" w:color="BFBFBF"/>
-            </w:tcBorders>
-            <w:shd w:val="clear" w:color="auto" w:fill="92D050"/>
-            <w:vAlign w:val="center"/>
-          </w:tcPr>
-          <w:p>
-            <w:pPr>
-              <w:pStyle w:val="TableParagraph"/>
-              <w:spacing w:before="80" w:after="80" w:line="276" w:lineRule="auto"/>
-              <w:ind w:left="136" w:right="139"/>
-              <w:rPr>
-                <w:rFonts w:cstheme="minorHAnsi"/>
-                <w:bCs/>
-              </w:rPr>
-            </w:pPr>
-            <w:r>
-              <w:rPr>
-                <w:rFonts w:cstheme="minorHAnsi"/>
-                <w:bCs/>
-              </w:rPr>
-              <w:t>Not Vulnerable</w:t>
-            </w:r>
-          </w:p>
-        </w:tc>
-      </w:tr>
-      <w:tr>
-        <w:trPr>
-          <w:trHeight w:val="20"/>
-        </w:trPr>
-        <w:tc>
-          <w:tcPr>
-            <w:tcW w:w="337" w:type="pct"/>
-            <w:tcBorders>
-              <w:top w:val="single" w:sz="4" w:space="0" w:color="BFBFBF"/>
-              <w:left w:val="single" w:sz="4" w:space="0" w:color="BFBFBF"/>
-              <w:bottom w:val="single" w:sz="4" w:space="0" w:color="BFBFBF"/>
-              <w:right w:val="single" w:sz="4" w:space="0" w:color="BFBFBF"/>
-            </w:tcBorders>
-            <w:vAlign w:val="center"/>
-          </w:tcPr>
-          <w:p>
-            <w:pPr>
-              <w:pStyle w:val="TableParagraph"/>
-              <w:numPr>
-                <w:ilvl w:val="0"/>
-                <w:numId w:val="7"/>
-              </w:numPr>
-              <w:spacing w:before="80" w:after="80" w:line="276" w:lineRule="auto"/>
-              <w:rPr>
-                <w:rFonts w:cstheme="minorHAnsi"/>
-                <w:bCs/>
-              </w:rPr>
-            </w:pPr>
-          </w:p>
-        </w:tc>
-        <w:tc>
-          <w:tcPr>
-            <w:tcW w:w="2541" w:type="pct"/>
-            <w:tcBorders>
-              <w:top w:val="single" w:sz="4" w:space="0" w:color="BFBFBF"/>
-              <w:left w:val="single" w:sz="4" w:space="0" w:color="BFBFBF"/>
-              <w:bottom w:val="single" w:sz="4" w:space="0" w:color="BFBFBF"/>
-              <w:right w:val="single" w:sz="4" w:space="0" w:color="BFBFBF"/>
-            </w:tcBorders>
-            <w:vAlign w:val="center"/>
-          </w:tcPr>
-          <w:p>
-            <w:pPr>
-              <w:spacing w:before="80" w:after="80" w:line="276" w:lineRule="auto"/>
-              <w:jc w:val="center"/>
-              <w:rPr>
-                <w:rStyle w:val="Strong"/>
-                <w:rFonts w:cstheme="minorHAnsi"/>
-                <w:b w:val="0"/>
-                <w:szCs w:val="22"/>
-              </w:rPr>
-            </w:pPr>
-            <w:r>
-              <w:rPr>
-                <w:rFonts w:cstheme="minorHAnsi"/>
-                <w:bCs/>
-                <w:szCs w:val="22"/>
-              </w:rPr>
-              <w:t>Insufficient Authorization Checks</w:t>
-            </w:r>
-          </w:p>
-        </w:tc>
-        <w:tc>
-          <w:tcPr>
-            <w:tcW w:w="910" w:type="pct"/>
-            <w:tcBorders>
-              <w:top w:val="single" w:sz="4" w:space="0" w:color="BFBFBF"/>
-              <w:left w:val="single" w:sz="4" w:space="0" w:color="BFBFBF"/>
-              <w:bottom w:val="single" w:sz="4" w:space="0" w:color="BFBFBF"/>
-              <w:right w:val="single" w:sz="4" w:space="0" w:color="BFBFBF"/>
-            </w:tcBorders>
-            <w:vAlign w:val="center"/>
-          </w:tcPr>
-          <w:p>
-            <w:pPr>
-              <w:pStyle w:val="TableParagraph"/>
-              <w:spacing w:before="80" w:after="80" w:line="276" w:lineRule="auto"/>
-              <w:rPr>
-                <w:rFonts w:cstheme="minorHAnsi"/>
-                <w:bCs/>
-              </w:rPr>
-            </w:pPr>
-            <w:r>
-              <w:rPr>
-                <w:rFonts w:cstheme="minorHAnsi"/>
-                <w:bCs/>
-              </w:rPr>
-              <w:t>Done</w:t>
-            </w:r>
-          </w:p>
-        </w:tc>
-        <w:tc>
-          <w:tcPr>
-            <w:tcW w:w="1212" w:type="pct"/>
-            <w:tcBorders>
-              <w:top w:val="single" w:sz="4" w:space="0" w:color="BFBFBF"/>
-              <w:left w:val="single" w:sz="4" w:space="0" w:color="BFBFBF"/>
-              <w:bottom w:val="single" w:sz="4" w:space="0" w:color="BFBFBF"/>
-              <w:right w:val="single" w:sz="4" w:space="0" w:color="BFBFBF"/>
-            </w:tcBorders>
-            <w:shd w:val="clear" w:color="auto" w:fill="92D050"/>
-            <w:vAlign w:val="center"/>
-          </w:tcPr>
-          <w:p>
-            <w:pPr>
-              <w:pStyle w:val="TableParagraph"/>
-              <w:spacing w:before="80" w:after="80" w:line="276" w:lineRule="auto"/>
-              <w:ind w:left="136" w:right="139"/>
-              <w:rPr>
-                <w:rFonts w:cstheme="minorHAnsi"/>
-                <w:bCs/>
-              </w:rPr>
-            </w:pPr>
-            <w:r>
-              <w:rPr>
-                <w:rFonts w:cstheme="minorHAnsi"/>
-                <w:bCs/>
-              </w:rPr>
-              <w:t>Not Vulnerable</w:t>
-            </w:r>
-          </w:p>
-        </w:tc>
-      </w:tr>
-      <w:tr>
-        <w:trPr>
-          <w:trHeight w:val="20"/>
-        </w:trPr>
-        <w:tc>
-          <w:tcPr>
-            <w:tcW w:w="337" w:type="pct"/>
-            <w:tcBorders>
-              <w:top w:val="single" w:sz="4" w:space="0" w:color="BFBFBF"/>
-              <w:left w:val="single" w:sz="4" w:space="0" w:color="BFBFBF"/>
-              <w:bottom w:val="single" w:sz="4" w:space="0" w:color="BFBFBF"/>
-              <w:right w:val="single" w:sz="4" w:space="0" w:color="BFBFBF"/>
-            </w:tcBorders>
-            <w:vAlign w:val="center"/>
-          </w:tcPr>
-          <w:p>
-            <w:pPr>
-              <w:pStyle w:val="TableParagraph"/>
-              <w:numPr>
-                <w:ilvl w:val="0"/>
-                <w:numId w:val="7"/>
-              </w:numPr>
-              <w:spacing w:before="80" w:after="80" w:line="276" w:lineRule="auto"/>
-              <w:rPr>
-                <w:rFonts w:cstheme="minorHAnsi"/>
-                <w:bCs/>
-              </w:rPr>
-            </w:pPr>
-          </w:p>
-        </w:tc>
-        <w:tc>
-          <w:tcPr>
-            <w:tcW w:w="2541" w:type="pct"/>
-            <w:tcBorders>
-              <w:top w:val="single" w:sz="4" w:space="0" w:color="BFBFBF"/>
-              <w:left w:val="single" w:sz="4" w:space="0" w:color="BFBFBF"/>
-              <w:bottom w:val="single" w:sz="4" w:space="0" w:color="BFBFBF"/>
-              <w:right w:val="single" w:sz="4" w:space="0" w:color="BFBFBF"/>
-            </w:tcBorders>
-            <w:vAlign w:val="center"/>
-          </w:tcPr>
-          <w:p>
-            <w:pPr>
-              <w:spacing w:before="80" w:after="80" w:line="276" w:lineRule="auto"/>
-              <w:jc w:val="center"/>
-              <w:rPr>
-                <w:rFonts w:cstheme="minorHAnsi"/>
-                <w:bCs/>
-                <w:szCs w:val="22"/>
-              </w:rPr>
-            </w:pPr>
-            <w:r>
-              <w:rPr>
-                <w:rFonts w:cstheme="minorHAnsi"/>
-                <w:bCs/>
-                <w:szCs w:val="22"/>
-              </w:rPr>
-              <w:t>Insecure Direct Object References (IDOR)</w:t>
-            </w:r>
-          </w:p>
-        </w:tc>
-        <w:tc>
-          <w:tcPr>
-            <w:tcW w:w="910" w:type="pct"/>
-            <w:tcBorders>
-              <w:top w:val="single" w:sz="4" w:space="0" w:color="BFBFBF"/>
-              <w:left w:val="single" w:sz="4" w:space="0" w:color="BFBFBF"/>
-              <w:bottom w:val="single" w:sz="4" w:space="0" w:color="BFBFBF"/>
-              <w:right w:val="single" w:sz="4" w:space="0" w:color="BFBFBF"/>
-            </w:tcBorders>
-            <w:vAlign w:val="center"/>
-          </w:tcPr>
-          <w:p>
-            <w:pPr>
-              <w:pStyle w:val="TableParagraph"/>
-              <w:spacing w:before="80" w:after="80" w:line="276" w:lineRule="auto"/>
-              <w:rPr>
-                <w:rFonts w:cstheme="minorHAnsi"/>
-                <w:bCs/>
-              </w:rPr>
-            </w:pPr>
-            <w:r>
-              <w:rPr>
-                <w:rFonts w:cstheme="minorHAnsi"/>
-                <w:bCs/>
-              </w:rPr>
-              <w:t>Done</w:t>
-            </w:r>
-          </w:p>
-        </w:tc>
-        <w:tc>
-          <w:tcPr>
-            <w:tcW w:w="1212" w:type="pct"/>
-            <w:tcBorders>
-              <w:top w:val="single" w:sz="4" w:space="0" w:color="BFBFBF"/>
-              <w:left w:val="single" w:sz="4" w:space="0" w:color="BFBFBF"/>
-              <w:bottom w:val="single" w:sz="4" w:space="0" w:color="BFBFBF"/>
-              <w:right w:val="single" w:sz="4" w:space="0" w:color="BFBFBF"/>
-            </w:tcBorders>
-            <w:shd w:val="clear" w:color="auto" w:fill="92D050"/>
-            <w:vAlign w:val="center"/>
-          </w:tcPr>
-          <w:p>
-            <w:pPr>
-              <w:pStyle w:val="TableParagraph"/>
-              <w:spacing w:before="80" w:after="80" w:line="276" w:lineRule="auto"/>
-              <w:ind w:left="136" w:right="139"/>
-              <w:rPr>
-                <w:rFonts w:cstheme="minorHAnsi"/>
-                <w:bCs/>
-              </w:rPr>
-            </w:pPr>
-            <w:r>
-              <w:rPr>
-                <w:rFonts w:cstheme="minorHAnsi"/>
-                <w:bCs/>
-              </w:rPr>
-              <w:t>Not Vulnerable</w:t>
-            </w:r>
-          </w:p>
-        </w:tc>
-      </w:tr>
-      <w:tr>
-        <w:trPr>
-          <w:trHeight w:val="20"/>
-        </w:trPr>
-        <w:tc>
-          <w:tcPr>
-            <w:tcW w:w="337" w:type="pct"/>
-            <w:tcBorders>
-              <w:top w:val="single" w:sz="4" w:space="0" w:color="BFBFBF"/>
-              <w:left w:val="single" w:sz="4" w:space="0" w:color="BFBFBF"/>
-              <w:bottom w:val="single" w:sz="4" w:space="0" w:color="BFBFBF"/>
-              <w:right w:val="single" w:sz="4" w:space="0" w:color="BFBFBF"/>
-            </w:tcBorders>
-            <w:vAlign w:val="center"/>
-          </w:tcPr>
-          <w:p>
-            <w:pPr>
-              <w:pStyle w:val="TableParagraph"/>
-              <w:numPr>
-                <w:ilvl w:val="0"/>
-                <w:numId w:val="7"/>
-              </w:numPr>
-              <w:spacing w:before="80" w:after="80" w:line="276" w:lineRule="auto"/>
-              <w:rPr>
-                <w:rFonts w:cstheme="minorHAnsi"/>
-                <w:bCs/>
-              </w:rPr>
-            </w:pPr>
-          </w:p>
-        </w:tc>
-        <w:tc>
-          <w:tcPr>
-            <w:tcW w:w="2541" w:type="pct"/>
-            <w:tcBorders>
-              <w:top w:val="single" w:sz="4" w:space="0" w:color="BFBFBF"/>
-              <w:left w:val="single" w:sz="4" w:space="0" w:color="BFBFBF"/>
-              <w:bottom w:val="single" w:sz="4" w:space="0" w:color="BFBFBF"/>
-              <w:right w:val="single" w:sz="4" w:space="0" w:color="BFBFBF"/>
-            </w:tcBorders>
-            <w:vAlign w:val="center"/>
-          </w:tcPr>
-          <w:p>
-            <w:pPr>
-              <w:spacing w:before="80" w:after="80" w:line="276" w:lineRule="auto"/>
-              <w:jc w:val="center"/>
-              <w:rPr>
-                <w:rFonts w:cstheme="minorHAnsi"/>
-                <w:bCs/>
-                <w:szCs w:val="22"/>
-              </w:rPr>
-            </w:pPr>
-            <w:r>
-              <w:rPr>
-                <w:rFonts w:cstheme="minorHAnsi"/>
-                <w:bCs/>
-                <w:szCs w:val="22"/>
-              </w:rPr>
-              <w:t>Insecure Session Storage</w:t>
-            </w:r>
-          </w:p>
-        </w:tc>
-        <w:tc>
-          <w:tcPr>
-            <w:tcW w:w="910" w:type="pct"/>
-            <w:tcBorders>
-              <w:top w:val="single" w:sz="4" w:space="0" w:color="BFBFBF"/>
-              <w:left w:val="single" w:sz="4" w:space="0" w:color="BFBFBF"/>
-              <w:bottom w:val="single" w:sz="4" w:space="0" w:color="BFBFBF"/>
-              <w:right w:val="single" w:sz="4" w:space="0" w:color="BFBFBF"/>
-            </w:tcBorders>
-            <w:vAlign w:val="center"/>
-          </w:tcPr>
-          <w:p>
-            <w:pPr>
-              <w:pStyle w:val="TableParagraph"/>
-              <w:spacing w:before="80" w:after="80" w:line="276" w:lineRule="auto"/>
-              <w:rPr>
-                <w:rFonts w:cstheme="minorHAnsi"/>
-                <w:bCs/>
-              </w:rPr>
-            </w:pPr>
-            <w:r>
-              <w:rPr>
-                <w:rFonts w:cstheme="minorHAnsi"/>
-                <w:bCs/>
-              </w:rPr>
-              <w:t>Done</w:t>
-            </w:r>
-          </w:p>
-        </w:tc>
-        <w:tc>
-          <w:tcPr>
-            <w:tcW w:w="1212" w:type="pct"/>
-            <w:tcBorders>
-              <w:top w:val="single" w:sz="4" w:space="0" w:color="BFBFBF"/>
-              <w:left w:val="single" w:sz="4" w:space="0" w:color="BFBFBF"/>
-              <w:bottom w:val="single" w:sz="4" w:space="0" w:color="BFBFBF"/>
-              <w:right w:val="single" w:sz="4" w:space="0" w:color="BFBFBF"/>
-            </w:tcBorders>
-            <w:shd w:val="clear" w:color="auto" w:fill="92D050"/>
-            <w:vAlign w:val="center"/>
-          </w:tcPr>
-          <w:p>
-            <w:pPr>
-              <w:pStyle w:val="TableParagraph"/>
-              <w:spacing w:before="80" w:after="80" w:line="276" w:lineRule="auto"/>
-              <w:ind w:left="136" w:right="139"/>
-              <w:rPr>
-                <w:rFonts w:cstheme="minorHAnsi"/>
-                <w:bCs/>
-              </w:rPr>
-            </w:pPr>
-            <w:r>
-              <w:rPr>
-                <w:rFonts w:cstheme="minorHAnsi"/>
-                <w:bCs/>
-              </w:rPr>
-              <w:t>Not Vulnerable</w:t>
-            </w:r>
-          </w:p>
-        </w:tc>
-      </w:tr>
-      <w:tr>
-        <w:trPr>
-          <w:trHeight w:val="20"/>
-        </w:trPr>
-        <w:tc>
-          <w:tcPr>
-            <w:tcW w:w="337" w:type="pct"/>
-            <w:tcBorders>
-              <w:top w:val="single" w:sz="4" w:space="0" w:color="BFBFBF"/>
-              <w:left w:val="single" w:sz="4" w:space="0" w:color="BFBFBF"/>
-              <w:bottom w:val="single" w:sz="4" w:space="0" w:color="BFBFBF"/>
-              <w:right w:val="single" w:sz="4" w:space="0" w:color="BFBFBF"/>
-            </w:tcBorders>
-            <w:vAlign w:val="center"/>
-          </w:tcPr>
-          <w:p>
-            <w:pPr>
-              <w:pStyle w:val="TableParagraph"/>
-              <w:numPr>
-                <w:ilvl w:val="0"/>
-                <w:numId w:val="7"/>
-              </w:numPr>
-              <w:spacing w:before="80" w:after="80" w:line="276" w:lineRule="auto"/>
-              <w:rPr>
-                <w:rFonts w:cstheme="minorHAnsi"/>
-                <w:bCs/>
-              </w:rPr>
-            </w:pPr>
-          </w:p>
-        </w:tc>
-        <w:tc>
-          <w:tcPr>
-            <w:tcW w:w="2541" w:type="pct"/>
-            <w:tcBorders>
-              <w:top w:val="single" w:sz="4" w:space="0" w:color="BFBFBF"/>
-              <w:left w:val="single" w:sz="4" w:space="0" w:color="BFBFBF"/>
-              <w:bottom w:val="single" w:sz="4" w:space="0" w:color="BFBFBF"/>
-              <w:right w:val="single" w:sz="4" w:space="0" w:color="BFBFBF"/>
-            </w:tcBorders>
-            <w:vAlign w:val="center"/>
-          </w:tcPr>
-          <w:p>
-            <w:pPr>
-              <w:spacing w:before="80" w:after="80" w:line="276" w:lineRule="auto"/>
-              <w:jc w:val="center"/>
-              <w:rPr>
-                <w:rFonts w:cstheme="minorHAnsi"/>
-                <w:bCs/>
-                <w:szCs w:val="22"/>
-              </w:rPr>
-            </w:pPr>
-            <w:r>
-              <w:rPr>
-                <w:rFonts w:cstheme="minorHAnsi"/>
-                <w:bCs/>
-                <w:szCs w:val="22"/>
-              </w:rPr>
-              <w:t>Session Hijacking</w:t>
-            </w:r>
-          </w:p>
-        </w:tc>
-        <w:tc>
-          <w:tcPr>
-            <w:tcW w:w="910" w:type="pct"/>
-            <w:tcBorders>
-              <w:top w:val="single" w:sz="4" w:space="0" w:color="BFBFBF"/>
-              <w:left w:val="single" w:sz="4" w:space="0" w:color="BFBFBF"/>
-              <w:bottom w:val="single" w:sz="4" w:space="0" w:color="BFBFBF"/>
-              <w:right w:val="single" w:sz="4" w:space="0" w:color="BFBFBF"/>
-            </w:tcBorders>
-            <w:vAlign w:val="center"/>
-          </w:tcPr>
-          <w:p>
-            <w:pPr>
-              <w:pStyle w:val="TableParagraph"/>
-              <w:spacing w:before="80" w:after="80" w:line="276" w:lineRule="auto"/>
-              <w:rPr>
-                <w:rFonts w:cstheme="minorHAnsi"/>
-                <w:bCs/>
-              </w:rPr>
-            </w:pPr>
-            <w:r>
-              <w:rPr>
-                <w:rFonts w:cstheme="minorHAnsi"/>
-                <w:bCs/>
-              </w:rPr>
-              <w:t>Done</w:t>
-            </w:r>
-          </w:p>
-        </w:tc>
-        <w:tc>
-          <w:tcPr>
-            <w:tcW w:w="1212" w:type="pct"/>
-            <w:tcBorders>
-              <w:top w:val="single" w:sz="4" w:space="0" w:color="BFBFBF"/>
-              <w:left w:val="single" w:sz="4" w:space="0" w:color="BFBFBF"/>
-              <w:bottom w:val="single" w:sz="4" w:space="0" w:color="BFBFBF"/>
-              <w:right w:val="single" w:sz="4" w:space="0" w:color="BFBFBF"/>
-            </w:tcBorders>
-            <w:shd w:val="clear" w:color="auto" w:fill="92D050"/>
-            <w:vAlign w:val="center"/>
-          </w:tcPr>
-          <w:p>
-            <w:pPr>
-              <w:pStyle w:val="TableParagraph"/>
-              <w:spacing w:before="80" w:after="80" w:line="276" w:lineRule="auto"/>
-              <w:ind w:left="136" w:right="139"/>
-              <w:rPr>
-                <w:rFonts w:cstheme="minorHAnsi"/>
-                <w:bCs/>
-              </w:rPr>
-            </w:pPr>
-            <w:r>
-              <w:rPr>
-                <w:rFonts w:cstheme="minorHAnsi"/>
-                <w:bCs/>
-              </w:rPr>
-              <w:t>Not Vulnerable</w:t>
-            </w:r>
-          </w:p>
-        </w:tc>
-      </w:tr>
-      <w:tr>
-        <w:trPr>
-          <w:trHeight w:val="20"/>
-        </w:trPr>
-        <w:tc>
-          <w:tcPr>
-            <w:tcW w:w="337" w:type="pct"/>
-            <w:tcBorders>
-              <w:top w:val="single" w:sz="4" w:space="0" w:color="BFBFBF"/>
-              <w:left w:val="single" w:sz="4" w:space="0" w:color="BFBFBF"/>
-              <w:bottom w:val="single" w:sz="4" w:space="0" w:color="BFBFBF"/>
-              <w:right w:val="single" w:sz="4" w:space="0" w:color="BFBFBF"/>
-            </w:tcBorders>
-            <w:vAlign w:val="center"/>
-          </w:tcPr>
-          <w:p>
-            <w:pPr>
-              <w:pStyle w:val="TableParagraph"/>
-              <w:numPr>
-                <w:ilvl w:val="0"/>
-                <w:numId w:val="7"/>
-              </w:numPr>
-              <w:spacing w:before="80" w:after="80" w:line="276" w:lineRule="auto"/>
-              <w:rPr>
-                <w:rFonts w:cstheme="minorHAnsi"/>
-                <w:bCs/>
-              </w:rPr>
-            </w:pPr>
-          </w:p>
-        </w:tc>
-        <w:tc>
-          <w:tcPr>
-            <w:tcW w:w="2541" w:type="pct"/>
-            <w:tcBorders>
-              <w:top w:val="single" w:sz="4" w:space="0" w:color="BFBFBF"/>
-              <w:left w:val="single" w:sz="4" w:space="0" w:color="BFBFBF"/>
-              <w:bottom w:val="single" w:sz="4" w:space="0" w:color="BFBFBF"/>
-              <w:right w:val="single" w:sz="4" w:space="0" w:color="BFBFBF"/>
-            </w:tcBorders>
-            <w:vAlign w:val="center"/>
-          </w:tcPr>
-          <w:p>
-            <w:pPr>
-              <w:spacing w:before="80" w:after="80" w:line="276" w:lineRule="auto"/>
-              <w:jc w:val="center"/>
-              <w:rPr>
-                <w:rFonts w:cstheme="minorHAnsi"/>
-                <w:bCs/>
-                <w:szCs w:val="22"/>
-              </w:rPr>
-            </w:pPr>
-            <w:r>
-              <w:rPr>
-                <w:rStyle w:val="fontstyle01"/>
-                <w:rFonts w:asciiTheme="minorHAnsi" w:hAnsiTheme="minorHAnsi" w:cstheme="minorHAnsi"/>
-                <w:b w:val="0"/>
-                <w:color w:val="auto"/>
-                <w:sz w:val="22"/>
-                <w:szCs w:val="22"/>
-              </w:rPr>
-              <w:t>Outdated Components</w:t>
-            </w:r>
-          </w:p>
-        </w:tc>
-        <w:tc>
-          <w:tcPr>
-            <w:tcW w:w="910" w:type="pct"/>
-            <w:tcBorders>
-              <w:top w:val="single" w:sz="4" w:space="0" w:color="BFBFBF"/>
-              <w:left w:val="single" w:sz="4" w:space="0" w:color="BFBFBF"/>
-              <w:bottom w:val="single" w:sz="4" w:space="0" w:color="BFBFBF"/>
-              <w:right w:val="single" w:sz="4" w:space="0" w:color="BFBFBF"/>
-            </w:tcBorders>
-            <w:vAlign w:val="center"/>
-          </w:tcPr>
-          <w:p>
-            <w:pPr>
-              <w:pStyle w:val="TableParagraph"/>
-              <w:spacing w:before="80" w:after="80" w:line="276" w:lineRule="auto"/>
-              <w:rPr>
-                <w:rFonts w:cstheme="minorHAnsi"/>
-                <w:bCs/>
-              </w:rPr>
-            </w:pPr>
-            <w:r>
-              <w:rPr>
-                <w:rFonts w:cstheme="minorHAnsi"/>
-                <w:bCs/>
-              </w:rPr>
-              <w:t>Done</w:t>
-            </w:r>
-          </w:p>
-        </w:tc>
-        <w:tc>
-          <w:tcPr>
-            <w:tcW w:w="1212" w:type="pct"/>
-            <w:tcBorders>
-              <w:top w:val="single" w:sz="4" w:space="0" w:color="BFBFBF"/>
-              <w:left w:val="single" w:sz="4" w:space="0" w:color="BFBFBF"/>
-              <w:bottom w:val="single" w:sz="4" w:space="0" w:color="BFBFBF"/>
-              <w:right w:val="single" w:sz="4" w:space="0" w:color="BFBFBF"/>
-            </w:tcBorders>
-            <w:shd w:val="clear" w:color="auto" w:fill="92D050"/>
-            <w:vAlign w:val="center"/>
-          </w:tcPr>
-          <w:p>
-            <w:pPr>
-              <w:pStyle w:val="TableParagraph"/>
-              <w:spacing w:before="80" w:after="80" w:line="276" w:lineRule="auto"/>
-              <w:ind w:left="136" w:right="139"/>
-              <w:rPr>
-                <w:rFonts w:cstheme="minorHAnsi"/>
-                <w:bCs/>
-              </w:rPr>
-            </w:pPr>
-            <w:r>
-              <w:rPr>
-                <w:rFonts w:cstheme="minorHAnsi"/>
-                <w:bCs/>
-              </w:rPr>
-              <w:t>Not Vulnerable</w:t>
-            </w:r>
-          </w:p>
-        </w:tc>
-      </w:tr>
-      <w:tr>
-        <w:trPr>
-          <w:trHeight w:val="20"/>
-        </w:trPr>
-        <w:tc>
-          <w:tcPr>
-            <w:tcW w:w="337" w:type="pct"/>
-            <w:tcBorders>
-              <w:top w:val="single" w:sz="4" w:space="0" w:color="BFBFBF"/>
-              <w:left w:val="single" w:sz="4" w:space="0" w:color="BFBFBF"/>
-              <w:bottom w:val="single" w:sz="4" w:space="0" w:color="BFBFBF"/>
-              <w:right w:val="single" w:sz="4" w:space="0" w:color="BFBFBF"/>
-            </w:tcBorders>
-            <w:vAlign w:val="center"/>
-          </w:tcPr>
-          <w:p>
-            <w:pPr>
-              <w:pStyle w:val="TableParagraph"/>
-              <w:numPr>
-                <w:ilvl w:val="0"/>
-                <w:numId w:val="7"/>
-              </w:numPr>
-              <w:spacing w:before="80" w:after="80" w:line="276" w:lineRule="auto"/>
-              <w:rPr>
-                <w:rFonts w:cstheme="minorHAnsi"/>
-                <w:bCs/>
-              </w:rPr>
-            </w:pPr>
-          </w:p>
-        </w:tc>
-        <w:tc>
-          <w:tcPr>
-            <w:tcW w:w="2541" w:type="pct"/>
-            <w:tcBorders>
-              <w:top w:val="single" w:sz="4" w:space="0" w:color="BFBFBF"/>
-              <w:left w:val="single" w:sz="4" w:space="0" w:color="BFBFBF"/>
-              <w:bottom w:val="single" w:sz="4" w:space="0" w:color="BFBFBF"/>
-              <w:right w:val="single" w:sz="4" w:space="0" w:color="BFBFBF"/>
-            </w:tcBorders>
-            <w:vAlign w:val="center"/>
-          </w:tcPr>
-          <w:p>
-            <w:pPr>
-              <w:spacing w:before="80" w:after="80" w:line="276" w:lineRule="auto"/>
-              <w:jc w:val="center"/>
-              <w:rPr>
-                <w:rFonts w:cstheme="minorHAnsi"/>
-                <w:bCs/>
-                <w:szCs w:val="22"/>
-              </w:rPr>
-            </w:pPr>
-            <w:r>
-              <w:rPr>
-                <w:rFonts w:cstheme="minorHAnsi"/>
-                <w:bCs/>
-                <w:szCs w:val="22"/>
-              </w:rPr>
-              <w:t>Unrestricted File Upload</w:t>
-            </w:r>
-          </w:p>
-        </w:tc>
-        <w:tc>
-          <w:tcPr>
-            <w:tcW w:w="910" w:type="pct"/>
-            <w:tcBorders>
-              <w:top w:val="single" w:sz="4" w:space="0" w:color="BFBFBF"/>
-              <w:left w:val="single" w:sz="4" w:space="0" w:color="BFBFBF"/>
-              <w:bottom w:val="single" w:sz="4" w:space="0" w:color="BFBFBF"/>
-              <w:right w:val="single" w:sz="4" w:space="0" w:color="BFBFBF"/>
-            </w:tcBorders>
-            <w:vAlign w:val="center"/>
-          </w:tcPr>
-          <w:p>
-            <w:pPr>
-              <w:pStyle w:val="TableParagraph"/>
-              <w:spacing w:before="80" w:after="80" w:line="276" w:lineRule="auto"/>
-              <w:rPr>
-                <w:rFonts w:cstheme="minorHAnsi"/>
-                <w:bCs/>
-              </w:rPr>
-            </w:pPr>
-            <w:r>
-              <w:rPr>
-                <w:rFonts w:cstheme="minorHAnsi"/>
-                <w:bCs/>
-              </w:rPr>
-              <w:t>Done</w:t>
-            </w:r>
-          </w:p>
-        </w:tc>
-        <w:tc>
-          <w:tcPr>
-            <w:tcW w:w="1212" w:type="pct"/>
-            <w:tcBorders>
-              <w:top w:val="single" w:sz="4" w:space="0" w:color="BFBFBF"/>
-              <w:left w:val="single" w:sz="4" w:space="0" w:color="BFBFBF"/>
-              <w:bottom w:val="single" w:sz="4" w:space="0" w:color="BFBFBF"/>
-              <w:right w:val="single" w:sz="4" w:space="0" w:color="BFBFBF"/>
-            </w:tcBorders>
-            <w:shd w:val="clear" w:color="auto" w:fill="92D050"/>
-            <w:vAlign w:val="center"/>
-          </w:tcPr>
-          <w:p>
-            <w:pPr>
-              <w:pStyle w:val="TableParagraph"/>
-              <w:spacing w:before="80" w:after="80" w:line="276" w:lineRule="auto"/>
-              <w:ind w:left="136" w:right="139"/>
-              <w:rPr>
-                <w:rFonts w:cstheme="minorHAnsi"/>
-                <w:bCs/>
-              </w:rPr>
-            </w:pPr>
-            <w:r>
-              <w:rPr>
-                <w:rFonts w:cstheme="minorHAnsi"/>
-                <w:bCs/>
-              </w:rPr>
-              <w:t>Not Vulnerable</w:t>
-            </w:r>
-          </w:p>
-        </w:tc>
-      </w:tr>
-      <w:tr>
-        <w:trPr>
-          <w:trHeight w:val="20"/>
-        </w:trPr>
-        <w:tc>
-          <w:tcPr>
-            <w:tcW w:w="337" w:type="pct"/>
-            <w:tcBorders>
-              <w:top w:val="single" w:sz="4" w:space="0" w:color="BFBFBF"/>
-              <w:left w:val="single" w:sz="4" w:space="0" w:color="BFBFBF"/>
-              <w:bottom w:val="single" w:sz="4" w:space="0" w:color="BFBFBF"/>
-              <w:right w:val="single" w:sz="4" w:space="0" w:color="BFBFBF"/>
-            </w:tcBorders>
-            <w:vAlign w:val="center"/>
-          </w:tcPr>
-          <w:p>
-            <w:pPr>
-              <w:pStyle w:val="TableParagraph"/>
-              <w:numPr>
-                <w:ilvl w:val="0"/>
-                <w:numId w:val="7"/>
-              </w:numPr>
-              <w:spacing w:before="80" w:after="80" w:line="276" w:lineRule="auto"/>
-              <w:rPr>
-                <w:rFonts w:cstheme="minorHAnsi"/>
-                <w:bCs/>
-              </w:rPr>
-            </w:pPr>
-          </w:p>
-        </w:tc>
-        <w:tc>
-          <w:tcPr>
-            <w:tcW w:w="2541" w:type="pct"/>
-            <w:tcBorders>
-              <w:top w:val="single" w:sz="4" w:space="0" w:color="BFBFBF"/>
-              <w:left w:val="single" w:sz="4" w:space="0" w:color="BFBFBF"/>
-              <w:bottom w:val="single" w:sz="4" w:space="0" w:color="BFBFBF"/>
-              <w:right w:val="single" w:sz="4" w:space="0" w:color="BFBFBF"/>
-            </w:tcBorders>
-            <w:vAlign w:val="center"/>
-          </w:tcPr>
-          <w:p>
-            <w:pPr>
-              <w:spacing w:before="80" w:after="80" w:line="276" w:lineRule="auto"/>
-              <w:jc w:val="center"/>
-              <w:rPr>
-                <w:rFonts w:cstheme="minorHAnsi"/>
-                <w:bCs/>
-                <w:szCs w:val="22"/>
-              </w:rPr>
-            </w:pPr>
-            <w:r>
-              <w:rPr>
-                <w:rFonts w:cstheme="minorHAnsi"/>
-                <w:bCs/>
-                <w:szCs w:val="22"/>
-              </w:rPr>
-              <w:t>Insecure Design</w:t>
-            </w:r>
-          </w:p>
-        </w:tc>
-        <w:tc>
-          <w:tcPr>
-            <w:tcW w:w="910" w:type="pct"/>
-            <w:tcBorders>
-              <w:top w:val="single" w:sz="4" w:space="0" w:color="BFBFBF"/>
-              <w:left w:val="single" w:sz="4" w:space="0" w:color="BFBFBF"/>
-              <w:bottom w:val="single" w:sz="4" w:space="0" w:color="BFBFBF"/>
-              <w:right w:val="single" w:sz="4" w:space="0" w:color="BFBFBF"/>
-            </w:tcBorders>
-            <w:vAlign w:val="center"/>
-          </w:tcPr>
-          <w:p>
-            <w:pPr>
-              <w:pStyle w:val="TableParagraph"/>
-              <w:spacing w:before="80" w:after="80" w:line="276" w:lineRule="auto"/>
-              <w:rPr>
-                <w:rFonts w:cstheme="minorHAnsi"/>
-                <w:bCs/>
-              </w:rPr>
-            </w:pPr>
-            <w:r>
-              <w:rPr>
-                <w:rFonts w:cstheme="minorHAnsi"/>
-                <w:bCs/>
-              </w:rPr>
-              <w:t>Done</w:t>
-            </w:r>
-          </w:p>
-        </w:tc>
-        <w:tc>
-          <w:tcPr>
-            <w:tcW w:w="1212" w:type="pct"/>
-            <w:tcBorders>
-              <w:top w:val="single" w:sz="4" w:space="0" w:color="BFBFBF"/>
-              <w:left w:val="single" w:sz="4" w:space="0" w:color="BFBFBF"/>
-              <w:bottom w:val="single" w:sz="4" w:space="0" w:color="BFBFBF"/>
-              <w:right w:val="single" w:sz="4" w:space="0" w:color="BFBFBF"/>
-            </w:tcBorders>
-            <w:shd w:val="clear" w:color="auto" w:fill="92D050"/>
-            <w:vAlign w:val="center"/>
-          </w:tcPr>
-          <w:p>
-            <w:pPr>
-              <w:pStyle w:val="TableParagraph"/>
-              <w:spacing w:before="80" w:after="80" w:line="276" w:lineRule="auto"/>
-              <w:ind w:left="136" w:right="139"/>
-              <w:rPr>
-                <w:rFonts w:cstheme="minorHAnsi"/>
-                <w:bCs/>
-              </w:rPr>
-            </w:pPr>
-            <w:r>
-              <w:rPr>
-                <w:rFonts w:cstheme="minorHAnsi"/>
-                <w:bCs/>
-              </w:rPr>
-              <w:t>Not Vulnerable</w:t>
-            </w:r>
-          </w:p>
-        </w:tc>
-      </w:tr>
-      <w:tr>
-        <w:trPr>
-          <w:trHeight w:val="20"/>
-        </w:trPr>
-        <w:tc>
-          <w:tcPr>
-            <w:tcW w:w="337" w:type="pct"/>
-            <w:tcBorders>
-              <w:top w:val="single" w:sz="4" w:space="0" w:color="BFBFBF"/>
-              <w:left w:val="single" w:sz="4" w:space="0" w:color="BFBFBF"/>
-              <w:bottom w:val="single" w:sz="4" w:space="0" w:color="BFBFBF"/>
-              <w:right w:val="single" w:sz="4" w:space="0" w:color="BFBFBF"/>
-            </w:tcBorders>
-            <w:vAlign w:val="center"/>
-          </w:tcPr>
-          <w:p>
-            <w:pPr>
-              <w:pStyle w:val="TableParagraph"/>
-              <w:numPr>
-                <w:ilvl w:val="0"/>
-                <w:numId w:val="7"/>
-              </w:numPr>
-              <w:spacing w:before="80" w:after="80" w:line="276" w:lineRule="auto"/>
-              <w:rPr>
-                <w:rFonts w:cstheme="minorHAnsi"/>
-                <w:bCs/>
-              </w:rPr>
-            </w:pPr>
-          </w:p>
-        </w:tc>
-        <w:tc>
-          <w:tcPr>
-            <w:tcW w:w="2541" w:type="pct"/>
-            <w:tcBorders>
-              <w:top w:val="single" w:sz="4" w:space="0" w:color="BFBFBF"/>
-              <w:left w:val="single" w:sz="4" w:space="0" w:color="BFBFBF"/>
-              <w:bottom w:val="single" w:sz="4" w:space="0" w:color="BFBFBF"/>
-              <w:right w:val="single" w:sz="4" w:space="0" w:color="BFBFBF"/>
-            </w:tcBorders>
-            <w:vAlign w:val="center"/>
-          </w:tcPr>
-          <w:p>
-            <w:pPr>
-              <w:spacing w:before="80" w:after="80" w:line="276" w:lineRule="auto"/>
-              <w:jc w:val="center"/>
-              <w:rPr>
-                <w:rFonts w:cstheme="minorHAnsi"/>
-                <w:bCs/>
-                <w:szCs w:val="22"/>
-              </w:rPr>
-            </w:pPr>
-            <w:r>
-              <w:rPr>
-                <w:rFonts w:cstheme="minorHAnsi"/>
-                <w:bCs/>
-                <w:szCs w:val="22"/>
-              </w:rPr>
-              <w:t>Misconfigured SSL/TLS (Weak Ciphers, SSL/TLS Version)</w:t>
-            </w:r>
-          </w:p>
-        </w:tc>
-        <w:tc>
-          <w:tcPr>
-            <w:tcW w:w="910" w:type="pct"/>
-            <w:tcBorders>
-              <w:top w:val="single" w:sz="4" w:space="0" w:color="BFBFBF"/>
-              <w:left w:val="single" w:sz="4" w:space="0" w:color="BFBFBF"/>
-              <w:bottom w:val="single" w:sz="4" w:space="0" w:color="BFBFBF"/>
-              <w:right w:val="single" w:sz="4" w:space="0" w:color="BFBFBF"/>
-            </w:tcBorders>
-            <w:vAlign w:val="center"/>
-          </w:tcPr>
-          <w:p>
-            <w:pPr>
-              <w:pStyle w:val="TableParagraph"/>
-              <w:spacing w:before="80" w:after="80" w:line="276" w:lineRule="auto"/>
-              <w:rPr>
-                <w:rFonts w:cstheme="minorHAnsi"/>
-                <w:bCs/>
-              </w:rPr>
-            </w:pPr>
-            <w:r>
-              <w:rPr>
-                <w:rFonts w:cstheme="minorHAnsi"/>
-                <w:bCs/>
-              </w:rPr>
-              <w:t>Done</w:t>
-            </w:r>
-          </w:p>
-        </w:tc>
-        <w:tc>
-          <w:tcPr>
-            <w:tcW w:w="1212" w:type="pct"/>
-            <w:tcBorders>
-              <w:top w:val="single" w:sz="4" w:space="0" w:color="BFBFBF"/>
-              <w:left w:val="single" w:sz="4" w:space="0" w:color="BFBFBF"/>
-              <w:bottom w:val="single" w:sz="4" w:space="0" w:color="BFBFBF"/>
-              <w:right w:val="single" w:sz="4" w:space="0" w:color="BFBFBF"/>
-            </w:tcBorders>
-            <w:shd w:val="clear" w:color="auto" w:fill="92D050"/>
-            <w:vAlign w:val="center"/>
-          </w:tcPr>
-          <w:p>
-            <w:pPr>
-              <w:pStyle w:val="TableParagraph"/>
-              <w:spacing w:before="80" w:after="80" w:line="276" w:lineRule="auto"/>
-              <w:ind w:left="136" w:right="139"/>
-              <w:rPr>
-                <w:rFonts w:cstheme="minorHAnsi"/>
-                <w:bCs/>
-              </w:rPr>
-            </w:pPr>
-            <w:r>
-              <w:rPr>
-                <w:rFonts w:cstheme="minorHAnsi"/>
-                <w:bCs/>
-              </w:rPr>
-              <w:t>Not Vulnerable</w:t>
-            </w:r>
-          </w:p>
-        </w:tc>
-      </w:tr>
-      <w:tr>
-        <w:trPr>
-          <w:trHeight w:val="20"/>
-        </w:trPr>
-        <w:tc>
-          <w:tcPr>
-            <w:tcW w:w="337" w:type="pct"/>
-            <w:tcBorders>
-              <w:top w:val="single" w:sz="4" w:space="0" w:color="BFBFBF"/>
-              <w:left w:val="single" w:sz="4" w:space="0" w:color="BFBFBF"/>
-              <w:bottom w:val="single" w:sz="4" w:space="0" w:color="BFBFBF"/>
-              <w:right w:val="single" w:sz="4" w:space="0" w:color="BFBFBF"/>
-            </w:tcBorders>
-            <w:vAlign w:val="center"/>
-          </w:tcPr>
-          <w:p>
-            <w:pPr>
-              <w:pStyle w:val="TableParagraph"/>
-              <w:numPr>
-                <w:ilvl w:val="0"/>
-                <w:numId w:val="7"/>
-              </w:numPr>
-              <w:spacing w:before="80" w:after="80" w:line="276" w:lineRule="auto"/>
-              <w:rPr>
-                <w:rFonts w:cstheme="minorHAnsi"/>
-                <w:bCs/>
-              </w:rPr>
-            </w:pPr>
-          </w:p>
-        </w:tc>
-        <w:tc>
-          <w:tcPr>
-            <w:tcW w:w="2541" w:type="pct"/>
-            <w:tcBorders>
-              <w:top w:val="single" w:sz="4" w:space="0" w:color="BFBFBF"/>
-              <w:left w:val="single" w:sz="4" w:space="0" w:color="BFBFBF"/>
-              <w:bottom w:val="single" w:sz="4" w:space="0" w:color="BFBFBF"/>
-              <w:right w:val="single" w:sz="4" w:space="0" w:color="BFBFBF"/>
-            </w:tcBorders>
-            <w:vAlign w:val="center"/>
-          </w:tcPr>
-          <w:p>
-            <w:pPr>
-              <w:spacing w:before="80" w:after="80" w:line="276" w:lineRule="auto"/>
-              <w:jc w:val="center"/>
-              <w:rPr>
-                <w:rFonts w:cstheme="minorHAnsi"/>
-                <w:bCs/>
-                <w:szCs w:val="22"/>
-              </w:rPr>
-            </w:pPr>
-            <w:r>
-              <w:rPr>
-                <w:rFonts w:cstheme="minorHAnsi"/>
-                <w:bCs/>
-                <w:szCs w:val="22"/>
-              </w:rPr>
-              <w:t>Presence of Debugging or Diagnostic Information</w:t>
-            </w:r>
-          </w:p>
-        </w:tc>
-        <w:tc>
-          <w:tcPr>
-            <w:tcW w:w="910" w:type="pct"/>
-            <w:tcBorders>
-              <w:top w:val="single" w:sz="4" w:space="0" w:color="BFBFBF"/>
-              <w:left w:val="single" w:sz="4" w:space="0" w:color="BFBFBF"/>
-              <w:bottom w:val="single" w:sz="4" w:space="0" w:color="BFBFBF"/>
-              <w:right w:val="single" w:sz="4" w:space="0" w:color="BFBFBF"/>
-            </w:tcBorders>
-            <w:vAlign w:val="center"/>
-          </w:tcPr>
-          <w:p>
-            <w:pPr>
-              <w:pStyle w:val="TableParagraph"/>
-              <w:spacing w:before="80" w:after="80" w:line="276" w:lineRule="auto"/>
-              <w:rPr>
-                <w:rFonts w:cstheme="minorHAnsi"/>
-                <w:bCs/>
-              </w:rPr>
-            </w:pPr>
-            <w:r>
-              <w:rPr>
-                <w:rFonts w:cstheme="minorHAnsi"/>
-                <w:bCs/>
-              </w:rPr>
-              <w:t>Done</w:t>
-            </w:r>
-          </w:p>
-        </w:tc>
-        <w:tc>
-          <w:tcPr>
-            <w:tcW w:w="1212" w:type="pct"/>
-            <w:tcBorders>
-              <w:top w:val="single" w:sz="4" w:space="0" w:color="BFBFBF"/>
-              <w:left w:val="single" w:sz="4" w:space="0" w:color="BFBFBF"/>
-              <w:bottom w:val="single" w:sz="4" w:space="0" w:color="BFBFBF"/>
-              <w:right w:val="single" w:sz="4" w:space="0" w:color="BFBFBF"/>
-            </w:tcBorders>
-            <w:shd w:val="clear" w:color="auto" w:fill="92D050"/>
-            <w:vAlign w:val="center"/>
-          </w:tcPr>
-          <w:p>
-            <w:pPr>
-              <w:pStyle w:val="TableParagraph"/>
-              <w:spacing w:before="80" w:after="80" w:line="276" w:lineRule="auto"/>
-              <w:ind w:left="136" w:right="139"/>
-              <w:rPr>
-                <w:rFonts w:cstheme="minorHAnsi"/>
-                <w:bCs/>
-              </w:rPr>
-            </w:pPr>
-            <w:r>
-              <w:rPr>
-                <w:rFonts w:cstheme="minorHAnsi"/>
-                <w:bCs/>
-              </w:rPr>
-              <w:t>Not Vulnerable</w:t>
-            </w:r>
-          </w:p>
-        </w:tc>
-      </w:tr>
-      <w:tr>
-        <w:trPr>
-          <w:trHeight w:val="20"/>
-        </w:trPr>
-        <w:tc>
-          <w:tcPr>
-            <w:tcW w:w="337" w:type="pct"/>
-            <w:tcBorders>
-              <w:top w:val="single" w:sz="4" w:space="0" w:color="BFBFBF"/>
-              <w:left w:val="single" w:sz="4" w:space="0" w:color="BFBFBF"/>
-              <w:bottom w:val="single" w:sz="4" w:space="0" w:color="BFBFBF"/>
-              <w:right w:val="single" w:sz="4" w:space="0" w:color="BFBFBF"/>
-            </w:tcBorders>
-            <w:vAlign w:val="center"/>
-          </w:tcPr>
-          <w:p>
-            <w:pPr>
-              <w:pStyle w:val="TableParagraph"/>
-              <w:numPr>
-                <w:ilvl w:val="0"/>
-                <w:numId w:val="7"/>
-              </w:numPr>
-              <w:spacing w:before="80" w:after="80" w:line="276" w:lineRule="auto"/>
-              <w:rPr>
-                <w:rFonts w:cstheme="minorHAnsi"/>
-                <w:bCs/>
-              </w:rPr>
-            </w:pPr>
-          </w:p>
-        </w:tc>
-        <w:tc>
-          <w:tcPr>
-            <w:tcW w:w="2541" w:type="pct"/>
-            <w:tcBorders>
-              <w:top w:val="single" w:sz="4" w:space="0" w:color="BFBFBF"/>
-              <w:left w:val="single" w:sz="4" w:space="0" w:color="BFBFBF"/>
-              <w:bottom w:val="single" w:sz="4" w:space="0" w:color="BFBFBF"/>
-              <w:right w:val="single" w:sz="4" w:space="0" w:color="BFBFBF"/>
-            </w:tcBorders>
-            <w:vAlign w:val="center"/>
-          </w:tcPr>
-          <w:p>
-            <w:pPr>
-              <w:spacing w:before="80" w:after="80" w:line="276" w:lineRule="auto"/>
-              <w:jc w:val="center"/>
-              <w:rPr>
-                <w:rFonts w:cstheme="minorHAnsi"/>
-                <w:bCs/>
-                <w:szCs w:val="22"/>
-              </w:rPr>
-            </w:pPr>
-            <w:r>
-              <w:rPr>
-                <w:rFonts w:cstheme="minorHAnsi"/>
-                <w:bCs/>
-                <w:szCs w:val="22"/>
-              </w:rPr>
-              <w:t>Sensitive Data Exposure</w:t>
-            </w:r>
-          </w:p>
-        </w:tc>
-        <w:tc>
-          <w:tcPr>
-            <w:tcW w:w="910" w:type="pct"/>
-            <w:tcBorders>
-              <w:top w:val="single" w:sz="4" w:space="0" w:color="BFBFBF"/>
-              <w:left w:val="single" w:sz="4" w:space="0" w:color="BFBFBF"/>
-              <w:bottom w:val="single" w:sz="4" w:space="0" w:color="BFBFBF"/>
-              <w:right w:val="single" w:sz="4" w:space="0" w:color="BFBFBF"/>
-            </w:tcBorders>
-            <w:vAlign w:val="center"/>
-          </w:tcPr>
-          <w:p>
-            <w:pPr>
-              <w:pStyle w:val="TableParagraph"/>
-              <w:spacing w:before="80" w:after="80" w:line="276" w:lineRule="auto"/>
-              <w:rPr>
-                <w:rFonts w:cstheme="minorHAnsi"/>
-                <w:bCs/>
-              </w:rPr>
-            </w:pPr>
-            <w:r>
-              <w:rPr>
-                <w:rFonts w:cstheme="minorHAnsi"/>
-                <w:bCs/>
-              </w:rPr>
-              <w:t>Done</w:t>
-            </w:r>
-          </w:p>
-        </w:tc>
-        <w:tc>
-          <w:tcPr>
-            <w:tcW w:w="1212" w:type="pct"/>
-            <w:tcBorders>
-              <w:top w:val="single" w:sz="4" w:space="0" w:color="BFBFBF"/>
-              <w:left w:val="single" w:sz="4" w:space="0" w:color="BFBFBF"/>
-              <w:bottom w:val="single" w:sz="4" w:space="0" w:color="BFBFBF"/>
-              <w:right w:val="single" w:sz="4" w:space="0" w:color="BFBFBF"/>
-            </w:tcBorders>
-            <w:shd w:val="clear" w:color="auto" w:fill="92D050"/>
-            <w:vAlign w:val="center"/>
-          </w:tcPr>
-          <w:p>
-            <w:pPr>
-              <w:pStyle w:val="TableParagraph"/>
-              <w:spacing w:before="80" w:after="80" w:line="276" w:lineRule="auto"/>
-              <w:ind w:left="136" w:right="139"/>
-              <w:rPr>
-                <w:rFonts w:cstheme="minorHAnsi"/>
-                <w:bCs/>
-              </w:rPr>
-            </w:pPr>
-            <w:r>
-              <w:rPr>
-                <w:rFonts w:cstheme="minorHAnsi"/>
-                <w:bCs/>
-              </w:rPr>
-              <w:t>Not Vulnerable</w:t>
-            </w:r>
-          </w:p>
-        </w:tc>
-      </w:tr>
-      <w:tr>
-        <w:trPr>
-          <w:trHeight w:val="20"/>
-        </w:trPr>
-        <w:tc>
-          <w:tcPr>
-            <w:tcW w:w="337" w:type="pct"/>
-            <w:tcBorders>
-              <w:top w:val="single" w:sz="4" w:space="0" w:color="BFBFBF"/>
-              <w:left w:val="single" w:sz="4" w:space="0" w:color="BFBFBF"/>
-              <w:bottom w:val="single" w:sz="4" w:space="0" w:color="BFBFBF"/>
-              <w:right w:val="single" w:sz="4" w:space="0" w:color="BFBFBF"/>
-            </w:tcBorders>
-            <w:vAlign w:val="center"/>
-          </w:tcPr>
-          <w:p>
-            <w:pPr>
-              <w:pStyle w:val="TableParagraph"/>
-              <w:numPr>
-                <w:ilvl w:val="0"/>
-                <w:numId w:val="7"/>
-              </w:numPr>
-              <w:spacing w:before="80" w:after="80" w:line="276" w:lineRule="auto"/>
-              <w:rPr>
-                <w:rFonts w:cstheme="minorHAnsi"/>
-                <w:bCs/>
-              </w:rPr>
-            </w:pPr>
-          </w:p>
-        </w:tc>
-        <w:tc>
-          <w:tcPr>
-            <w:tcW w:w="2541" w:type="pct"/>
-            <w:tcBorders>
-              <w:top w:val="single" w:sz="4" w:space="0" w:color="BFBFBF"/>
-              <w:left w:val="single" w:sz="4" w:space="0" w:color="BFBFBF"/>
-              <w:bottom w:val="single" w:sz="4" w:space="0" w:color="BFBFBF"/>
-              <w:right w:val="single" w:sz="4" w:space="0" w:color="BFBFBF"/>
-            </w:tcBorders>
-            <w:vAlign w:val="center"/>
-          </w:tcPr>
-          <w:p>
-            <w:pPr>
-              <w:spacing w:before="80" w:after="80" w:line="276" w:lineRule="auto"/>
-              <w:jc w:val="center"/>
-              <w:rPr>
-                <w:rFonts w:cstheme="minorHAnsi"/>
-                <w:bCs/>
-                <w:szCs w:val="22"/>
-              </w:rPr>
-            </w:pPr>
-            <w:r>
-              <w:rPr>
-                <w:rFonts w:cstheme="minorHAnsi"/>
-                <w:bCs/>
-                <w:szCs w:val="22"/>
-              </w:rPr>
-              <w:t>Response Manipulation</w:t>
-            </w:r>
-          </w:p>
-        </w:tc>
-        <w:tc>
-          <w:tcPr>
-            <w:tcW w:w="910" w:type="pct"/>
-            <w:tcBorders>
-              <w:top w:val="single" w:sz="4" w:space="0" w:color="BFBFBF"/>
-              <w:left w:val="single" w:sz="4" w:space="0" w:color="BFBFBF"/>
-              <w:bottom w:val="single" w:sz="4" w:space="0" w:color="BFBFBF"/>
-              <w:right w:val="single" w:sz="4" w:space="0" w:color="BFBFBF"/>
-            </w:tcBorders>
-            <w:vAlign w:val="center"/>
-          </w:tcPr>
-          <w:p>
-            <w:pPr>
-              <w:pStyle w:val="TableParagraph"/>
-              <w:spacing w:before="80" w:after="80" w:line="276" w:lineRule="auto"/>
-              <w:rPr>
-                <w:rFonts w:cstheme="minorHAnsi"/>
-                <w:bCs/>
-              </w:rPr>
-            </w:pPr>
-            <w:r>
-              <w:rPr>
-                <w:rFonts w:cstheme="minorHAnsi"/>
-                <w:bCs/>
-              </w:rPr>
-              <w:t>Done</w:t>
-            </w:r>
-          </w:p>
-        </w:tc>
-        <w:tc>
-          <w:tcPr>
-            <w:tcW w:w="1212" w:type="pct"/>
-            <w:tcBorders>
-              <w:top w:val="single" w:sz="4" w:space="0" w:color="BFBFBF"/>
-              <w:left w:val="single" w:sz="4" w:space="0" w:color="BFBFBF"/>
-              <w:bottom w:val="single" w:sz="4" w:space="0" w:color="BFBFBF"/>
-              <w:right w:val="single" w:sz="4" w:space="0" w:color="BFBFBF"/>
-            </w:tcBorders>
-            <w:shd w:val="clear" w:color="auto" w:fill="92D050"/>
-            <w:vAlign w:val="center"/>
-          </w:tcPr>
-          <w:p>
-            <w:pPr>
-              <w:pStyle w:val="TableParagraph"/>
-              <w:spacing w:before="80" w:after="80" w:line="276" w:lineRule="auto"/>
-              <w:ind w:left="136" w:right="139"/>
-              <w:rPr>
-                <w:rFonts w:cstheme="minorHAnsi"/>
-                <w:bCs/>
-              </w:rPr>
-            </w:pPr>
-            <w:r>
-              <w:rPr>
-                <w:rFonts w:cstheme="minorHAnsi"/>
-                <w:bCs/>
-              </w:rPr>
-              <w:t>Not Vulnerable</w:t>
-            </w:r>
-          </w:p>
-        </w:tc>
-      </w:tr>
-      <w:tr>
-        <w:trPr>
-          <w:trHeight w:val="20"/>
-        </w:trPr>
-        <w:tc>
-          <w:tcPr>
-            <w:tcW w:w="337" w:type="pct"/>
-            <w:tcBorders>
-              <w:top w:val="single" w:sz="4" w:space="0" w:color="BFBFBF"/>
-              <w:left w:val="single" w:sz="4" w:space="0" w:color="BFBFBF"/>
-              <w:bottom w:val="single" w:sz="4" w:space="0" w:color="BFBFBF"/>
-              <w:right w:val="single" w:sz="4" w:space="0" w:color="BFBFBF"/>
-            </w:tcBorders>
-            <w:vAlign w:val="center"/>
-          </w:tcPr>
-          <w:p>
-            <w:pPr>
-              <w:pStyle w:val="TableParagraph"/>
-              <w:numPr>
-                <w:ilvl w:val="0"/>
-                <w:numId w:val="7"/>
-              </w:numPr>
-              <w:spacing w:before="80" w:after="80" w:line="276" w:lineRule="auto"/>
-              <w:rPr>
-                <w:rFonts w:cstheme="minorHAnsi"/>
-                <w:bCs/>
-              </w:rPr>
-            </w:pPr>
-          </w:p>
-        </w:tc>
-        <w:tc>
-          <w:tcPr>
-            <w:tcW w:w="2541" w:type="pct"/>
-            <w:tcBorders>
-              <w:top w:val="single" w:sz="4" w:space="0" w:color="BFBFBF"/>
-              <w:left w:val="single" w:sz="4" w:space="0" w:color="BFBFBF"/>
-              <w:bottom w:val="single" w:sz="4" w:space="0" w:color="BFBFBF"/>
-              <w:right w:val="single" w:sz="4" w:space="0" w:color="BFBFBF"/>
-            </w:tcBorders>
-            <w:vAlign w:val="center"/>
-          </w:tcPr>
-          <w:p>
-            <w:pPr>
-              <w:spacing w:before="80" w:after="80" w:line="276" w:lineRule="auto"/>
-              <w:jc w:val="center"/>
-              <w:rPr>
-                <w:rFonts w:cstheme="minorHAnsi"/>
-                <w:bCs/>
-                <w:szCs w:val="22"/>
-              </w:rPr>
-            </w:pPr>
-            <w:r>
-              <w:rPr>
-                <w:rFonts w:cstheme="minorHAnsi"/>
-                <w:bCs/>
-                <w:szCs w:val="22"/>
-              </w:rPr>
-              <w:t>HTTP Response Splitting</w:t>
-            </w:r>
-          </w:p>
-        </w:tc>
-        <w:tc>
-          <w:tcPr>
-            <w:tcW w:w="910" w:type="pct"/>
-            <w:tcBorders>
-              <w:top w:val="single" w:sz="4" w:space="0" w:color="BFBFBF"/>
-              <w:left w:val="single" w:sz="4" w:space="0" w:color="BFBFBF"/>
-              <w:bottom w:val="single" w:sz="4" w:space="0" w:color="BFBFBF"/>
-              <w:right w:val="single" w:sz="4" w:space="0" w:color="BFBFBF"/>
-            </w:tcBorders>
-            <w:vAlign w:val="center"/>
-          </w:tcPr>
-          <w:p>
-            <w:pPr>
-              <w:pStyle w:val="TableParagraph"/>
-              <w:spacing w:before="80" w:after="80" w:line="276" w:lineRule="auto"/>
-              <w:rPr>
-                <w:rFonts w:cstheme="minorHAnsi"/>
-                <w:bCs/>
-              </w:rPr>
-            </w:pPr>
-            <w:r>
-              <w:rPr>
-                <w:rFonts w:cstheme="minorHAnsi"/>
-                <w:bCs/>
-              </w:rPr>
-              <w:t>Done</w:t>
-            </w:r>
-          </w:p>
-        </w:tc>
-        <w:tc>
-          <w:tcPr>
-            <w:tcW w:w="1212" w:type="pct"/>
-            <w:tcBorders>
-              <w:top w:val="single" w:sz="4" w:space="0" w:color="BFBFBF"/>
-              <w:left w:val="single" w:sz="4" w:space="0" w:color="BFBFBF"/>
-              <w:bottom w:val="single" w:sz="4" w:space="0" w:color="BFBFBF"/>
-              <w:right w:val="single" w:sz="4" w:space="0" w:color="BFBFBF"/>
-            </w:tcBorders>
-            <w:shd w:val="clear" w:color="auto" w:fill="92D050"/>
-            <w:vAlign w:val="center"/>
-          </w:tcPr>
-          <w:p>
-            <w:pPr>
-              <w:pStyle w:val="TableParagraph"/>
-              <w:spacing w:before="80" w:after="80" w:line="276" w:lineRule="auto"/>
-              <w:ind w:left="136" w:right="139"/>
-              <w:rPr>
-                <w:rFonts w:cstheme="minorHAnsi"/>
-                <w:bCs/>
-              </w:rPr>
-            </w:pPr>
-            <w:r>
-              <w:rPr>
-                <w:rFonts w:cstheme="minorHAnsi"/>
-                <w:bCs/>
-              </w:rPr>
-              <w:t>Not Vulnerable</w:t>
-            </w:r>
-          </w:p>
-        </w:tc>
-      </w:tr>
-      <w:tr>
-        <w:trPr>
-          <w:trHeight w:val="20"/>
-        </w:trPr>
-        <w:tc>
-          <w:tcPr>
-            <w:tcW w:w="337" w:type="pct"/>
-            <w:tcBorders>
-              <w:top w:val="single" w:sz="4" w:space="0" w:color="BFBFBF"/>
-              <w:left w:val="single" w:sz="4" w:space="0" w:color="BFBFBF"/>
-              <w:bottom w:val="single" w:sz="4" w:space="0" w:color="BFBFBF"/>
-              <w:right w:val="single" w:sz="4" w:space="0" w:color="BFBFBF"/>
-            </w:tcBorders>
-            <w:vAlign w:val="center"/>
-          </w:tcPr>
-          <w:p>
-            <w:pPr>
-              <w:pStyle w:val="TableParagraph"/>
-              <w:numPr>
-                <w:ilvl w:val="0"/>
-                <w:numId w:val="7"/>
-              </w:numPr>
-              <w:spacing w:before="80" w:after="80" w:line="276" w:lineRule="auto"/>
-              <w:rPr>
-                <w:rFonts w:cstheme="minorHAnsi"/>
-                <w:bCs/>
-              </w:rPr>
-            </w:pPr>
-          </w:p>
-        </w:tc>
-        <w:tc>
-          <w:tcPr>
-            <w:tcW w:w="2541" w:type="pct"/>
-            <w:tcBorders>
-              <w:top w:val="single" w:sz="4" w:space="0" w:color="BFBFBF"/>
-              <w:left w:val="single" w:sz="4" w:space="0" w:color="BFBFBF"/>
-              <w:bottom w:val="single" w:sz="4" w:space="0" w:color="BFBFBF"/>
-              <w:right w:val="single" w:sz="4" w:space="0" w:color="BFBFBF"/>
-            </w:tcBorders>
-            <w:vAlign w:val="center"/>
-          </w:tcPr>
-          <w:p>
-            <w:pPr>
-              <w:spacing w:before="80" w:after="80" w:line="276" w:lineRule="auto"/>
-              <w:jc w:val="center"/>
-              <w:rPr>
-                <w:rFonts w:cstheme="minorHAnsi"/>
-                <w:bCs/>
-                <w:szCs w:val="22"/>
-              </w:rPr>
-            </w:pPr>
-            <w:r>
-              <w:rPr>
-                <w:rFonts w:cstheme="minorHAnsi"/>
-                <w:bCs/>
-                <w:szCs w:val="22"/>
-              </w:rPr>
-              <w:t>Unauthorized Remote Code Execution</w:t>
-            </w:r>
-          </w:p>
-        </w:tc>
-        <w:tc>
-          <w:tcPr>
-            <w:tcW w:w="910" w:type="pct"/>
-            <w:tcBorders>
-              <w:top w:val="single" w:sz="4" w:space="0" w:color="BFBFBF"/>
-              <w:left w:val="single" w:sz="4" w:space="0" w:color="BFBFBF"/>
-              <w:bottom w:val="single" w:sz="4" w:space="0" w:color="BFBFBF"/>
-              <w:right w:val="single" w:sz="4" w:space="0" w:color="BFBFBF"/>
-            </w:tcBorders>
-            <w:vAlign w:val="center"/>
-          </w:tcPr>
-          <w:p>
-            <w:pPr>
-              <w:pStyle w:val="TableParagraph"/>
-              <w:spacing w:before="80" w:after="80" w:line="276" w:lineRule="auto"/>
-              <w:rPr>
-                <w:rFonts w:cstheme="minorHAnsi"/>
-                <w:bCs/>
-              </w:rPr>
-            </w:pPr>
-            <w:r>
-              <w:rPr>
-                <w:rFonts w:cstheme="minorHAnsi"/>
-                <w:bCs/>
-              </w:rPr>
-              <w:t>Done</w:t>
-            </w:r>
-          </w:p>
-        </w:tc>
-        <w:tc>
-          <w:tcPr>
-            <w:tcW w:w="1212" w:type="pct"/>
-            <w:tcBorders>
-              <w:top w:val="single" w:sz="4" w:space="0" w:color="BFBFBF"/>
-              <w:left w:val="single" w:sz="4" w:space="0" w:color="BFBFBF"/>
-              <w:bottom w:val="single" w:sz="4" w:space="0" w:color="BFBFBF"/>
-              <w:right w:val="single" w:sz="4" w:space="0" w:color="BFBFBF"/>
-            </w:tcBorders>
-            <w:shd w:val="clear" w:color="auto" w:fill="92D050"/>
-            <w:vAlign w:val="center"/>
-          </w:tcPr>
-          <w:p>
-            <w:pPr>
-              <w:pStyle w:val="TableParagraph"/>
-              <w:spacing w:before="80" w:after="80" w:line="276" w:lineRule="auto"/>
-              <w:ind w:left="136" w:right="139"/>
-              <w:rPr>
-                <w:rFonts w:cstheme="minorHAnsi"/>
-                <w:bCs/>
-              </w:rPr>
-            </w:pPr>
-            <w:r>
-              <w:rPr>
-                <w:rFonts w:cstheme="minorHAnsi"/>
-                <w:bCs/>
-              </w:rPr>
-              <w:t>Not Vulnerable</w:t>
-            </w:r>
-          </w:p>
-        </w:tc>
-      </w:tr>
-      <w:tr>
-        <w:trPr>
-          <w:trHeight w:val="20"/>
-        </w:trPr>
-        <w:tc>
-          <w:tcPr>
-            <w:tcW w:w="337" w:type="pct"/>
-            <w:tcBorders>
-              <w:top w:val="single" w:sz="4" w:space="0" w:color="BFBFBF"/>
-              <w:left w:val="single" w:sz="4" w:space="0" w:color="BFBFBF"/>
-              <w:bottom w:val="single" w:sz="4" w:space="0" w:color="BFBFBF"/>
-              <w:right w:val="single" w:sz="4" w:space="0" w:color="BFBFBF"/>
-            </w:tcBorders>
-            <w:vAlign w:val="center"/>
-          </w:tcPr>
-          <w:p>
-            <w:pPr>
-              <w:pStyle w:val="TableParagraph"/>
-              <w:numPr>
-                <w:ilvl w:val="0"/>
-                <w:numId w:val="7"/>
-              </w:numPr>
-              <w:spacing w:before="80" w:after="80" w:line="276" w:lineRule="auto"/>
-              <w:rPr>
-                <w:rFonts w:cstheme="minorHAnsi"/>
-                <w:bCs/>
-              </w:rPr>
-            </w:pPr>
-          </w:p>
-        </w:tc>
-        <w:tc>
-          <w:tcPr>
-            <w:tcW w:w="2541" w:type="pct"/>
-            <w:tcBorders>
-              <w:top w:val="single" w:sz="4" w:space="0" w:color="BFBFBF"/>
-              <w:left w:val="single" w:sz="4" w:space="0" w:color="BFBFBF"/>
-              <w:bottom w:val="single" w:sz="4" w:space="0" w:color="BFBFBF"/>
-              <w:right w:val="single" w:sz="4" w:space="0" w:color="BFBFBF"/>
-            </w:tcBorders>
-            <w:vAlign w:val="center"/>
-          </w:tcPr>
-          <w:p>
-            <w:pPr>
-              <w:spacing w:before="80" w:after="80" w:line="276" w:lineRule="auto"/>
-              <w:jc w:val="center"/>
-              <w:rPr>
-                <w:rFonts w:cstheme="minorHAnsi"/>
-                <w:bCs/>
-                <w:szCs w:val="22"/>
-              </w:rPr>
-            </w:pPr>
-            <w:r>
-              <w:rPr>
-                <w:rFonts w:cstheme="minorHAnsi"/>
-                <w:bCs/>
-                <w:szCs w:val="22"/>
-              </w:rPr>
-              <w:t>Improper Validation of File Upload Types</w:t>
-            </w:r>
-          </w:p>
-        </w:tc>
-        <w:tc>
-          <w:tcPr>
-            <w:tcW w:w="910" w:type="pct"/>
-            <w:tcBorders>
-              <w:top w:val="single" w:sz="4" w:space="0" w:color="BFBFBF"/>
-              <w:left w:val="single" w:sz="4" w:space="0" w:color="BFBFBF"/>
-              <w:bottom w:val="single" w:sz="4" w:space="0" w:color="BFBFBF"/>
-              <w:right w:val="single" w:sz="4" w:space="0" w:color="BFBFBF"/>
-            </w:tcBorders>
-            <w:vAlign w:val="center"/>
-          </w:tcPr>
-          <w:p>
-            <w:pPr>
-              <w:pStyle w:val="TableParagraph"/>
-              <w:spacing w:before="80" w:after="80" w:line="276" w:lineRule="auto"/>
-              <w:rPr>
-                <w:rFonts w:cstheme="minorHAnsi"/>
-                <w:bCs/>
-              </w:rPr>
-            </w:pPr>
-            <w:r>
-              <w:rPr>
-                <w:rFonts w:cstheme="minorHAnsi"/>
-                <w:bCs/>
-              </w:rPr>
-              <w:t>Done</w:t>
-            </w:r>
-          </w:p>
-        </w:tc>
-        <w:tc>
-          <w:tcPr>
-            <w:tcW w:w="1212" w:type="pct"/>
-            <w:tcBorders>
-              <w:top w:val="single" w:sz="4" w:space="0" w:color="BFBFBF"/>
-              <w:left w:val="single" w:sz="4" w:space="0" w:color="BFBFBF"/>
-              <w:bottom w:val="single" w:sz="4" w:space="0" w:color="BFBFBF"/>
-              <w:right w:val="single" w:sz="4" w:space="0" w:color="BFBFBF"/>
-            </w:tcBorders>
-            <w:shd w:val="clear" w:color="auto" w:fill="92D050"/>
-            <w:vAlign w:val="center"/>
-          </w:tcPr>
-          <w:p>
-            <w:pPr>
-              <w:pStyle w:val="TableParagraph"/>
-              <w:spacing w:before="80" w:after="80" w:line="276" w:lineRule="auto"/>
-              <w:ind w:left="136" w:right="139"/>
-              <w:rPr>
-                <w:rFonts w:cstheme="minorHAnsi"/>
-                <w:bCs/>
-              </w:rPr>
-            </w:pPr>
-            <w:r>
-              <w:rPr>
-                <w:rFonts w:cstheme="minorHAnsi"/>
-                <w:bCs/>
-              </w:rPr>
-              <w:t>Not Vulnerable</w:t>
-            </w:r>
-          </w:p>
-        </w:tc>
-      </w:tr>
-    </w:tbl>
+    <w:p>
+      <w:r>
+        <w:t>${checklist-isec-web-penetration-testing-checklist}</w:t>
+      </w:r>
+    </w:p>
     <w:p>
       <w:pPr>
         <w:rPr>
@@ -17641,1352 +11326,11 @@
         <w:commentReference w:id="15"/>
       </w:r>
     </w:p>
-    <w:tbl>
-      <w:tblPr>
-        <w:tblStyle w:val="TableGrid"/>
-        <w:tblW w:w="5000" w:type="pct"/>
-        <w:tblLayout w:type="fixed"/>
-        <w:tblLook w:val="01E0" w:firstRow="1" w:lastRow="1" w:firstColumn="1" w:lastColumn="1" w:noHBand="0" w:noVBand="0"/>
-      </w:tblPr>
-      <w:tblGrid>
-        <w:gridCol w:w="705"/>
-        <w:gridCol w:w="5338"/>
-        <w:gridCol w:w="1891"/>
-        <w:gridCol w:w="2516"/>
-      </w:tblGrid>
-      <w:tr>
-        <w:trPr>
-          <w:trHeight w:val="20"/>
-        </w:trPr>
-        <w:tc>
-          <w:tcPr>
-            <w:tcW w:w="337" w:type="pct"/>
-            <w:tcBorders>
-              <w:top w:val="single" w:sz="4" w:space="0" w:color="BFBFBF"/>
-              <w:left w:val="single" w:sz="4" w:space="0" w:color="BFBFBF"/>
-              <w:bottom w:val="single" w:sz="4" w:space="0" w:color="BFBFBF"/>
-              <w:right w:val="single" w:sz="4" w:space="0" w:color="BFBFBF"/>
-            </w:tcBorders>
-            <w:shd w:val="clear" w:color="auto" w:fill="600000"/>
-            <w:vAlign w:val="center"/>
-            <w:hideMark/>
-          </w:tcPr>
-          <w:p>
-            <w:pPr>
-              <w:pStyle w:val="TableParagraph"/>
-              <w:spacing w:before="80" w:after="80" w:line="276" w:lineRule="auto"/>
-              <w:rPr>
-                <w:rFonts w:cstheme="minorHAnsi"/>
-                <w:bCs/>
-              </w:rPr>
-            </w:pPr>
-            <w:r>
-              <w:rPr>
-                <w:rFonts w:cstheme="minorHAnsi"/>
-                <w:bCs/>
-              </w:rPr>
-              <w:t>#</w:t>
-            </w:r>
-          </w:p>
-        </w:tc>
-        <w:tc>
-          <w:tcPr>
-            <w:tcW w:w="2554" w:type="pct"/>
-            <w:tcBorders>
-              <w:top w:val="single" w:sz="4" w:space="0" w:color="BFBFBF"/>
-              <w:left w:val="single" w:sz="4" w:space="0" w:color="BFBFBF"/>
-              <w:bottom w:val="single" w:sz="4" w:space="0" w:color="BFBFBF"/>
-              <w:right w:val="single" w:sz="4" w:space="0" w:color="BFBFBF"/>
-            </w:tcBorders>
-            <w:shd w:val="clear" w:color="auto" w:fill="600000"/>
-            <w:vAlign w:val="center"/>
-            <w:hideMark/>
-          </w:tcPr>
-          <w:p>
-            <w:pPr>
-              <w:pStyle w:val="TableParagraph"/>
-              <w:spacing w:before="80" w:after="80" w:line="276" w:lineRule="auto"/>
-              <w:rPr>
-                <w:rFonts w:cstheme="minorHAnsi"/>
-                <w:bCs/>
-              </w:rPr>
-            </w:pPr>
-            <w:r>
-              <w:rPr>
-                <w:rFonts w:cstheme="minorHAnsi"/>
-                <w:bCs/>
-              </w:rPr>
-              <w:t>Attack Type</w:t>
-            </w:r>
-          </w:p>
-        </w:tc>
-        <w:tc>
-          <w:tcPr>
-            <w:tcW w:w="905" w:type="pct"/>
-            <w:tcBorders>
-              <w:top w:val="single" w:sz="4" w:space="0" w:color="BFBFBF"/>
-              <w:left w:val="single" w:sz="4" w:space="0" w:color="BFBFBF"/>
-              <w:bottom w:val="single" w:sz="4" w:space="0" w:color="BFBFBF"/>
-              <w:right w:val="single" w:sz="4" w:space="0" w:color="BFBFBF"/>
-            </w:tcBorders>
-            <w:shd w:val="clear" w:color="auto" w:fill="600000"/>
-            <w:vAlign w:val="center"/>
-            <w:hideMark/>
-          </w:tcPr>
-          <w:p>
-            <w:pPr>
-              <w:pStyle w:val="TableParagraph"/>
-              <w:spacing w:before="80" w:after="80" w:line="276" w:lineRule="auto"/>
-              <w:ind w:left="98"/>
-              <w:rPr>
-                <w:rFonts w:cstheme="minorHAnsi"/>
-                <w:bCs/>
-              </w:rPr>
-            </w:pPr>
-            <w:r>
-              <w:rPr>
-                <w:rFonts w:cstheme="minorHAnsi"/>
-                <w:bCs/>
-              </w:rPr>
-              <w:t>Checks</w:t>
-            </w:r>
-          </w:p>
-        </w:tc>
-        <w:tc>
-          <w:tcPr>
-            <w:tcW w:w="1204" w:type="pct"/>
-            <w:tcBorders>
-              <w:top w:val="single" w:sz="4" w:space="0" w:color="BFBFBF"/>
-              <w:left w:val="single" w:sz="4" w:space="0" w:color="BFBFBF"/>
-              <w:bottom w:val="single" w:sz="4" w:space="0" w:color="BFBFBF"/>
-              <w:right w:val="single" w:sz="4" w:space="0" w:color="BFBFBF"/>
-            </w:tcBorders>
-            <w:shd w:val="clear" w:color="auto" w:fill="600000"/>
-            <w:vAlign w:val="center"/>
-            <w:hideMark/>
-          </w:tcPr>
-          <w:p>
-            <w:pPr>
-              <w:pStyle w:val="TableParagraph"/>
-              <w:spacing w:before="80" w:after="80" w:line="276" w:lineRule="auto"/>
-              <w:rPr>
-                <w:rFonts w:cstheme="minorHAnsi"/>
-                <w:bCs/>
-              </w:rPr>
-            </w:pPr>
-            <w:r>
-              <w:rPr>
-                <w:rFonts w:cstheme="minorHAnsi"/>
-                <w:bCs/>
-              </w:rPr>
-              <w:t>Status</w:t>
-            </w:r>
-          </w:p>
-        </w:tc>
-      </w:tr>
-      <w:tr>
-        <w:trPr>
-          <w:trHeight w:val="20"/>
-        </w:trPr>
-        <w:tc>
-          <w:tcPr>
-            <w:tcW w:w="337" w:type="pct"/>
-            <w:tcBorders>
-              <w:top w:val="single" w:sz="4" w:space="0" w:color="BFBFBF"/>
-              <w:left w:val="single" w:sz="4" w:space="0" w:color="BFBFBF"/>
-              <w:bottom w:val="single" w:sz="4" w:space="0" w:color="BFBFBF"/>
-              <w:right w:val="single" w:sz="4" w:space="0" w:color="BFBFBF"/>
-            </w:tcBorders>
-            <w:vAlign w:val="center"/>
-          </w:tcPr>
-          <w:p>
-            <w:pPr>
-              <w:pStyle w:val="TableParagraph"/>
-              <w:numPr>
-                <w:ilvl w:val="0"/>
-                <w:numId w:val="8"/>
-              </w:numPr>
-              <w:spacing w:before="80" w:after="80" w:line="276" w:lineRule="auto"/>
-              <w:rPr>
-                <w:rFonts w:cstheme="minorHAnsi"/>
-                <w:bCs/>
-              </w:rPr>
-            </w:pPr>
-          </w:p>
-        </w:tc>
-        <w:tc>
-          <w:tcPr>
-            <w:tcW w:w="2554" w:type="pct"/>
-            <w:tcBorders>
-              <w:top w:val="single" w:sz="4" w:space="0" w:color="BFBFBF"/>
-              <w:left w:val="single" w:sz="4" w:space="0" w:color="BFBFBF"/>
-              <w:bottom w:val="single" w:sz="4" w:space="0" w:color="BFBFBF"/>
-              <w:right w:val="single" w:sz="4" w:space="0" w:color="BFBFBF"/>
-            </w:tcBorders>
-            <w:hideMark/>
-          </w:tcPr>
-          <w:p>
-            <w:pPr>
-              <w:pStyle w:val="TableParagraph"/>
-              <w:spacing w:before="80" w:after="80" w:line="276" w:lineRule="auto"/>
-              <w:ind w:left="180" w:right="137"/>
-              <w:rPr>
-                <w:rFonts w:cstheme="minorHAnsi"/>
-                <w:bCs/>
-              </w:rPr>
-            </w:pPr>
-            <w:r>
-              <w:t>A01:2025 - Broken Access Control</w:t>
-            </w:r>
-          </w:p>
-        </w:tc>
-        <w:tc>
-          <w:tcPr>
-            <w:tcW w:w="905" w:type="pct"/>
-            <w:tcBorders>
-              <w:top w:val="single" w:sz="4" w:space="0" w:color="BFBFBF"/>
-              <w:left w:val="single" w:sz="4" w:space="0" w:color="BFBFBF"/>
-              <w:bottom w:val="single" w:sz="4" w:space="0" w:color="BFBFBF"/>
-              <w:right w:val="single" w:sz="4" w:space="0" w:color="BFBFBF"/>
-            </w:tcBorders>
-            <w:vAlign w:val="center"/>
-            <w:hideMark/>
-          </w:tcPr>
-          <w:p>
-            <w:pPr>
-              <w:pStyle w:val="TableParagraph"/>
-              <w:spacing w:before="80" w:after="80" w:line="276" w:lineRule="auto"/>
-              <w:ind w:left="6"/>
-              <w:rPr>
-                <w:rFonts w:cstheme="minorHAnsi"/>
-                <w:bCs/>
-              </w:rPr>
-            </w:pPr>
-            <w:r>
-              <w:rPr>
-                <w:rFonts w:cstheme="minorHAnsi"/>
-                <w:bCs/>
-              </w:rPr>
-              <w:t>Done</w:t>
-            </w:r>
-          </w:p>
-        </w:tc>
-        <w:tc>
-          <w:tcPr>
-            <w:tcW w:w="1204" w:type="pct"/>
-            <w:tcBorders>
-              <w:top w:val="single" w:sz="4" w:space="0" w:color="BFBFBF"/>
-              <w:left w:val="single" w:sz="4" w:space="0" w:color="BFBFBF"/>
-              <w:bottom w:val="single" w:sz="4" w:space="0" w:color="BFBFBF"/>
-              <w:right w:val="single" w:sz="4" w:space="0" w:color="BFBFBF"/>
-            </w:tcBorders>
-            <w:shd w:val="clear" w:color="auto" w:fill="92D050"/>
-            <w:vAlign w:val="center"/>
-            <w:hideMark/>
-          </w:tcPr>
-          <w:p>
-            <w:pPr>
-              <w:pStyle w:val="TableParagraph"/>
-              <w:spacing w:before="80" w:after="80" w:line="276" w:lineRule="auto"/>
-              <w:ind w:left="752" w:right="751"/>
-              <w:rPr>
-                <w:rFonts w:cstheme="minorHAnsi"/>
-                <w:bCs/>
-              </w:rPr>
-            </w:pPr>
-            <w:r>
-              <w:rPr>
-                <w:rFonts w:cstheme="minorHAnsi"/>
-                <w:bCs/>
-              </w:rPr>
-              <w:t>Passed</w:t>
-            </w:r>
-          </w:p>
-        </w:tc>
-      </w:tr>
-      <w:tr>
-        <w:trPr>
-          <w:trHeight w:val="20"/>
-        </w:trPr>
-        <w:tc>
-          <w:tcPr>
-            <w:tcW w:w="337" w:type="pct"/>
-            <w:tcBorders>
-              <w:top w:val="single" w:sz="4" w:space="0" w:color="BFBFBF"/>
-              <w:left w:val="single" w:sz="4" w:space="0" w:color="BFBFBF"/>
-              <w:bottom w:val="single" w:sz="4" w:space="0" w:color="BFBFBF"/>
-              <w:right w:val="single" w:sz="4" w:space="0" w:color="BFBFBF"/>
-            </w:tcBorders>
-            <w:vAlign w:val="center"/>
-          </w:tcPr>
-          <w:p>
-            <w:pPr>
-              <w:pStyle w:val="TableParagraph"/>
-              <w:numPr>
-                <w:ilvl w:val="0"/>
-                <w:numId w:val="8"/>
-              </w:numPr>
-              <w:spacing w:before="80" w:after="80" w:line="276" w:lineRule="auto"/>
-              <w:rPr>
-                <w:rFonts w:cstheme="minorHAnsi"/>
-                <w:bCs/>
-              </w:rPr>
-            </w:pPr>
-          </w:p>
-        </w:tc>
-        <w:tc>
-          <w:tcPr>
-            <w:tcW w:w="2554" w:type="pct"/>
-            <w:tcBorders>
-              <w:top w:val="single" w:sz="4" w:space="0" w:color="BFBFBF"/>
-              <w:left w:val="single" w:sz="4" w:space="0" w:color="BFBFBF"/>
-              <w:bottom w:val="single" w:sz="4" w:space="0" w:color="BFBFBF"/>
-              <w:right w:val="single" w:sz="4" w:space="0" w:color="BFBFBF"/>
-            </w:tcBorders>
-            <w:hideMark/>
-          </w:tcPr>
-          <w:p>
-            <w:pPr>
-              <w:pStyle w:val="TableParagraph"/>
-              <w:spacing w:before="80" w:after="80" w:line="276" w:lineRule="auto"/>
-              <w:ind w:left="180" w:right="137"/>
-              <w:rPr>
-                <w:rFonts w:cstheme="minorHAnsi"/>
-                <w:bCs/>
-              </w:rPr>
-            </w:pPr>
-            <w:r>
-              <w:t>A02:2025 - Security Misconfiguration</w:t>
-            </w:r>
-          </w:p>
-        </w:tc>
-        <w:tc>
-          <w:tcPr>
-            <w:tcW w:w="905" w:type="pct"/>
-            <w:tcBorders>
-              <w:top w:val="single" w:sz="4" w:space="0" w:color="BFBFBF"/>
-              <w:left w:val="single" w:sz="4" w:space="0" w:color="BFBFBF"/>
-              <w:bottom w:val="single" w:sz="4" w:space="0" w:color="BFBFBF"/>
-              <w:right w:val="single" w:sz="4" w:space="0" w:color="BFBFBF"/>
-            </w:tcBorders>
-            <w:vAlign w:val="center"/>
-            <w:hideMark/>
-          </w:tcPr>
-          <w:p>
-            <w:pPr>
-              <w:pStyle w:val="TableParagraph"/>
-              <w:spacing w:before="80" w:after="80" w:line="276" w:lineRule="auto"/>
-              <w:ind w:left="6"/>
-              <w:rPr>
-                <w:rFonts w:cstheme="minorHAnsi"/>
-                <w:bCs/>
-              </w:rPr>
-            </w:pPr>
-            <w:r>
-              <w:rPr>
-                <w:rFonts w:cstheme="minorHAnsi"/>
-                <w:bCs/>
-              </w:rPr>
-              <w:t>Done</w:t>
-            </w:r>
-          </w:p>
-        </w:tc>
-        <w:tc>
-          <w:tcPr>
-            <w:tcW w:w="1204" w:type="pct"/>
-            <w:tcBorders>
-              <w:top w:val="single" w:sz="4" w:space="0" w:color="BFBFBF"/>
-              <w:left w:val="single" w:sz="4" w:space="0" w:color="BFBFBF"/>
-              <w:bottom w:val="single" w:sz="4" w:space="0" w:color="BFBFBF"/>
-              <w:right w:val="single" w:sz="4" w:space="0" w:color="BFBFBF"/>
-            </w:tcBorders>
-            <w:shd w:val="clear" w:color="auto" w:fill="92D050"/>
-            <w:vAlign w:val="center"/>
-            <w:hideMark/>
-          </w:tcPr>
-          <w:p>
-            <w:pPr>
-              <w:pStyle w:val="TableParagraph"/>
-              <w:spacing w:before="80" w:after="80" w:line="276" w:lineRule="auto"/>
-              <w:ind w:left="752" w:right="751"/>
-              <w:rPr>
-                <w:rFonts w:cstheme="minorHAnsi"/>
-                <w:bCs/>
-              </w:rPr>
-            </w:pPr>
-            <w:r>
-              <w:rPr>
-                <w:rFonts w:cstheme="minorHAnsi"/>
-                <w:bCs/>
-              </w:rPr>
-              <w:t>Passed</w:t>
-            </w:r>
-          </w:p>
-        </w:tc>
-      </w:tr>
-      <w:tr>
-        <w:trPr>
-          <w:trHeight w:val="20"/>
-        </w:trPr>
-        <w:tc>
-          <w:tcPr>
-            <w:tcW w:w="337" w:type="pct"/>
-            <w:tcBorders>
-              <w:top w:val="single" w:sz="4" w:space="0" w:color="BFBFBF"/>
-              <w:left w:val="single" w:sz="4" w:space="0" w:color="BFBFBF"/>
-              <w:bottom w:val="single" w:sz="4" w:space="0" w:color="BFBFBF"/>
-              <w:right w:val="single" w:sz="4" w:space="0" w:color="BFBFBF"/>
-            </w:tcBorders>
-            <w:vAlign w:val="center"/>
-          </w:tcPr>
-          <w:p>
-            <w:pPr>
-              <w:pStyle w:val="TableParagraph"/>
-              <w:numPr>
-                <w:ilvl w:val="0"/>
-                <w:numId w:val="8"/>
-              </w:numPr>
-              <w:spacing w:before="80" w:after="80" w:line="276" w:lineRule="auto"/>
-              <w:rPr>
-                <w:rFonts w:cstheme="minorHAnsi"/>
-                <w:bCs/>
-              </w:rPr>
-            </w:pPr>
-          </w:p>
-        </w:tc>
-        <w:tc>
-          <w:tcPr>
-            <w:tcW w:w="2554" w:type="pct"/>
-            <w:tcBorders>
-              <w:top w:val="single" w:sz="4" w:space="0" w:color="BFBFBF"/>
-              <w:left w:val="single" w:sz="4" w:space="0" w:color="BFBFBF"/>
-              <w:bottom w:val="single" w:sz="4" w:space="0" w:color="BFBFBF"/>
-              <w:right w:val="single" w:sz="4" w:space="0" w:color="BFBFBF"/>
-            </w:tcBorders>
-            <w:hideMark/>
-          </w:tcPr>
-          <w:p>
-            <w:pPr>
-              <w:pStyle w:val="TableParagraph"/>
-              <w:spacing w:before="80" w:after="80" w:line="276" w:lineRule="auto"/>
-              <w:ind w:left="180" w:right="137"/>
-              <w:rPr>
-                <w:rFonts w:cstheme="minorHAnsi"/>
-                <w:bCs/>
-              </w:rPr>
-            </w:pPr>
-            <w:r>
-              <w:t>A03:2025 - Software Supply Chain Failures</w:t>
-            </w:r>
-          </w:p>
-        </w:tc>
-        <w:tc>
-          <w:tcPr>
-            <w:tcW w:w="905" w:type="pct"/>
-            <w:tcBorders>
-              <w:top w:val="single" w:sz="4" w:space="0" w:color="BFBFBF"/>
-              <w:left w:val="single" w:sz="4" w:space="0" w:color="BFBFBF"/>
-              <w:bottom w:val="single" w:sz="4" w:space="0" w:color="BFBFBF"/>
-              <w:right w:val="single" w:sz="4" w:space="0" w:color="BFBFBF"/>
-            </w:tcBorders>
-            <w:vAlign w:val="center"/>
-            <w:hideMark/>
-          </w:tcPr>
-          <w:p>
-            <w:pPr>
-              <w:pStyle w:val="TableParagraph"/>
-              <w:spacing w:before="80" w:after="80" w:line="276" w:lineRule="auto"/>
-              <w:ind w:left="6"/>
-              <w:rPr>
-                <w:rFonts w:cstheme="minorHAnsi"/>
-                <w:bCs/>
-              </w:rPr>
-            </w:pPr>
-            <w:r>
-              <w:rPr>
-                <w:rFonts w:cstheme="minorHAnsi"/>
-                <w:bCs/>
-              </w:rPr>
-              <w:t>Done</w:t>
-            </w:r>
-          </w:p>
-        </w:tc>
-        <w:tc>
-          <w:tcPr>
-            <w:tcW w:w="1204" w:type="pct"/>
-            <w:tcBorders>
-              <w:top w:val="single" w:sz="4" w:space="0" w:color="BFBFBF"/>
-              <w:left w:val="single" w:sz="4" w:space="0" w:color="BFBFBF"/>
-              <w:bottom w:val="single" w:sz="4" w:space="0" w:color="BFBFBF"/>
-              <w:right w:val="single" w:sz="4" w:space="0" w:color="BFBFBF"/>
-            </w:tcBorders>
-            <w:shd w:val="clear" w:color="auto" w:fill="92D050"/>
-            <w:vAlign w:val="center"/>
-            <w:hideMark/>
-          </w:tcPr>
-          <w:p>
-            <w:pPr>
-              <w:pStyle w:val="TableParagraph"/>
-              <w:spacing w:before="80" w:after="80" w:line="276" w:lineRule="auto"/>
-              <w:ind w:left="752" w:right="751"/>
-              <w:rPr>
-                <w:rFonts w:cstheme="minorHAnsi"/>
-                <w:bCs/>
-              </w:rPr>
-            </w:pPr>
-            <w:r>
-              <w:rPr>
-                <w:rFonts w:cstheme="minorHAnsi"/>
-                <w:bCs/>
-              </w:rPr>
-              <w:t>Passed</w:t>
-            </w:r>
-          </w:p>
-        </w:tc>
-      </w:tr>
-      <w:tr>
-        <w:trPr>
-          <w:trHeight w:val="20"/>
-        </w:trPr>
-        <w:tc>
-          <w:tcPr>
-            <w:tcW w:w="337" w:type="pct"/>
-            <w:tcBorders>
-              <w:top w:val="single" w:sz="4" w:space="0" w:color="BFBFBF"/>
-              <w:left w:val="single" w:sz="4" w:space="0" w:color="BFBFBF"/>
-              <w:bottom w:val="single" w:sz="4" w:space="0" w:color="BFBFBF"/>
-              <w:right w:val="single" w:sz="4" w:space="0" w:color="BFBFBF"/>
-            </w:tcBorders>
-            <w:vAlign w:val="center"/>
-          </w:tcPr>
-          <w:p>
-            <w:pPr>
-              <w:pStyle w:val="TableParagraph"/>
-              <w:numPr>
-                <w:ilvl w:val="0"/>
-                <w:numId w:val="8"/>
-              </w:numPr>
-              <w:spacing w:before="80" w:after="80" w:line="276" w:lineRule="auto"/>
-              <w:rPr>
-                <w:rFonts w:cstheme="minorHAnsi"/>
-                <w:bCs/>
-              </w:rPr>
-            </w:pPr>
-          </w:p>
-        </w:tc>
-        <w:tc>
-          <w:tcPr>
-            <w:tcW w:w="2554" w:type="pct"/>
-            <w:tcBorders>
-              <w:top w:val="single" w:sz="4" w:space="0" w:color="BFBFBF"/>
-              <w:left w:val="single" w:sz="4" w:space="0" w:color="BFBFBF"/>
-              <w:bottom w:val="single" w:sz="4" w:space="0" w:color="BFBFBF"/>
-              <w:right w:val="single" w:sz="4" w:space="0" w:color="BFBFBF"/>
-            </w:tcBorders>
-            <w:hideMark/>
-          </w:tcPr>
-          <w:p>
-            <w:pPr>
-              <w:pStyle w:val="TableParagraph"/>
-              <w:spacing w:before="80" w:after="80" w:line="276" w:lineRule="auto"/>
-              <w:ind w:left="180" w:right="137"/>
-              <w:rPr>
-                <w:rFonts w:cstheme="minorHAnsi"/>
-                <w:bCs/>
-              </w:rPr>
-            </w:pPr>
-            <w:r>
-              <w:t>A04:2025 - Cryptographic Failures</w:t>
-            </w:r>
-          </w:p>
-        </w:tc>
-        <w:tc>
-          <w:tcPr>
-            <w:tcW w:w="905" w:type="pct"/>
-            <w:tcBorders>
-              <w:top w:val="single" w:sz="4" w:space="0" w:color="BFBFBF"/>
-              <w:left w:val="single" w:sz="4" w:space="0" w:color="BFBFBF"/>
-              <w:bottom w:val="single" w:sz="4" w:space="0" w:color="BFBFBF"/>
-              <w:right w:val="single" w:sz="4" w:space="0" w:color="BFBFBF"/>
-            </w:tcBorders>
-            <w:vAlign w:val="center"/>
-            <w:hideMark/>
-          </w:tcPr>
-          <w:p>
-            <w:pPr>
-              <w:pStyle w:val="TableParagraph"/>
-              <w:spacing w:before="80" w:after="80" w:line="276" w:lineRule="auto"/>
-              <w:ind w:left="6"/>
-              <w:rPr>
-                <w:rFonts w:cstheme="minorHAnsi"/>
-                <w:bCs/>
-              </w:rPr>
-            </w:pPr>
-            <w:r>
-              <w:rPr>
-                <w:rFonts w:cstheme="minorHAnsi"/>
-                <w:bCs/>
-              </w:rPr>
-              <w:t>Done</w:t>
-            </w:r>
-          </w:p>
-        </w:tc>
-        <w:tc>
-          <w:tcPr>
-            <w:tcW w:w="1204" w:type="pct"/>
-            <w:tcBorders>
-              <w:top w:val="single" w:sz="4" w:space="0" w:color="BFBFBF"/>
-              <w:left w:val="single" w:sz="4" w:space="0" w:color="BFBFBF"/>
-              <w:bottom w:val="single" w:sz="4" w:space="0" w:color="BFBFBF"/>
-              <w:right w:val="single" w:sz="4" w:space="0" w:color="BFBFBF"/>
-            </w:tcBorders>
-            <w:shd w:val="clear" w:color="auto" w:fill="92D050"/>
-            <w:vAlign w:val="center"/>
-            <w:hideMark/>
-          </w:tcPr>
-          <w:p>
-            <w:pPr>
-              <w:pStyle w:val="TableParagraph"/>
-              <w:spacing w:before="80" w:after="80" w:line="276" w:lineRule="auto"/>
-              <w:ind w:left="752" w:right="751"/>
-              <w:rPr>
-                <w:rFonts w:cstheme="minorHAnsi"/>
-                <w:bCs/>
-              </w:rPr>
-            </w:pPr>
-            <w:r>
-              <w:rPr>
-                <w:rFonts w:cstheme="minorHAnsi"/>
-                <w:bCs/>
-              </w:rPr>
-              <w:t>Passed</w:t>
-            </w:r>
-          </w:p>
-        </w:tc>
-      </w:tr>
-      <w:tr>
-        <w:trPr>
-          <w:trHeight w:val="20"/>
-        </w:trPr>
-        <w:tc>
-          <w:tcPr>
-            <w:tcW w:w="337" w:type="pct"/>
-            <w:tcBorders>
-              <w:top w:val="single" w:sz="4" w:space="0" w:color="BFBFBF"/>
-              <w:left w:val="single" w:sz="4" w:space="0" w:color="BFBFBF"/>
-              <w:bottom w:val="single" w:sz="4" w:space="0" w:color="BFBFBF"/>
-              <w:right w:val="single" w:sz="4" w:space="0" w:color="BFBFBF"/>
-            </w:tcBorders>
-            <w:vAlign w:val="center"/>
-          </w:tcPr>
-          <w:p>
-            <w:pPr>
-              <w:pStyle w:val="TableParagraph"/>
-              <w:numPr>
-                <w:ilvl w:val="0"/>
-                <w:numId w:val="8"/>
-              </w:numPr>
-              <w:spacing w:before="80" w:after="80" w:line="276" w:lineRule="auto"/>
-              <w:rPr>
-                <w:rFonts w:cstheme="minorHAnsi"/>
-                <w:bCs/>
-              </w:rPr>
-            </w:pPr>
-          </w:p>
-        </w:tc>
-        <w:tc>
-          <w:tcPr>
-            <w:tcW w:w="2554" w:type="pct"/>
-            <w:tcBorders>
-              <w:top w:val="single" w:sz="4" w:space="0" w:color="BFBFBF"/>
-              <w:left w:val="single" w:sz="4" w:space="0" w:color="BFBFBF"/>
-              <w:bottom w:val="single" w:sz="4" w:space="0" w:color="BFBFBF"/>
-              <w:right w:val="single" w:sz="4" w:space="0" w:color="BFBFBF"/>
-            </w:tcBorders>
-            <w:hideMark/>
-          </w:tcPr>
-          <w:p>
-            <w:pPr>
-              <w:pStyle w:val="TableParagraph"/>
-              <w:spacing w:before="80" w:after="80" w:line="276" w:lineRule="auto"/>
-              <w:ind w:left="180" w:right="137"/>
-              <w:rPr>
-                <w:rFonts w:cstheme="minorHAnsi"/>
-                <w:bCs/>
-              </w:rPr>
-            </w:pPr>
-            <w:r>
-              <w:t>A05:2025 - Injection</w:t>
-            </w:r>
-          </w:p>
-        </w:tc>
-        <w:tc>
-          <w:tcPr>
-            <w:tcW w:w="905" w:type="pct"/>
-            <w:tcBorders>
-              <w:top w:val="single" w:sz="4" w:space="0" w:color="BFBFBF"/>
-              <w:left w:val="single" w:sz="4" w:space="0" w:color="BFBFBF"/>
-              <w:bottom w:val="single" w:sz="4" w:space="0" w:color="BFBFBF"/>
-              <w:right w:val="single" w:sz="4" w:space="0" w:color="BFBFBF"/>
-            </w:tcBorders>
-            <w:vAlign w:val="center"/>
-            <w:hideMark/>
-          </w:tcPr>
-          <w:p>
-            <w:pPr>
-              <w:pStyle w:val="TableParagraph"/>
-              <w:spacing w:before="80" w:after="80" w:line="276" w:lineRule="auto"/>
-              <w:ind w:left="6"/>
-              <w:rPr>
-                <w:rFonts w:cstheme="minorHAnsi"/>
-                <w:bCs/>
-              </w:rPr>
-            </w:pPr>
-            <w:r>
-              <w:rPr>
-                <w:rFonts w:cstheme="minorHAnsi"/>
-                <w:bCs/>
-              </w:rPr>
-              <w:t>Done</w:t>
-            </w:r>
-          </w:p>
-        </w:tc>
-        <w:tc>
-          <w:tcPr>
-            <w:tcW w:w="1204" w:type="pct"/>
-            <w:tcBorders>
-              <w:top w:val="single" w:sz="4" w:space="0" w:color="BFBFBF"/>
-              <w:left w:val="single" w:sz="4" w:space="0" w:color="BFBFBF"/>
-              <w:bottom w:val="single" w:sz="4" w:space="0" w:color="BFBFBF"/>
-              <w:right w:val="single" w:sz="4" w:space="0" w:color="BFBFBF"/>
-            </w:tcBorders>
-            <w:shd w:val="clear" w:color="auto" w:fill="92D050"/>
-            <w:vAlign w:val="center"/>
-            <w:hideMark/>
-          </w:tcPr>
-          <w:p>
-            <w:pPr>
-              <w:pStyle w:val="TableParagraph"/>
-              <w:spacing w:before="80" w:after="80" w:line="276" w:lineRule="auto"/>
-              <w:ind w:left="752" w:right="751"/>
-              <w:rPr>
-                <w:rFonts w:cstheme="minorHAnsi"/>
-                <w:bCs/>
-                <w:sz w:val="20"/>
-                <w:szCs w:val="20"/>
-              </w:rPr>
-            </w:pPr>
-            <w:r>
-              <w:rPr>
-                <w:rFonts w:cstheme="minorHAnsi"/>
-                <w:bCs/>
-              </w:rPr>
-              <w:t>Passed</w:t>
-            </w:r>
-          </w:p>
-        </w:tc>
-      </w:tr>
-      <w:tr>
-        <w:trPr>
-          <w:trHeight w:val="20"/>
-        </w:trPr>
-        <w:tc>
-          <w:tcPr>
-            <w:tcW w:w="337" w:type="pct"/>
-            <w:tcBorders>
-              <w:top w:val="single" w:sz="4" w:space="0" w:color="BFBFBF"/>
-              <w:left w:val="single" w:sz="4" w:space="0" w:color="BFBFBF"/>
-              <w:bottom w:val="single" w:sz="4" w:space="0" w:color="BFBFBF"/>
-              <w:right w:val="single" w:sz="4" w:space="0" w:color="BFBFBF"/>
-            </w:tcBorders>
-            <w:vAlign w:val="center"/>
-          </w:tcPr>
-          <w:p>
-            <w:pPr>
-              <w:pStyle w:val="TableParagraph"/>
-              <w:numPr>
-                <w:ilvl w:val="0"/>
-                <w:numId w:val="8"/>
-              </w:numPr>
-              <w:spacing w:before="80" w:after="80" w:line="276" w:lineRule="auto"/>
-              <w:rPr>
-                <w:rFonts w:cstheme="minorHAnsi"/>
-                <w:bCs/>
-              </w:rPr>
-            </w:pPr>
-          </w:p>
-        </w:tc>
-        <w:tc>
-          <w:tcPr>
-            <w:tcW w:w="2554" w:type="pct"/>
-            <w:tcBorders>
-              <w:top w:val="single" w:sz="4" w:space="0" w:color="BFBFBF"/>
-              <w:left w:val="single" w:sz="4" w:space="0" w:color="BFBFBF"/>
-              <w:bottom w:val="single" w:sz="4" w:space="0" w:color="BFBFBF"/>
-              <w:right w:val="single" w:sz="4" w:space="0" w:color="BFBFBF"/>
-            </w:tcBorders>
-            <w:hideMark/>
-          </w:tcPr>
-          <w:p>
-            <w:pPr>
-              <w:pStyle w:val="TableParagraph"/>
-              <w:spacing w:before="80" w:after="80" w:line="276" w:lineRule="auto"/>
-              <w:ind w:left="180" w:right="137"/>
-              <w:rPr>
-                <w:rFonts w:cstheme="minorHAnsi"/>
-                <w:bCs/>
-              </w:rPr>
-            </w:pPr>
-            <w:r>
-              <w:t>A06:2025 - Insecure Design</w:t>
-            </w:r>
-          </w:p>
-        </w:tc>
-        <w:tc>
-          <w:tcPr>
-            <w:tcW w:w="905" w:type="pct"/>
-            <w:tcBorders>
-              <w:top w:val="single" w:sz="4" w:space="0" w:color="BFBFBF"/>
-              <w:left w:val="single" w:sz="4" w:space="0" w:color="BFBFBF"/>
-              <w:bottom w:val="single" w:sz="4" w:space="0" w:color="BFBFBF"/>
-              <w:right w:val="single" w:sz="4" w:space="0" w:color="BFBFBF"/>
-            </w:tcBorders>
-            <w:vAlign w:val="center"/>
-            <w:hideMark/>
-          </w:tcPr>
-          <w:p>
-            <w:pPr>
-              <w:pStyle w:val="TableParagraph"/>
-              <w:spacing w:before="80" w:after="80" w:line="276" w:lineRule="auto"/>
-              <w:ind w:left="6"/>
-              <w:rPr>
-                <w:rFonts w:cstheme="minorHAnsi"/>
-                <w:bCs/>
-              </w:rPr>
-            </w:pPr>
-            <w:r>
-              <w:rPr>
-                <w:rFonts w:cstheme="minorHAnsi"/>
-                <w:bCs/>
-              </w:rPr>
-              <w:t>Done</w:t>
-            </w:r>
-          </w:p>
-        </w:tc>
-        <w:tc>
-          <w:tcPr>
-            <w:tcW w:w="1204" w:type="pct"/>
-            <w:tcBorders>
-              <w:top w:val="single" w:sz="4" w:space="0" w:color="BFBFBF"/>
-              <w:left w:val="single" w:sz="4" w:space="0" w:color="BFBFBF"/>
-              <w:bottom w:val="single" w:sz="4" w:space="0" w:color="BFBFBF"/>
-              <w:right w:val="single" w:sz="4" w:space="0" w:color="BFBFBF"/>
-            </w:tcBorders>
-            <w:shd w:val="clear" w:color="auto" w:fill="92D050"/>
-            <w:vAlign w:val="center"/>
-            <w:hideMark/>
-          </w:tcPr>
-          <w:p>
-            <w:pPr>
-              <w:pStyle w:val="TableParagraph"/>
-              <w:spacing w:before="80" w:after="80" w:line="276" w:lineRule="auto"/>
-              <w:ind w:left="752" w:right="751"/>
-              <w:rPr>
-                <w:rFonts w:cstheme="minorHAnsi"/>
-                <w:bCs/>
-              </w:rPr>
-            </w:pPr>
-            <w:r>
-              <w:rPr>
-                <w:rFonts w:cstheme="minorHAnsi"/>
-                <w:bCs/>
-              </w:rPr>
-              <w:t>Passed</w:t>
-            </w:r>
-          </w:p>
-        </w:tc>
-      </w:tr>
-      <w:tr>
-        <w:trPr>
-          <w:trHeight w:val="20"/>
-        </w:trPr>
-        <w:tc>
-          <w:tcPr>
-            <w:tcW w:w="337" w:type="pct"/>
-            <w:tcBorders>
-              <w:top w:val="single" w:sz="4" w:space="0" w:color="BFBFBF"/>
-              <w:left w:val="single" w:sz="4" w:space="0" w:color="BFBFBF"/>
-              <w:bottom w:val="single" w:sz="4" w:space="0" w:color="BFBFBF"/>
-              <w:right w:val="single" w:sz="4" w:space="0" w:color="BFBFBF"/>
-            </w:tcBorders>
-            <w:vAlign w:val="center"/>
-          </w:tcPr>
-          <w:p>
-            <w:pPr>
-              <w:pStyle w:val="TableParagraph"/>
-              <w:numPr>
-                <w:ilvl w:val="0"/>
-                <w:numId w:val="8"/>
-              </w:numPr>
-              <w:spacing w:before="80" w:after="80" w:line="276" w:lineRule="auto"/>
-              <w:rPr>
-                <w:rFonts w:cstheme="minorHAnsi"/>
-                <w:bCs/>
-              </w:rPr>
-            </w:pPr>
-          </w:p>
-        </w:tc>
-        <w:tc>
-          <w:tcPr>
-            <w:tcW w:w="2554" w:type="pct"/>
-            <w:tcBorders>
-              <w:top w:val="single" w:sz="4" w:space="0" w:color="BFBFBF"/>
-              <w:left w:val="single" w:sz="4" w:space="0" w:color="BFBFBF"/>
-              <w:bottom w:val="single" w:sz="4" w:space="0" w:color="BFBFBF"/>
-              <w:right w:val="single" w:sz="4" w:space="0" w:color="BFBFBF"/>
-            </w:tcBorders>
-            <w:hideMark/>
-          </w:tcPr>
-          <w:p>
-            <w:pPr>
-              <w:pStyle w:val="TableParagraph"/>
-              <w:spacing w:before="80" w:after="80" w:line="276" w:lineRule="auto"/>
-              <w:ind w:left="180" w:right="137"/>
-              <w:rPr>
-                <w:rFonts w:cstheme="minorHAnsi"/>
-                <w:bCs/>
-              </w:rPr>
-            </w:pPr>
-            <w:r>
-              <w:t>A07:2025 - Authentication Failures</w:t>
-            </w:r>
-          </w:p>
-        </w:tc>
-        <w:tc>
-          <w:tcPr>
-            <w:tcW w:w="905" w:type="pct"/>
-            <w:tcBorders>
-              <w:top w:val="single" w:sz="4" w:space="0" w:color="BFBFBF"/>
-              <w:left w:val="single" w:sz="4" w:space="0" w:color="BFBFBF"/>
-              <w:bottom w:val="single" w:sz="4" w:space="0" w:color="BFBFBF"/>
-              <w:right w:val="single" w:sz="4" w:space="0" w:color="BFBFBF"/>
-            </w:tcBorders>
-            <w:vAlign w:val="center"/>
-            <w:hideMark/>
-          </w:tcPr>
-          <w:p>
-            <w:pPr>
-              <w:pStyle w:val="TableParagraph"/>
-              <w:spacing w:before="80" w:after="80" w:line="276" w:lineRule="auto"/>
-              <w:ind w:left="6"/>
-              <w:rPr>
-                <w:rFonts w:cstheme="minorHAnsi"/>
-                <w:bCs/>
-              </w:rPr>
-            </w:pPr>
-            <w:r>
-              <w:rPr>
-                <w:rFonts w:cstheme="minorHAnsi"/>
-                <w:bCs/>
-              </w:rPr>
-              <w:t>Done</w:t>
-            </w:r>
-          </w:p>
-        </w:tc>
-        <w:tc>
-          <w:tcPr>
-            <w:tcW w:w="1204" w:type="pct"/>
-            <w:tcBorders>
-              <w:top w:val="single" w:sz="4" w:space="0" w:color="BFBFBF"/>
-              <w:left w:val="single" w:sz="4" w:space="0" w:color="BFBFBF"/>
-              <w:bottom w:val="single" w:sz="4" w:space="0" w:color="BFBFBF"/>
-              <w:right w:val="single" w:sz="4" w:space="0" w:color="BFBFBF"/>
-            </w:tcBorders>
-            <w:shd w:val="clear" w:color="auto" w:fill="92D050"/>
-            <w:vAlign w:val="center"/>
-            <w:hideMark/>
-          </w:tcPr>
-          <w:p>
-            <w:pPr>
-              <w:pStyle w:val="TableParagraph"/>
-              <w:spacing w:before="80" w:after="80" w:line="276" w:lineRule="auto"/>
-              <w:ind w:left="752" w:right="751"/>
-              <w:rPr>
-                <w:rFonts w:cstheme="minorHAnsi"/>
-                <w:bCs/>
-              </w:rPr>
-            </w:pPr>
-            <w:r>
-              <w:rPr>
-                <w:rFonts w:cstheme="minorHAnsi"/>
-                <w:bCs/>
-              </w:rPr>
-              <w:t>Passed</w:t>
-            </w:r>
-          </w:p>
-        </w:tc>
-      </w:tr>
-      <w:tr>
-        <w:trPr>
-          <w:trHeight w:val="20"/>
-        </w:trPr>
-        <w:tc>
-          <w:tcPr>
-            <w:tcW w:w="337" w:type="pct"/>
-            <w:tcBorders>
-              <w:top w:val="single" w:sz="4" w:space="0" w:color="BFBFBF"/>
-              <w:left w:val="single" w:sz="4" w:space="0" w:color="BFBFBF"/>
-              <w:bottom w:val="single" w:sz="4" w:space="0" w:color="BFBFBF"/>
-              <w:right w:val="single" w:sz="4" w:space="0" w:color="BFBFBF"/>
-            </w:tcBorders>
-            <w:vAlign w:val="center"/>
-          </w:tcPr>
-          <w:p>
-            <w:pPr>
-              <w:pStyle w:val="TableParagraph"/>
-              <w:numPr>
-                <w:ilvl w:val="0"/>
-                <w:numId w:val="8"/>
-              </w:numPr>
-              <w:spacing w:before="80" w:after="80" w:line="276" w:lineRule="auto"/>
-              <w:rPr>
-                <w:rFonts w:cstheme="minorHAnsi"/>
-                <w:bCs/>
-              </w:rPr>
-            </w:pPr>
-          </w:p>
-        </w:tc>
-        <w:tc>
-          <w:tcPr>
-            <w:tcW w:w="2554" w:type="pct"/>
-            <w:tcBorders>
-              <w:top w:val="single" w:sz="4" w:space="0" w:color="BFBFBF"/>
-              <w:left w:val="single" w:sz="4" w:space="0" w:color="BFBFBF"/>
-              <w:bottom w:val="single" w:sz="4" w:space="0" w:color="BFBFBF"/>
-              <w:right w:val="single" w:sz="4" w:space="0" w:color="BFBFBF"/>
-            </w:tcBorders>
-            <w:hideMark/>
-          </w:tcPr>
-          <w:p>
-            <w:pPr>
-              <w:pStyle w:val="TableParagraph"/>
-              <w:spacing w:before="80" w:after="80" w:line="276" w:lineRule="auto"/>
-              <w:ind w:left="180" w:right="137"/>
-              <w:rPr>
-                <w:rFonts w:cstheme="minorHAnsi"/>
-                <w:bCs/>
-              </w:rPr>
-            </w:pPr>
-            <w:r>
-              <w:t>A08:2025 - Software or Data Integrity Failures</w:t>
-            </w:r>
-          </w:p>
-        </w:tc>
-        <w:tc>
-          <w:tcPr>
-            <w:tcW w:w="905" w:type="pct"/>
-            <w:tcBorders>
-              <w:top w:val="single" w:sz="4" w:space="0" w:color="BFBFBF"/>
-              <w:left w:val="single" w:sz="4" w:space="0" w:color="BFBFBF"/>
-              <w:bottom w:val="single" w:sz="4" w:space="0" w:color="BFBFBF"/>
-              <w:right w:val="single" w:sz="4" w:space="0" w:color="BFBFBF"/>
-            </w:tcBorders>
-            <w:vAlign w:val="center"/>
-            <w:hideMark/>
-          </w:tcPr>
-          <w:p>
-            <w:pPr>
-              <w:pStyle w:val="TableParagraph"/>
-              <w:spacing w:before="80" w:after="80" w:line="276" w:lineRule="auto"/>
-              <w:ind w:left="6"/>
-              <w:rPr>
-                <w:rFonts w:cstheme="minorHAnsi"/>
-                <w:bCs/>
-              </w:rPr>
-            </w:pPr>
-            <w:r>
-              <w:rPr>
-                <w:rFonts w:cstheme="minorHAnsi"/>
-                <w:bCs/>
-              </w:rPr>
-              <w:t>Done</w:t>
-            </w:r>
-          </w:p>
-        </w:tc>
-        <w:tc>
-          <w:tcPr>
-            <w:tcW w:w="1204" w:type="pct"/>
-            <w:tcBorders>
-              <w:top w:val="single" w:sz="4" w:space="0" w:color="BFBFBF"/>
-              <w:left w:val="single" w:sz="4" w:space="0" w:color="BFBFBF"/>
-              <w:bottom w:val="single" w:sz="4" w:space="0" w:color="BFBFBF"/>
-              <w:right w:val="single" w:sz="4" w:space="0" w:color="BFBFBF"/>
-            </w:tcBorders>
-            <w:shd w:val="clear" w:color="auto" w:fill="92D050"/>
-            <w:vAlign w:val="center"/>
-            <w:hideMark/>
-          </w:tcPr>
-          <w:p>
-            <w:pPr>
-              <w:pStyle w:val="TableParagraph"/>
-              <w:spacing w:before="80" w:after="80" w:line="276" w:lineRule="auto"/>
-              <w:ind w:left="752" w:right="751"/>
-              <w:rPr>
-                <w:rFonts w:cstheme="minorHAnsi"/>
-                <w:bCs/>
-              </w:rPr>
-            </w:pPr>
-            <w:r>
-              <w:rPr>
-                <w:rFonts w:cstheme="minorHAnsi"/>
-                <w:bCs/>
-              </w:rPr>
-              <w:t>Passed</w:t>
-            </w:r>
-          </w:p>
-        </w:tc>
-      </w:tr>
-      <w:tr>
-        <w:trPr>
-          <w:trHeight w:val="20"/>
-        </w:trPr>
-        <w:tc>
-          <w:tcPr>
-            <w:tcW w:w="337" w:type="pct"/>
-            <w:tcBorders>
-              <w:top w:val="single" w:sz="4" w:space="0" w:color="BFBFBF"/>
-              <w:left w:val="single" w:sz="4" w:space="0" w:color="BFBFBF"/>
-              <w:bottom w:val="single" w:sz="4" w:space="0" w:color="BFBFBF"/>
-              <w:right w:val="single" w:sz="4" w:space="0" w:color="BFBFBF"/>
-            </w:tcBorders>
-            <w:vAlign w:val="center"/>
-          </w:tcPr>
-          <w:p>
-            <w:pPr>
-              <w:pStyle w:val="TableParagraph"/>
-              <w:numPr>
-                <w:ilvl w:val="0"/>
-                <w:numId w:val="8"/>
-              </w:numPr>
-              <w:spacing w:before="80" w:after="80" w:line="276" w:lineRule="auto"/>
-              <w:rPr>
-                <w:rFonts w:cstheme="minorHAnsi"/>
-                <w:bCs/>
-              </w:rPr>
-            </w:pPr>
-          </w:p>
-        </w:tc>
-        <w:tc>
-          <w:tcPr>
-            <w:tcW w:w="2554" w:type="pct"/>
-            <w:tcBorders>
-              <w:top w:val="single" w:sz="4" w:space="0" w:color="BFBFBF"/>
-              <w:left w:val="single" w:sz="4" w:space="0" w:color="BFBFBF"/>
-              <w:bottom w:val="single" w:sz="4" w:space="0" w:color="BFBFBF"/>
-              <w:right w:val="single" w:sz="4" w:space="0" w:color="BFBFBF"/>
-            </w:tcBorders>
-            <w:hideMark/>
-          </w:tcPr>
-          <w:p>
-            <w:pPr>
-              <w:pStyle w:val="TableParagraph"/>
-              <w:spacing w:before="80" w:after="80" w:line="276" w:lineRule="auto"/>
-              <w:ind w:left="180" w:right="137"/>
-              <w:rPr>
-                <w:rFonts w:cstheme="minorHAnsi"/>
-                <w:bCs/>
-              </w:rPr>
-            </w:pPr>
-            <w:r>
-              <w:t>A09:2025 - Logging &amp; Alerting Failures</w:t>
-            </w:r>
-          </w:p>
-        </w:tc>
-        <w:tc>
-          <w:tcPr>
-            <w:tcW w:w="905" w:type="pct"/>
-            <w:tcBorders>
-              <w:top w:val="single" w:sz="4" w:space="0" w:color="BFBFBF"/>
-              <w:left w:val="single" w:sz="4" w:space="0" w:color="BFBFBF"/>
-              <w:bottom w:val="single" w:sz="4" w:space="0" w:color="BFBFBF"/>
-              <w:right w:val="single" w:sz="4" w:space="0" w:color="BFBFBF"/>
-            </w:tcBorders>
-            <w:vAlign w:val="center"/>
-            <w:hideMark/>
-          </w:tcPr>
-          <w:p>
-            <w:pPr>
-              <w:pStyle w:val="TableParagraph"/>
-              <w:spacing w:before="80" w:after="80" w:line="276" w:lineRule="auto"/>
-              <w:ind w:left="6"/>
-              <w:rPr>
-                <w:rFonts w:cstheme="minorHAnsi"/>
-                <w:bCs/>
-              </w:rPr>
-            </w:pPr>
-            <w:r>
-              <w:rPr>
-                <w:rFonts w:cstheme="minorHAnsi"/>
-                <w:bCs/>
-              </w:rPr>
-              <w:t>Done</w:t>
-            </w:r>
-          </w:p>
-        </w:tc>
-        <w:tc>
-          <w:tcPr>
-            <w:tcW w:w="1204" w:type="pct"/>
-            <w:tcBorders>
-              <w:top w:val="single" w:sz="4" w:space="0" w:color="BFBFBF"/>
-              <w:left w:val="single" w:sz="4" w:space="0" w:color="BFBFBF"/>
-              <w:bottom w:val="single" w:sz="4" w:space="0" w:color="BFBFBF"/>
-              <w:right w:val="single" w:sz="4" w:space="0" w:color="BFBFBF"/>
-            </w:tcBorders>
-            <w:shd w:val="clear" w:color="auto" w:fill="92D050"/>
-            <w:vAlign w:val="center"/>
-            <w:hideMark/>
-          </w:tcPr>
-          <w:p>
-            <w:pPr>
-              <w:pStyle w:val="TableParagraph"/>
-              <w:spacing w:before="80" w:after="80" w:line="276" w:lineRule="auto"/>
-              <w:ind w:left="752" w:right="751"/>
-              <w:rPr>
-                <w:rFonts w:cstheme="minorHAnsi"/>
-                <w:bCs/>
-              </w:rPr>
-            </w:pPr>
-            <w:r>
-              <w:rPr>
-                <w:rFonts w:cstheme="minorHAnsi"/>
-                <w:bCs/>
-              </w:rPr>
-              <w:t>Passed</w:t>
-            </w:r>
-          </w:p>
-        </w:tc>
-      </w:tr>
-      <w:tr>
-        <w:trPr>
-          <w:trHeight w:val="20"/>
-        </w:trPr>
-        <w:tc>
-          <w:tcPr>
-            <w:tcW w:w="337" w:type="pct"/>
-            <w:tcBorders>
-              <w:top w:val="single" w:sz="4" w:space="0" w:color="BFBFBF"/>
-              <w:left w:val="single" w:sz="4" w:space="0" w:color="BFBFBF"/>
-              <w:bottom w:val="single" w:sz="4" w:space="0" w:color="BFBFBF"/>
-              <w:right w:val="single" w:sz="4" w:space="0" w:color="BFBFBF"/>
-            </w:tcBorders>
-            <w:vAlign w:val="center"/>
-          </w:tcPr>
-          <w:p>
-            <w:pPr>
-              <w:pStyle w:val="TableParagraph"/>
-              <w:numPr>
-                <w:ilvl w:val="0"/>
-                <w:numId w:val="8"/>
-              </w:numPr>
-              <w:spacing w:before="80" w:after="80" w:line="276" w:lineRule="auto"/>
-              <w:rPr>
-                <w:rFonts w:cstheme="minorHAnsi"/>
-                <w:bCs/>
-              </w:rPr>
-            </w:pPr>
-          </w:p>
-        </w:tc>
-        <w:tc>
-          <w:tcPr>
-            <w:tcW w:w="2554" w:type="pct"/>
-            <w:tcBorders>
-              <w:top w:val="single" w:sz="4" w:space="0" w:color="BFBFBF"/>
-              <w:left w:val="single" w:sz="4" w:space="0" w:color="BFBFBF"/>
-              <w:bottom w:val="single" w:sz="4" w:space="0" w:color="BFBFBF"/>
-              <w:right w:val="single" w:sz="4" w:space="0" w:color="BFBFBF"/>
-            </w:tcBorders>
-            <w:hideMark/>
-          </w:tcPr>
-          <w:p>
-            <w:pPr>
-              <w:pStyle w:val="TableParagraph"/>
-              <w:spacing w:before="80" w:after="80" w:line="276" w:lineRule="auto"/>
-              <w:ind w:left="180" w:right="137"/>
-              <w:rPr>
-                <w:rFonts w:cstheme="minorHAnsi"/>
-                <w:bCs/>
-              </w:rPr>
-            </w:pPr>
-            <w:r>
-              <w:t>A10:2025 - Mishandling of Exceptional Conditions</w:t>
-            </w:r>
-          </w:p>
-        </w:tc>
-        <w:tc>
-          <w:tcPr>
-            <w:tcW w:w="905" w:type="pct"/>
-            <w:tcBorders>
-              <w:top w:val="single" w:sz="4" w:space="0" w:color="BFBFBF"/>
-              <w:left w:val="single" w:sz="4" w:space="0" w:color="BFBFBF"/>
-              <w:bottom w:val="single" w:sz="4" w:space="0" w:color="BFBFBF"/>
-              <w:right w:val="single" w:sz="4" w:space="0" w:color="BFBFBF"/>
-            </w:tcBorders>
-            <w:vAlign w:val="center"/>
-            <w:hideMark/>
-          </w:tcPr>
-          <w:p>
-            <w:pPr>
-              <w:pStyle w:val="TableParagraph"/>
-              <w:spacing w:before="80" w:after="80" w:line="276" w:lineRule="auto"/>
-              <w:ind w:left="6"/>
-              <w:rPr>
-                <w:rFonts w:cstheme="minorHAnsi"/>
-                <w:bCs/>
-              </w:rPr>
-            </w:pPr>
-            <w:r>
-              <w:rPr>
-                <w:rFonts w:cstheme="minorHAnsi"/>
-                <w:bCs/>
-              </w:rPr>
-              <w:t>Done</w:t>
-            </w:r>
-          </w:p>
-        </w:tc>
-        <w:tc>
-          <w:tcPr>
-            <w:tcW w:w="1204" w:type="pct"/>
-            <w:tcBorders>
-              <w:top w:val="single" w:sz="4" w:space="0" w:color="BFBFBF"/>
-              <w:left w:val="single" w:sz="4" w:space="0" w:color="BFBFBF"/>
-              <w:bottom w:val="single" w:sz="4" w:space="0" w:color="BFBFBF"/>
-              <w:right w:val="single" w:sz="4" w:space="0" w:color="BFBFBF"/>
-            </w:tcBorders>
-            <w:shd w:val="clear" w:color="auto" w:fill="92D050"/>
-            <w:vAlign w:val="center"/>
-            <w:hideMark/>
-          </w:tcPr>
-          <w:p>
-            <w:pPr>
-              <w:pStyle w:val="TableParagraph"/>
-              <w:spacing w:before="80" w:after="80" w:line="276" w:lineRule="auto"/>
-              <w:ind w:left="752" w:right="751"/>
-              <w:rPr>
-                <w:rFonts w:cstheme="minorHAnsi"/>
-                <w:bCs/>
-              </w:rPr>
-            </w:pPr>
-            <w:r>
-              <w:rPr>
-                <w:rFonts w:cstheme="minorHAnsi"/>
-                <w:bCs/>
-              </w:rPr>
-              <w:t>Passed</w:t>
-            </w:r>
-          </w:p>
-        </w:tc>
-      </w:tr>
-    </w:tbl>
+    <w:p>
+      <w:r>
+        <w:t>${checklist-owasp-web-top-10}</w:t>
+      </w:r>
+    </w:p>
     <w:p>
       <w:pPr>
         <w:rPr>
@@ -19304,15 +11648,18 @@
         </w:rPr>
         <w:t xml:space="preserve"/>
       </w:r>
-      <w:r>
-        <w:rPr>
-          <w:rFonts w:cstheme="minorHAnsi"/>
-          <w:bCs/>
-          <w:szCs w:val="28"/>
-          <w:lang w:val="en-US"/>
-        </w:rPr>
-        <w:t>${app_url}</w:t>
-      </w:r>
+      <w:hyperlink r:id="rIdFaction1" w:history="1">
+        <w:r>
+          <w:rPr>
+            <w:rStyle w:val="Hyperlink"/>
+            <w:rFonts w:cstheme="minorHAnsi"/>
+            <w:bCs/>
+            <w:szCs w:val="28"/>
+            <w:lang w:val="en-US"/>
+          </w:rPr>
+          <w:t>${app_url link}</w:t>
+        </w:r>
+      </w:hyperlink>
       <w:bookmarkEnd w:id="73"/>
     </w:p>
     <w:p>
@@ -19533,7 +11880,12 @@
             </w:r>
             <w:hyperlink r:id="rId26" w:history="1">
               <w:r>
-                <w:t>${cvssString link}</w:t>
+                <w:rPr>
+                  <w:b/>
+                  <w:bCs/>
+                  <w:u w:val="single"/>
+                </w:rPr>
+                <w:t>${cvssLink View CVSS Metrics}</w:t>
               </w:r>
             </w:hyperlink>
             <w:r>
@@ -21800,7 +14152,7 @@
           <w:sz w:val="20"/>
           <w:szCs w:val="20"/>
         </w:rPr>
-        <w:t xml:space="preserve">Cover page and Document Title use ${asmtClient} ${project_name}: ${asmtClient} is the client (organization) name from the client record, ${project_name} an assessment UDF. The client's 'logo' image (Clients &gt; edit &gt; Client images) prints on the cover through ${clientImage logo width=139 height=54} in the top-right text box, and in the footer band through ${clientImage logo width=64 height=25} in the small box after the separator bar; both fit the logo into a fixed box so every client takes the same space. Nothing prints when the client has no 'logo' image. Needs the fork at commit b77a81b or later. Date of Issue is ${today MMMM d, yyyy} (no ordinal suffix). BACKEND: ${asmtAppName} would replace project_name.</w:t>
+        <w:t xml:space="preserve">Cover page and Document Title use ${asmtClient} ${project_name}: ${asmtClient} is the client (organization) name from the client record, ${project_name} an assessment UDF. The client's 'logo' image (Clients &gt; edit &gt; Client images) prints on the cover through ${clientImage logo width=139 height=54} in the top-right text box, and in the footer band through ${clientImage logo width=64 height=25} in the small box after the separator bar; both fit the logo into a fixed box so every client takes the same space. Nothing prints when the client has no 'logo' image. Needs the fork at commit b77a81b or later. Date of Issue is ${issue_date}, an assessment STRING UDF typed as it should print (e.g. September 26th, 2026). The 1.1 Document Title uses ${asmtClient_short_name}, the client's short_name custom field (e.g. NI); the cover keeps the full ${asmtClient}. BACKEND: ${asmtAppName} would replace project_name.</w:t>
       </w:r>
     </w:p>
   </w:comment>
@@ -21836,7 +14188,7 @@
           <w:sz w:val="20"/>
           <w:szCs w:val="20"/>
         </w:rPr>
-        <w:t xml:space="preserve">Row 1 is filled by Faction: ${report_version} (assessment UDF), ${asmtStart}/${asmtEnd} (planned end date), ${asmtAssessors_Comma} (cell must contain only this tag), ${asmt_phase}. Reviewer/approver names are assessment STRING UDFs first_reviewer, second_reviewer, approver; their dates stay manual. BACKEND: ${asmtReviewers_Comma}, ${asmtReviewedAt}, ${asmtEngagementManager}, ${asmtCompleted}.</w:t>
+        <w:t xml:space="preserve">Row 1 is filled by Faction: ${report_version} (assessment UDF), ${asmtStart}/${asmtEnd} (planned end date), ${asmtAssessors_Lines} (one assessor per line; cell must contain only this tag), ${asmt_phase}. Row 2 is a second testing window, ${window2_start}/${window2_end} (assessment STRING UDFs); it prints empty when they are not set. Reviewer/approver names are assessment STRING UDFs first_reviewer, second_reviewer, approver; their dates stay manual. BACKEND: ${asmtReviewers_Comma}, ${asmtReviewedAt}, ${asmtEngagementManager}, ${asmtCompleted}.</w:t>
       </w:r>
     </w:p>
   </w:comment>
@@ -22088,7 +14440,7 @@
           <w:sz w:val="20"/>
           <w:szCs w:val="20"/>
         </w:rPr>
-        <w:t xml:space="preserve">${fiBegin}...${fiEnd} repeats once per finding: heading (${vulnName}, auto-numbered 5.1.N), table, Proof Of Concept (${details}) and the page break. The ${fill} paragraph is removed on generation. Description=${desc}, Recommendation=${rec}, OWASP Top Ten=${category} (Faction's default categories are the OWASP Top 10), Affected Assets=${assetLocation}. Status = ${asmt_phase} (assessment UDF). Vulnerability UDFs: isec_checklist_ref (STRING), impact_narrative (RICH_TEXT - ${impact} is a rating, not text); names shared with the MAPT template. Known limits: the CVSS link text becomes the CVSS vector (BACKEND ${cvssLink text=...}); ${assetLocation} is one string, no per-line list (BACKEND ${assetLocations_Lines}); no finding-to-checklist link (BACKEND ${vulnChecklistRefs_Comma}). Per-target 5.1 groups need Report Sections (Enterprise) - Community renders one block.</w:t>
+        <w:t xml:space="preserve">${fiBegin}...${fiEnd} repeats once per finding: heading (${vulnName}, auto-numbered 5.1.N), table, Proof Of Concept (${details}) and the page break. The ${fill} paragraph is removed on generation. Description=${desc}, Recommendation=${rec}, OWASP Top Ten=${category} (Faction's default categories are the OWASP Top 10), Affected Assets=${assetLocation}. Status = ${asmt_phase} (assessment UDF). Vulnerability UDFs: isec_checklist_ref (STRING), impact_narrative (RICH_TEXT - ${impact} is a rating, not text); names shared with the MAPT template. The CVSS cell is ${cvssScore} (${cvssLink View CVSS Metrics}): the label is linked to the NVD calculator for the finding's vector. Known limits: ${assetLocation} is one string, no per-line list (BACKEND ${assetLocations_Lines}); no finding-to-checklist link (BACKEND ${vulnChecklistRefs_Comma}). Per-target 5.1 groups need Report Sections (Enterprise) - Community renders one block.</w:t>
       </w:r>
     </w:p>
   </w:comment>

--- a/report-templates/templates/web/isec-web-annotated.docx
+++ b/report-templates/templates/web/isec-web-annotated.docx
@@ -473,7 +473,7 @@
                                     <w:szCs w:val="56"/>
                                     <w:lang w:val="en-US"/>
                                   </w:rPr>
-                                  <w:t xml:space="preserve">${asmtClient} ${project_name}</w:t>
+                                  <w:t xml:space="preserve">${asmtName}</w:t>
                                 </w:r>
                                 <w:r>
                                   <w:rPr>
@@ -483,7 +483,7 @@
                                     <w:szCs w:val="56"/>
                                     <w:lang w:val="en-US"/>
                                   </w:rPr>
-                                  <w:t xml:space="preserve"> Penetration Testing Report</w:t>
+                                  <w:t xml:space="preserve"/>
                                 </w:r>
                               </w:p>
                             </w:txbxContent>
@@ -528,7 +528,7 @@
                               <w:szCs w:val="56"/>
                               <w:lang w:val="en-US"/>
                             </w:rPr>
-                            <w:t xml:space="preserve">${asmtClient} ${project_name}</w:t>
+                            <w:t xml:space="preserve">${asmtName}</w:t>
                           </w:r>
                           <w:r>
                             <w:rPr>
@@ -538,7 +538,7 @@
                               <w:szCs w:val="56"/>
                               <w:lang w:val="en-US"/>
                             </w:rPr>
-                            <w:t xml:space="preserve"> Penetration Testing Report</w:t>
+                            <w:t xml:space="preserve"/>
                           </w:r>
                         </w:p>
                       </w:txbxContent>
@@ -2597,19 +2597,19 @@
               <w:rPr>
                 <w:color w:val="000000" w:themeColor="text1"/>
               </w:rPr>
-              <w:t>${asmtClient_short_name} ${project_name}</w:t>
+              <w:t>${asmtName}</w:t>
             </w:r>
             <w:r>
               <w:rPr>
                 <w:color w:val="000000" w:themeColor="text1"/>
               </w:rPr>
-              <w:t xml:space="preserve"> Penetration Testing Report </w:t>
+              <w:t xml:space="preserve"/>
             </w:r>
             <w:r>
               <w:rPr>
                 <w:color w:val="000000" w:themeColor="text1"/>
               </w:rPr>
-              <w:t>v${report_version}</w:t>
+              <w:t/>
             </w:r>
           </w:p>
         </w:tc>
@@ -12059,7 +12059,7 @@
                 <w:rFonts w:cstheme="minorHAnsi"/>
                 <w:szCs w:val="22"/>
               </w:rPr>
-              <w:t>${category}</w:t>
+              <w:t>${checklistItems owasp-web-top-10}</w:t>
             </w:r>
           </w:p>
         </w:tc>
@@ -12127,7 +12127,7 @@
                 <w:rFonts w:cstheme="minorHAnsi"/>
                 <w:szCs w:val="22"/>
               </w:rPr>
-              <w:t>${isec_checklist_ref}</w:t>
+              <w:t>${checklistItems isec-web-penetration-testing-checklist}</w:t>
             </w:r>
           </w:p>
         </w:tc>
@@ -14152,7 +14152,7 @@
           <w:sz w:val="20"/>
           <w:szCs w:val="20"/>
         </w:rPr>
-        <w:t xml:space="preserve">Cover page and Document Title use ${asmtClient} ${project_name}: ${asmtClient} is the client (organization) name from the client record, ${project_name} an assessment UDF. The client's 'logo' image (Clients &gt; edit &gt; Client images) prints on the cover through ${clientImage logo width=139 height=54} in the top-right text box, and in the footer band through ${clientImage logo width=64 height=25} in the small box after the separator bar; both fit the logo into a fixed box so every client takes the same space. Nothing prints when the client has no 'logo' image. Needs the fork at commit b77a81b or later. Date of Issue is ${issue_date}, an assessment STRING UDF typed as it should print (e.g. September 26th, 2026). The 1.1 Document Title uses ${asmtClient_short_name}, the client's short_name custom field (e.g. NI); the cover keeps the full ${asmtClient}. BACKEND: ${asmtAppName} would replace project_name.</w:t>
+        <w:t xml:space="preserve">Cover page and Document Title print ${asmtName}, the assessment name, which Faction sets to Client + Target + Assessment Type when the assessment is created (e.g. Network International TMS Web Application Pentest). ${asmtClient} is still the client name in the disclaimer. The client's 'logo' image (Clients &gt; edit &gt; Client images) prints on the cover through ${clientImage logo width=139 height=54} in the top-right text box, and in the footer band through ${clientImage logo width=64 height=25} in the small box after the separator bar; both fit the logo into a fixed box so every client takes the same space. Nothing prints when the client has no 'logo' image. Needs the fork at commit b77a81b or later. Date of Issue is ${issue_date}, an assessment STRING UDF typed as it should print (e.g. September 26th, 2026). The 1.1 Document Title uses ${asmtClient_short_name}, the client's short_name custom field (e.g. NI); the cover keeps the full ${asmtClient}. BACKEND: ${asmtAppName} would replace project_name.</w:t>
       </w:r>
     </w:p>
   </w:comment>
@@ -14440,7 +14440,7 @@
           <w:sz w:val="20"/>
           <w:szCs w:val="20"/>
         </w:rPr>
-        <w:t xml:space="preserve">${fiBegin}...${fiEnd} repeats once per finding: heading (${vulnName}, auto-numbered 5.1.N), table, Proof Of Concept (${details}) and the page break. The ${fill} paragraph is removed on generation. Description=${desc}, Recommendation=${rec}, OWASP Top Ten=${category} (Faction's default categories are the OWASP Top 10), Affected Assets=${assetLocation}. Status = ${asmt_phase} (assessment UDF). Vulnerability UDFs: isec_checklist_ref (STRING), impact_narrative (RICH_TEXT - ${impact} is a rating, not text); names shared with the MAPT template. The CVSS cell is ${cvssScore} (${cvssLink View CVSS Metrics}): the label is linked to the NVD calculator for the finding's vector. Known limits: ${assetLocation} is one string, no per-line list (BACKEND ${assetLocations_Lines}); no finding-to-checklist link (BACKEND ${vulnChecklistRefs_Comma}). Per-target 5.1 groups need Report Sections (Enterprise) - Community renders one block.</w:t>
+        <w:t xml:space="preserve">${fiBegin}...${fiEnd} repeats once per finding: heading (${vulnName}, auto-numbered 5.1.N), table, Proof Of Concept (${details}) and the page break. The ${fill} paragraph is removed on generation. Description=${desc}, Recommendation=${rec}, OWASP Top Ten=${checklistItems owasp-web-top-10} and iSec Check List=${checklistItems isec-web-penetration-testing-checklist} (the items chosen on the finding from each attached checklist, one per line; choosing one marks it Vulnerable in that checklist), Affected Assets=${assetLocation}. Status = ${asmt_phase} (assessment UDF). Vulnerability UDFs: impact_narrative (RICH_TEXT - ${impact} is a rating, not text); names shared with the MAPT template. The CVSS cell is ${cvssScore} (${cvssLink View CVSS Metrics}): the label is linked to the NVD calculator for the finding's vector. Known limits: ${assetLocation} is one string, no per-line list (BACKEND ${assetLocations_Lines}); no finding-to-checklist link (BACKEND ${vulnChecklistRefs_Comma}). Per-target 5.1 groups need Report Sections (Enterprise) - Community renders one block.</w:t>
       </w:r>
     </w:p>
   </w:comment>
